--- a/practice-05-compose/Практика_05_Кашпирев_МД.docx
+++ b/practice-05-compose/Практика_05_Кашпирев_МД.docx
@@ -42,7 +42,7 @@
                 <w:sz w:val="24"/>
               </w:rPr>
               <w:drawing>
-                <wp:inline distT="0" distB="0" distL="0" distR="0" wp14:anchorId="36C0FE77" wp14:editId="24EEF79E">
+                <wp:inline distT="0" distB="0" distL="0" distR="0" wp14:anchorId="72913A67" wp14:editId="487A855E">
                   <wp:extent cx="1066800" cy="1066800"/>
                   <wp:effectExtent l="0" t="0" r="0" b="0"/>
                   <wp:docPr id="1" name="Рисунок 3"/>
@@ -221,7 +221,7 @@
               <mc:AlternateContent>
                 <mc:Choice Requires="wps">
                   <w:drawing>
-                    <wp:inline distT="0" distB="0" distL="0" distR="0" wp14:anchorId="7E9E40CF" wp14:editId="1829524B">
+                    <wp:inline distT="0" distB="0" distL="0" distR="0" wp14:anchorId="1F5B3C0B" wp14:editId="0A1B441F">
                       <wp:extent cx="5600700" cy="1270"/>
                       <wp:effectExtent l="19050" t="19050" r="19050" b="27305"/>
                       <wp:docPr id="2" name="Прямая соединительная линия 2"/>
@@ -883,7 +883,7 @@
       <w:r>
         <w:fldChar w:fldCharType="separate"/>
       </w:r>
-      <w:hyperlink w:anchor="_Toc242034023" w:history="1">
+      <w:hyperlink w:anchor="_Toc242052035" w:history="1">
         <w:r>
           <w:rPr>
             <w:rStyle w:val="aff8"/>
@@ -911,7 +911,7 @@
             <w:noProof/>
             <w:webHidden/>
           </w:rPr>
-          <w:instrText xml:space="preserve"> PAGEREF _Toc242034023 \h </w:instrText>
+          <w:instrText xml:space="preserve"> PAGEREF _Toc242052035 \h </w:instrText>
         </w:r>
         <w:r>
           <w:rPr>
@@ -956,14 +956,14 @@
           <w:lang w:val="ru-RU" w:eastAsia="ru-RU"/>
         </w:rPr>
       </w:pPr>
-      <w:hyperlink w:anchor="_Toc242034024" w:history="1">
+      <w:hyperlink w:anchor="_Toc242052036" w:history="1">
         <w:r>
           <w:rPr>
             <w:rStyle w:val="aff8"/>
             <w:rFonts w:eastAsiaTheme="majorEastAsia"/>
             <w:noProof/>
           </w:rPr>
-          <w:t>1 Реализация приложения</w:t>
+          <w:t>1 Требования и теоретические основы</w:t>
         </w:r>
         <w:r>
           <w:rPr>
@@ -984,7 +984,7 @@
             <w:noProof/>
             <w:webHidden/>
           </w:rPr>
-          <w:instrText xml:space="preserve"> PAGEREF _Toc242034024 \h </w:instrText>
+          <w:instrText xml:space="preserve"> PAGEREF _Toc242052036 \h </w:instrText>
         </w:r>
         <w:r>
           <w:rPr>
@@ -1017,7 +1017,7 @@
     </w:p>
     <w:p>
       <w:pPr>
-        <w:pStyle w:val="14"/>
+        <w:pStyle w:val="2c"/>
         <w:tabs>
           <w:tab w:val="right" w:leader="dot" w:pos="9345"/>
         </w:tabs>
@@ -1029,14 +1029,14 @@
           <w:lang w:val="ru-RU" w:eastAsia="ru-RU"/>
         </w:rPr>
       </w:pPr>
-      <w:hyperlink w:anchor="_Toc242034025" w:history="1">
+      <w:hyperlink w:anchor="_Toc242052037" w:history="1">
         <w:r>
           <w:rPr>
             <w:rStyle w:val="aff8"/>
             <w:rFonts w:eastAsiaTheme="majorEastAsia"/>
             <w:noProof/>
           </w:rPr>
-          <w:t>2 Запуск и проверка</w:t>
+          <w:t>1.1 Соответствие условиям задания</w:t>
         </w:r>
         <w:r>
           <w:rPr>
@@ -1057,7 +1057,153 @@
             <w:noProof/>
             <w:webHidden/>
           </w:rPr>
-          <w:instrText xml:space="preserve"> PAGEREF _Toc242034025 \h </w:instrText>
+          <w:instrText xml:space="preserve"> PAGEREF _Toc242052037 \h </w:instrText>
+        </w:r>
+        <w:r>
+          <w:rPr>
+            <w:noProof/>
+            <w:webHidden/>
+          </w:rPr>
+        </w:r>
+        <w:r>
+          <w:rPr>
+            <w:noProof/>
+            <w:webHidden/>
+          </w:rPr>
+          <w:fldChar w:fldCharType="separate"/>
+        </w:r>
+        <w:r>
+          <w:rPr>
+            <w:noProof/>
+            <w:webHidden/>
+          </w:rPr>
+          <w:t>4</w:t>
+        </w:r>
+        <w:r>
+          <w:rPr>
+            <w:noProof/>
+            <w:webHidden/>
+          </w:rPr>
+          <w:fldChar w:fldCharType="end"/>
+        </w:r>
+      </w:hyperlink>
+    </w:p>
+    <w:p>
+      <w:pPr>
+        <w:pStyle w:val="2c"/>
+        <w:tabs>
+          <w:tab w:val="right" w:leader="dot" w:pos="9345"/>
+        </w:tabs>
+        <w:rPr>
+          <w:rFonts w:asciiTheme="minorHAnsi" w:eastAsiaTheme="minorEastAsia" w:hAnsiTheme="minorHAnsi" w:cstheme="minorBidi"/>
+          <w:noProof/>
+          <w:color w:val="auto"/>
+          <w:sz w:val="22"/>
+          <w:lang w:val="ru-RU" w:eastAsia="ru-RU"/>
+        </w:rPr>
+      </w:pPr>
+      <w:hyperlink w:anchor="_Toc242052038" w:history="1">
+        <w:r>
+          <w:rPr>
+            <w:rStyle w:val="aff8"/>
+            <w:rFonts w:eastAsiaTheme="majorEastAsia"/>
+            <w:noProof/>
+          </w:rPr>
+          <w:t>1.2 Границы распределённого приложения</w:t>
+        </w:r>
+        <w:r>
+          <w:rPr>
+            <w:noProof/>
+            <w:webHidden/>
+          </w:rPr>
+          <w:tab/>
+        </w:r>
+        <w:r>
+          <w:rPr>
+            <w:noProof/>
+            <w:webHidden/>
+          </w:rPr>
+          <w:fldChar w:fldCharType="begin"/>
+        </w:r>
+        <w:r>
+          <w:rPr>
+            <w:noProof/>
+            <w:webHidden/>
+          </w:rPr>
+          <w:instrText xml:space="preserve"> PAGEREF _Toc242052038 \h </w:instrText>
+        </w:r>
+        <w:r>
+          <w:rPr>
+            <w:noProof/>
+            <w:webHidden/>
+          </w:rPr>
+        </w:r>
+        <w:r>
+          <w:rPr>
+            <w:noProof/>
+            <w:webHidden/>
+          </w:rPr>
+          <w:fldChar w:fldCharType="separate"/>
+        </w:r>
+        <w:r>
+          <w:rPr>
+            <w:noProof/>
+            <w:webHidden/>
+          </w:rPr>
+          <w:t>4</w:t>
+        </w:r>
+        <w:r>
+          <w:rPr>
+            <w:noProof/>
+            <w:webHidden/>
+          </w:rPr>
+          <w:fldChar w:fldCharType="end"/>
+        </w:r>
+      </w:hyperlink>
+    </w:p>
+    <w:p>
+      <w:pPr>
+        <w:pStyle w:val="2c"/>
+        <w:tabs>
+          <w:tab w:val="right" w:leader="dot" w:pos="9345"/>
+        </w:tabs>
+        <w:rPr>
+          <w:rFonts w:asciiTheme="minorHAnsi" w:eastAsiaTheme="minorEastAsia" w:hAnsiTheme="minorHAnsi" w:cstheme="minorBidi"/>
+          <w:noProof/>
+          <w:color w:val="auto"/>
+          <w:sz w:val="22"/>
+          <w:lang w:val="ru-RU" w:eastAsia="ru-RU"/>
+        </w:rPr>
+      </w:pPr>
+      <w:hyperlink w:anchor="_Toc242052039" w:history="1">
+        <w:r>
+          <w:rPr>
+            <w:rStyle w:val="aff8"/>
+            <w:rFonts w:eastAsiaTheme="majorEastAsia"/>
+            <w:noProof/>
+          </w:rPr>
+          <w:t>1.3 Контейнеры конфигурация и готовность</w:t>
+        </w:r>
+        <w:r>
+          <w:rPr>
+            <w:noProof/>
+            <w:webHidden/>
+          </w:rPr>
+          <w:tab/>
+        </w:r>
+        <w:r>
+          <w:rPr>
+            <w:noProof/>
+            <w:webHidden/>
+          </w:rPr>
+          <w:fldChar w:fldCharType="begin"/>
+        </w:r>
+        <w:r>
+          <w:rPr>
+            <w:noProof/>
+            <w:webHidden/>
+          </w:rPr>
+          <w:instrText xml:space="preserve"> PAGEREF _Toc242052039 \h </w:instrText>
         </w:r>
         <w:r>
           <w:rPr>
@@ -1102,14 +1248,14 @@
           <w:lang w:val="ru-RU" w:eastAsia="ru-RU"/>
         </w:rPr>
       </w:pPr>
-      <w:hyperlink w:anchor="_Toc242034026" w:history="1">
+      <w:hyperlink w:anchor="_Toc242052040" w:history="1">
         <w:r>
           <w:rPr>
             <w:rStyle w:val="aff8"/>
             <w:rFonts w:eastAsiaTheme="majorEastAsia"/>
             <w:noProof/>
           </w:rPr>
-          <w:t>2.1 Результаты выполнения</w:t>
+          <w:t>1.4 Маршрутизация и балансировка Traefik</w:t>
         </w:r>
         <w:r>
           <w:rPr>
@@ -1130,7 +1276,7 @@
             <w:noProof/>
             <w:webHidden/>
           </w:rPr>
-          <w:instrText xml:space="preserve"> PAGEREF _Toc242034026 \h </w:instrText>
+          <w:instrText xml:space="preserve"> PAGEREF _Toc242052040 \h </w:instrText>
         </w:r>
         <w:r>
           <w:rPr>
@@ -1150,7 +1296,7 @@
             <w:noProof/>
             <w:webHidden/>
           </w:rPr>
-          <w:t>6</w:t>
+          <w:t>5</w:t>
         </w:r>
         <w:r>
           <w:rPr>
@@ -1175,14 +1321,14 @@
           <w:lang w:val="ru-RU" w:eastAsia="ru-RU"/>
         </w:rPr>
       </w:pPr>
-      <w:hyperlink w:anchor="_Toc242034027" w:history="1">
+      <w:hyperlink w:anchor="_Toc242052041" w:history="1">
         <w:r>
           <w:rPr>
             <w:rStyle w:val="aff8"/>
             <w:rFonts w:eastAsiaTheme="majorEastAsia"/>
             <w:noProof/>
           </w:rPr>
-          <w:t>3 Прохождение BootcampLabs</w:t>
+          <w:t>2 Проектирование и реализация</w:t>
         </w:r>
         <w:r>
           <w:rPr>
@@ -1203,7 +1349,372 @@
             <w:noProof/>
             <w:webHidden/>
           </w:rPr>
-          <w:instrText xml:space="preserve"> PAGEREF _Toc242034027 \h </w:instrText>
+          <w:instrText xml:space="preserve"> PAGEREF _Toc242052041 \h </w:instrText>
+        </w:r>
+        <w:r>
+          <w:rPr>
+            <w:noProof/>
+            <w:webHidden/>
+          </w:rPr>
+        </w:r>
+        <w:r>
+          <w:rPr>
+            <w:noProof/>
+            <w:webHidden/>
+          </w:rPr>
+          <w:fldChar w:fldCharType="separate"/>
+        </w:r>
+        <w:r>
+          <w:rPr>
+            <w:noProof/>
+            <w:webHidden/>
+          </w:rPr>
+          <w:t>7</w:t>
+        </w:r>
+        <w:r>
+          <w:rPr>
+            <w:noProof/>
+            <w:webHidden/>
+          </w:rPr>
+          <w:fldChar w:fldCharType="end"/>
+        </w:r>
+      </w:hyperlink>
+    </w:p>
+    <w:p>
+      <w:pPr>
+        <w:pStyle w:val="2c"/>
+        <w:tabs>
+          <w:tab w:val="right" w:leader="dot" w:pos="9345"/>
+        </w:tabs>
+        <w:rPr>
+          <w:rFonts w:asciiTheme="minorHAnsi" w:eastAsiaTheme="minorEastAsia" w:hAnsiTheme="minorHAnsi" w:cstheme="minorBidi"/>
+          <w:noProof/>
+          <w:color w:val="auto"/>
+          <w:sz w:val="22"/>
+          <w:lang w:val="ru-RU" w:eastAsia="ru-RU"/>
+        </w:rPr>
+      </w:pPr>
+      <w:hyperlink w:anchor="_Toc242052042" w:history="1">
+        <w:r>
+          <w:rPr>
+            <w:rStyle w:val="aff8"/>
+            <w:rFonts w:eastAsiaTheme="majorEastAsia"/>
+            <w:noProof/>
+          </w:rPr>
+          <w:t>2.1 Структура и модель данных</w:t>
+        </w:r>
+        <w:r>
+          <w:rPr>
+            <w:noProof/>
+            <w:webHidden/>
+          </w:rPr>
+          <w:tab/>
+        </w:r>
+        <w:r>
+          <w:rPr>
+            <w:noProof/>
+            <w:webHidden/>
+          </w:rPr>
+          <w:fldChar w:fldCharType="begin"/>
+        </w:r>
+        <w:r>
+          <w:rPr>
+            <w:noProof/>
+            <w:webHidden/>
+          </w:rPr>
+          <w:instrText xml:space="preserve"> PAGEREF _Toc242052042 \h </w:instrText>
+        </w:r>
+        <w:r>
+          <w:rPr>
+            <w:noProof/>
+            <w:webHidden/>
+          </w:rPr>
+        </w:r>
+        <w:r>
+          <w:rPr>
+            <w:noProof/>
+            <w:webHidden/>
+          </w:rPr>
+          <w:fldChar w:fldCharType="separate"/>
+        </w:r>
+        <w:r>
+          <w:rPr>
+            <w:noProof/>
+            <w:webHidden/>
+          </w:rPr>
+          <w:t>7</w:t>
+        </w:r>
+        <w:r>
+          <w:rPr>
+            <w:noProof/>
+            <w:webHidden/>
+          </w:rPr>
+          <w:fldChar w:fldCharType="end"/>
+        </w:r>
+      </w:hyperlink>
+    </w:p>
+    <w:p>
+      <w:pPr>
+        <w:pStyle w:val="2c"/>
+        <w:tabs>
+          <w:tab w:val="right" w:leader="dot" w:pos="9345"/>
+        </w:tabs>
+        <w:rPr>
+          <w:rFonts w:asciiTheme="minorHAnsi" w:eastAsiaTheme="minorEastAsia" w:hAnsiTheme="minorHAnsi" w:cstheme="minorBidi"/>
+          <w:noProof/>
+          <w:color w:val="auto"/>
+          <w:sz w:val="22"/>
+          <w:lang w:val="ru-RU" w:eastAsia="ru-RU"/>
+        </w:rPr>
+      </w:pPr>
+      <w:hyperlink w:anchor="_Toc242052043" w:history="1">
+        <w:r>
+          <w:rPr>
+            <w:rStyle w:val="aff8"/>
+            <w:rFonts w:eastAsiaTheme="majorEastAsia"/>
+            <w:noProof/>
+          </w:rPr>
+          <w:t>2.2 Ответственность сервисов и данные</w:t>
+        </w:r>
+        <w:r>
+          <w:rPr>
+            <w:noProof/>
+            <w:webHidden/>
+          </w:rPr>
+          <w:tab/>
+        </w:r>
+        <w:r>
+          <w:rPr>
+            <w:noProof/>
+            <w:webHidden/>
+          </w:rPr>
+          <w:fldChar w:fldCharType="begin"/>
+        </w:r>
+        <w:r>
+          <w:rPr>
+            <w:noProof/>
+            <w:webHidden/>
+          </w:rPr>
+          <w:instrText xml:space="preserve"> PAGEREF _Toc242052043 \h </w:instrText>
+        </w:r>
+        <w:r>
+          <w:rPr>
+            <w:noProof/>
+            <w:webHidden/>
+          </w:rPr>
+        </w:r>
+        <w:r>
+          <w:rPr>
+            <w:noProof/>
+            <w:webHidden/>
+          </w:rPr>
+          <w:fldChar w:fldCharType="separate"/>
+        </w:r>
+        <w:r>
+          <w:rPr>
+            <w:noProof/>
+            <w:webHidden/>
+          </w:rPr>
+          <w:t>7</w:t>
+        </w:r>
+        <w:r>
+          <w:rPr>
+            <w:noProof/>
+            <w:webHidden/>
+          </w:rPr>
+          <w:fldChar w:fldCharType="end"/>
+        </w:r>
+      </w:hyperlink>
+    </w:p>
+    <w:p>
+      <w:pPr>
+        <w:pStyle w:val="2c"/>
+        <w:tabs>
+          <w:tab w:val="right" w:leader="dot" w:pos="9345"/>
+        </w:tabs>
+        <w:rPr>
+          <w:rFonts w:asciiTheme="minorHAnsi" w:eastAsiaTheme="minorEastAsia" w:hAnsiTheme="minorHAnsi" w:cstheme="minorBidi"/>
+          <w:noProof/>
+          <w:color w:val="auto"/>
+          <w:sz w:val="22"/>
+          <w:lang w:val="ru-RU" w:eastAsia="ru-RU"/>
+        </w:rPr>
+      </w:pPr>
+      <w:hyperlink w:anchor="_Toc242052044" w:history="1">
+        <w:r>
+          <w:rPr>
+            <w:rStyle w:val="aff8"/>
+            <w:rFonts w:eastAsiaTheme="majorEastAsia"/>
+            <w:noProof/>
+          </w:rPr>
+          <w:t>2.3 Межсервисный запрос и ошибки</w:t>
+        </w:r>
+        <w:r>
+          <w:rPr>
+            <w:noProof/>
+            <w:webHidden/>
+          </w:rPr>
+          <w:tab/>
+        </w:r>
+        <w:r>
+          <w:rPr>
+            <w:noProof/>
+            <w:webHidden/>
+          </w:rPr>
+          <w:fldChar w:fldCharType="begin"/>
+        </w:r>
+        <w:r>
+          <w:rPr>
+            <w:noProof/>
+            <w:webHidden/>
+          </w:rPr>
+          <w:instrText xml:space="preserve"> PAGEREF _Toc242052044 \h </w:instrText>
+        </w:r>
+        <w:r>
+          <w:rPr>
+            <w:noProof/>
+            <w:webHidden/>
+          </w:rPr>
+        </w:r>
+        <w:r>
+          <w:rPr>
+            <w:noProof/>
+            <w:webHidden/>
+          </w:rPr>
+          <w:fldChar w:fldCharType="separate"/>
+        </w:r>
+        <w:r>
+          <w:rPr>
+            <w:noProof/>
+            <w:webHidden/>
+          </w:rPr>
+          <w:t>8</w:t>
+        </w:r>
+        <w:r>
+          <w:rPr>
+            <w:noProof/>
+            <w:webHidden/>
+          </w:rPr>
+          <w:fldChar w:fldCharType="end"/>
+        </w:r>
+      </w:hyperlink>
+    </w:p>
+    <w:p>
+      <w:pPr>
+        <w:pStyle w:val="2c"/>
+        <w:tabs>
+          <w:tab w:val="right" w:leader="dot" w:pos="9345"/>
+        </w:tabs>
+        <w:rPr>
+          <w:rFonts w:asciiTheme="minorHAnsi" w:eastAsiaTheme="minorEastAsia" w:hAnsiTheme="minorHAnsi" w:cstheme="minorBidi"/>
+          <w:noProof/>
+          <w:color w:val="auto"/>
+          <w:sz w:val="22"/>
+          <w:lang w:val="ru-RU" w:eastAsia="ru-RU"/>
+        </w:rPr>
+      </w:pPr>
+      <w:hyperlink w:anchor="_Toc242052045" w:history="1">
+        <w:r>
+          <w:rPr>
+            <w:rStyle w:val="aff8"/>
+            <w:rFonts w:eastAsiaTheme="majorEastAsia"/>
+            <w:noProof/>
+          </w:rPr>
+          <w:t>2.4 База конфигурация и запуск реплик</w:t>
+        </w:r>
+        <w:r>
+          <w:rPr>
+            <w:noProof/>
+            <w:webHidden/>
+          </w:rPr>
+          <w:tab/>
+        </w:r>
+        <w:r>
+          <w:rPr>
+            <w:noProof/>
+            <w:webHidden/>
+          </w:rPr>
+          <w:fldChar w:fldCharType="begin"/>
+        </w:r>
+        <w:r>
+          <w:rPr>
+            <w:noProof/>
+            <w:webHidden/>
+          </w:rPr>
+          <w:instrText xml:space="preserve"> PAGEREF _Toc242052045 \h </w:instrText>
+        </w:r>
+        <w:r>
+          <w:rPr>
+            <w:noProof/>
+            <w:webHidden/>
+          </w:rPr>
+        </w:r>
+        <w:r>
+          <w:rPr>
+            <w:noProof/>
+            <w:webHidden/>
+          </w:rPr>
+          <w:fldChar w:fldCharType="separate"/>
+        </w:r>
+        <w:r>
+          <w:rPr>
+            <w:noProof/>
+            <w:webHidden/>
+          </w:rPr>
+          <w:t>8</w:t>
+        </w:r>
+        <w:r>
+          <w:rPr>
+            <w:noProof/>
+            <w:webHidden/>
+          </w:rPr>
+          <w:fldChar w:fldCharType="end"/>
+        </w:r>
+      </w:hyperlink>
+    </w:p>
+    <w:p>
+      <w:pPr>
+        <w:pStyle w:val="2c"/>
+        <w:tabs>
+          <w:tab w:val="right" w:leader="dot" w:pos="9345"/>
+        </w:tabs>
+        <w:rPr>
+          <w:rFonts w:asciiTheme="minorHAnsi" w:eastAsiaTheme="minorEastAsia" w:hAnsiTheme="minorHAnsi" w:cstheme="minorBidi"/>
+          <w:noProof/>
+          <w:color w:val="auto"/>
+          <w:sz w:val="22"/>
+          <w:lang w:val="ru-RU" w:eastAsia="ru-RU"/>
+        </w:rPr>
+      </w:pPr>
+      <w:hyperlink w:anchor="_Toc242052046" w:history="1">
+        <w:r>
+          <w:rPr>
+            <w:rStyle w:val="aff8"/>
+            <w:rFonts w:eastAsiaTheme="majorEastAsia"/>
+            <w:noProof/>
+          </w:rPr>
+          <w:t>2.5 Правила Traefik и внешний доступ</w:t>
+        </w:r>
+        <w:r>
+          <w:rPr>
+            <w:noProof/>
+            <w:webHidden/>
+          </w:rPr>
+          <w:tab/>
+        </w:r>
+        <w:r>
+          <w:rPr>
+            <w:noProof/>
+            <w:webHidden/>
+          </w:rPr>
+          <w:fldChar w:fldCharType="begin"/>
+        </w:r>
+        <w:r>
+          <w:rPr>
+            <w:noProof/>
+            <w:webHidden/>
+          </w:rPr>
+          <w:instrText xml:space="preserve"> PAGEREF _Toc242052046 \h </w:instrText>
         </w:r>
         <w:r>
           <w:rPr>
@@ -1236,7 +1747,7 @@
     </w:p>
     <w:p>
       <w:pPr>
-        <w:pStyle w:val="14"/>
+        <w:pStyle w:val="2c"/>
         <w:tabs>
           <w:tab w:val="right" w:leader="dot" w:pos="9345"/>
         </w:tabs>
@@ -1248,14 +1759,14 @@
           <w:lang w:val="ru-RU" w:eastAsia="ru-RU"/>
         </w:rPr>
       </w:pPr>
-      <w:hyperlink w:anchor="_Toc242034028" w:history="1">
+      <w:hyperlink w:anchor="_Toc242052047" w:history="1">
         <w:r>
           <w:rPr>
             <w:rStyle w:val="aff8"/>
             <w:rFonts w:eastAsiaTheme="majorEastAsia"/>
             <w:noProof/>
           </w:rPr>
-          <w:t>ЗАКЛЮЧЕНИЕ</w:t>
+          <w:t>2.6 Контроль работоспособности и отказ реплики</w:t>
         </w:r>
         <w:r>
           <w:rPr>
@@ -1276,7 +1787,80 @@
             <w:noProof/>
             <w:webHidden/>
           </w:rPr>
-          <w:instrText xml:space="preserve"> PAGEREF _Toc242034028 \h </w:instrText>
+          <w:instrText xml:space="preserve"> PAGEREF _Toc242052047 \h </w:instrText>
+        </w:r>
+        <w:r>
+          <w:rPr>
+            <w:noProof/>
+            <w:webHidden/>
+          </w:rPr>
+        </w:r>
+        <w:r>
+          <w:rPr>
+            <w:noProof/>
+            <w:webHidden/>
+          </w:rPr>
+          <w:fldChar w:fldCharType="separate"/>
+        </w:r>
+        <w:r>
+          <w:rPr>
+            <w:noProof/>
+            <w:webHidden/>
+          </w:rPr>
+          <w:t>9</w:t>
+        </w:r>
+        <w:r>
+          <w:rPr>
+            <w:noProof/>
+            <w:webHidden/>
+          </w:rPr>
+          <w:fldChar w:fldCharType="end"/>
+        </w:r>
+      </w:hyperlink>
+    </w:p>
+    <w:p>
+      <w:pPr>
+        <w:pStyle w:val="2c"/>
+        <w:tabs>
+          <w:tab w:val="right" w:leader="dot" w:pos="9345"/>
+        </w:tabs>
+        <w:rPr>
+          <w:rFonts w:asciiTheme="minorHAnsi" w:eastAsiaTheme="minorEastAsia" w:hAnsiTheme="minorHAnsi" w:cstheme="minorBidi"/>
+          <w:noProof/>
+          <w:color w:val="auto"/>
+          <w:sz w:val="22"/>
+          <w:lang w:val="ru-RU" w:eastAsia="ru-RU"/>
+        </w:rPr>
+      </w:pPr>
+      <w:hyperlink w:anchor="_Toc242052048" w:history="1">
+        <w:r>
+          <w:rPr>
+            <w:rStyle w:val="aff8"/>
+            <w:rFonts w:eastAsiaTheme="majorEastAsia"/>
+            <w:noProof/>
+          </w:rPr>
+          <w:t>2.7 Ключевые фрагменты исходного кода</w:t>
+        </w:r>
+        <w:r>
+          <w:rPr>
+            <w:noProof/>
+            <w:webHidden/>
+          </w:rPr>
+          <w:tab/>
+        </w:r>
+        <w:r>
+          <w:rPr>
+            <w:noProof/>
+            <w:webHidden/>
+          </w:rPr>
+          <w:fldChar w:fldCharType="begin"/>
+        </w:r>
+        <w:r>
+          <w:rPr>
+            <w:noProof/>
+            <w:webHidden/>
+          </w:rPr>
+          <w:instrText xml:space="preserve"> PAGEREF _Toc242052048 \h </w:instrText>
         </w:r>
         <w:r>
           <w:rPr>
@@ -1309,18 +1893,602 @@
     </w:p>
     <w:p>
       <w:pPr>
-        <w:ind w:firstLine="0"/>
-      </w:pPr>
-      <w:r>
-        <w:fldChar w:fldCharType="end"/>
-      </w:r>
+        <w:pStyle w:val="14"/>
+        <w:tabs>
+          <w:tab w:val="right" w:leader="dot" w:pos="9345"/>
+        </w:tabs>
+        <w:rPr>
+          <w:rFonts w:asciiTheme="minorHAnsi" w:eastAsiaTheme="minorEastAsia" w:hAnsiTheme="minorHAnsi" w:cstheme="minorBidi"/>
+          <w:noProof/>
+          <w:color w:val="auto"/>
+          <w:sz w:val="22"/>
+          <w:lang w:val="ru-RU" w:eastAsia="ru-RU"/>
+        </w:rPr>
+      </w:pPr>
+      <w:hyperlink w:anchor="_Toc242052049" w:history="1">
+        <w:r>
+          <w:rPr>
+            <w:rStyle w:val="aff8"/>
+            <w:rFonts w:eastAsiaTheme="majorEastAsia"/>
+            <w:noProof/>
+          </w:rPr>
+          <w:t>3 Запуск и проверка результатов</w:t>
+        </w:r>
+        <w:r>
+          <w:rPr>
+            <w:noProof/>
+            <w:webHidden/>
+          </w:rPr>
+          <w:tab/>
+        </w:r>
+        <w:r>
+          <w:rPr>
+            <w:noProof/>
+            <w:webHidden/>
+          </w:rPr>
+          <w:fldChar w:fldCharType="begin"/>
+        </w:r>
+        <w:r>
+          <w:rPr>
+            <w:noProof/>
+            <w:webHidden/>
+          </w:rPr>
+          <w:instrText xml:space="preserve"> PAGEREF _Toc242052049 \h </w:instrText>
+        </w:r>
+        <w:r>
+          <w:rPr>
+            <w:noProof/>
+            <w:webHidden/>
+          </w:rPr>
+        </w:r>
+        <w:r>
+          <w:rPr>
+            <w:noProof/>
+            <w:webHidden/>
+          </w:rPr>
+          <w:fldChar w:fldCharType="separate"/>
+        </w:r>
+        <w:r>
+          <w:rPr>
+            <w:noProof/>
+            <w:webHidden/>
+          </w:rPr>
+          <w:t>12</w:t>
+        </w:r>
+        <w:r>
+          <w:rPr>
+            <w:noProof/>
+            <w:webHidden/>
+          </w:rPr>
+          <w:fldChar w:fldCharType="end"/>
+        </w:r>
+      </w:hyperlink>
     </w:p>
     <w:p>
       <w:pPr>
+        <w:pStyle w:val="2c"/>
+        <w:tabs>
+          <w:tab w:val="right" w:leader="dot" w:pos="9345"/>
+        </w:tabs>
+        <w:rPr>
+          <w:rFonts w:asciiTheme="minorHAnsi" w:eastAsiaTheme="minorEastAsia" w:hAnsiTheme="minorHAnsi" w:cstheme="minorBidi"/>
+          <w:noProof/>
+          <w:color w:val="auto"/>
+          <w:sz w:val="22"/>
+          <w:lang w:val="ru-RU" w:eastAsia="ru-RU"/>
+        </w:rPr>
+      </w:pPr>
+      <w:hyperlink w:anchor="_Toc242052050" w:history="1">
+        <w:r>
+          <w:rPr>
+            <w:rStyle w:val="aff8"/>
+            <w:rFonts w:eastAsiaTheme="majorEastAsia"/>
+            <w:noProof/>
+          </w:rPr>
+          <w:t>3.1 Подготовка окружения и запуск</w:t>
+        </w:r>
+        <w:r>
+          <w:rPr>
+            <w:noProof/>
+            <w:webHidden/>
+          </w:rPr>
+          <w:tab/>
+        </w:r>
+        <w:r>
+          <w:rPr>
+            <w:noProof/>
+            <w:webHidden/>
+          </w:rPr>
+          <w:fldChar w:fldCharType="begin"/>
+        </w:r>
+        <w:r>
+          <w:rPr>
+            <w:noProof/>
+            <w:webHidden/>
+          </w:rPr>
+          <w:instrText xml:space="preserve"> PAGEREF _Toc242052050 \h </w:instrText>
+        </w:r>
+        <w:r>
+          <w:rPr>
+            <w:noProof/>
+            <w:webHidden/>
+          </w:rPr>
+        </w:r>
+        <w:r>
+          <w:rPr>
+            <w:noProof/>
+            <w:webHidden/>
+          </w:rPr>
+          <w:fldChar w:fldCharType="separate"/>
+        </w:r>
+        <w:r>
+          <w:rPr>
+            <w:noProof/>
+            <w:webHidden/>
+          </w:rPr>
+          <w:t>12</w:t>
+        </w:r>
+        <w:r>
+          <w:rPr>
+            <w:noProof/>
+            <w:webHidden/>
+          </w:rPr>
+          <w:fldChar w:fldCharType="end"/>
+        </w:r>
+      </w:hyperlink>
+    </w:p>
+    <w:p>
+      <w:pPr>
+        <w:pStyle w:val="2c"/>
+        <w:tabs>
+          <w:tab w:val="right" w:leader="dot" w:pos="9345"/>
+        </w:tabs>
+        <w:rPr>
+          <w:rFonts w:asciiTheme="minorHAnsi" w:eastAsiaTheme="minorEastAsia" w:hAnsiTheme="minorHAnsi" w:cstheme="minorBidi"/>
+          <w:noProof/>
+          <w:color w:val="auto"/>
+          <w:sz w:val="22"/>
+          <w:lang w:val="ru-RU" w:eastAsia="ru-RU"/>
+        </w:rPr>
+      </w:pPr>
+      <w:hyperlink w:anchor="_Toc242052051" w:history="1">
+        <w:r>
+          <w:rPr>
+            <w:rStyle w:val="aff8"/>
+            <w:rFonts w:eastAsiaTheme="majorEastAsia"/>
+            <w:noProof/>
+          </w:rPr>
+          <w:t>3.2 Сценарии и ожидаемые результаты</w:t>
+        </w:r>
+        <w:r>
+          <w:rPr>
+            <w:noProof/>
+            <w:webHidden/>
+          </w:rPr>
+          <w:tab/>
+        </w:r>
+        <w:r>
+          <w:rPr>
+            <w:noProof/>
+            <w:webHidden/>
+          </w:rPr>
+          <w:fldChar w:fldCharType="begin"/>
+        </w:r>
+        <w:r>
+          <w:rPr>
+            <w:noProof/>
+            <w:webHidden/>
+          </w:rPr>
+          <w:instrText xml:space="preserve"> PAGEREF _Toc242052051 \h </w:instrText>
+        </w:r>
+        <w:r>
+          <w:rPr>
+            <w:noProof/>
+            <w:webHidden/>
+          </w:rPr>
+        </w:r>
+        <w:r>
+          <w:rPr>
+            <w:noProof/>
+            <w:webHidden/>
+          </w:rPr>
+          <w:fldChar w:fldCharType="separate"/>
+        </w:r>
+        <w:r>
+          <w:rPr>
+            <w:noProof/>
+            <w:webHidden/>
+          </w:rPr>
+          <w:t>12</w:t>
+        </w:r>
+        <w:r>
+          <w:rPr>
+            <w:noProof/>
+            <w:webHidden/>
+          </w:rPr>
+          <w:fldChar w:fldCharType="end"/>
+        </w:r>
+      </w:hyperlink>
+    </w:p>
+    <w:p>
+      <w:pPr>
+        <w:pStyle w:val="2c"/>
+        <w:tabs>
+          <w:tab w:val="right" w:leader="dot" w:pos="9345"/>
+        </w:tabs>
+        <w:rPr>
+          <w:rFonts w:asciiTheme="minorHAnsi" w:eastAsiaTheme="minorEastAsia" w:hAnsiTheme="minorHAnsi" w:cstheme="minorBidi"/>
+          <w:noProof/>
+          <w:color w:val="auto"/>
+          <w:sz w:val="22"/>
+          <w:lang w:val="ru-RU" w:eastAsia="ru-RU"/>
+        </w:rPr>
+      </w:pPr>
+      <w:hyperlink w:anchor="_Toc242052052" w:history="1">
+        <w:r>
+          <w:rPr>
+            <w:rStyle w:val="aff8"/>
+            <w:rFonts w:eastAsiaTheme="majorEastAsia"/>
+            <w:noProof/>
+          </w:rPr>
+          <w:t>3.3 Скриншоты выполнения</w:t>
+        </w:r>
+        <w:r>
+          <w:rPr>
+            <w:noProof/>
+            <w:webHidden/>
+          </w:rPr>
+          <w:tab/>
+        </w:r>
+        <w:r>
+          <w:rPr>
+            <w:noProof/>
+            <w:webHidden/>
+          </w:rPr>
+          <w:fldChar w:fldCharType="begin"/>
+        </w:r>
+        <w:r>
+          <w:rPr>
+            <w:noProof/>
+            <w:webHidden/>
+          </w:rPr>
+          <w:instrText xml:space="preserve"> PAGEREF _Toc242052052 \h </w:instrText>
+        </w:r>
+        <w:r>
+          <w:rPr>
+            <w:noProof/>
+            <w:webHidden/>
+          </w:rPr>
+        </w:r>
+        <w:r>
+          <w:rPr>
+            <w:noProof/>
+            <w:webHidden/>
+          </w:rPr>
+          <w:fldChar w:fldCharType="separate"/>
+        </w:r>
+        <w:r>
+          <w:rPr>
+            <w:noProof/>
+            <w:webHidden/>
+          </w:rPr>
+          <w:t>13</w:t>
+        </w:r>
+        <w:r>
+          <w:rPr>
+            <w:noProof/>
+            <w:webHidden/>
+          </w:rPr>
+          <w:fldChar w:fldCharType="end"/>
+        </w:r>
+      </w:hyperlink>
+    </w:p>
+    <w:p>
+      <w:pPr>
+        <w:pStyle w:val="2c"/>
+        <w:tabs>
+          <w:tab w:val="right" w:leader="dot" w:pos="9345"/>
+        </w:tabs>
+        <w:rPr>
+          <w:rFonts w:asciiTheme="minorHAnsi" w:eastAsiaTheme="minorEastAsia" w:hAnsiTheme="minorHAnsi" w:cstheme="minorBidi"/>
+          <w:noProof/>
+          <w:color w:val="auto"/>
+          <w:sz w:val="22"/>
+          <w:lang w:val="ru-RU" w:eastAsia="ru-RU"/>
+        </w:rPr>
+      </w:pPr>
+      <w:hyperlink w:anchor="_Toc242052053" w:history="1">
+        <w:r>
+          <w:rPr>
+            <w:rStyle w:val="aff8"/>
+            <w:rFonts w:eastAsiaTheme="majorEastAsia"/>
+            <w:noProof/>
+          </w:rPr>
+          <w:t>3.4 Ограничения реализации</w:t>
+        </w:r>
+        <w:r>
+          <w:rPr>
+            <w:noProof/>
+            <w:webHidden/>
+          </w:rPr>
+          <w:tab/>
+        </w:r>
+        <w:r>
+          <w:rPr>
+            <w:noProof/>
+            <w:webHidden/>
+          </w:rPr>
+          <w:fldChar w:fldCharType="begin"/>
+        </w:r>
+        <w:r>
+          <w:rPr>
+            <w:noProof/>
+            <w:webHidden/>
+          </w:rPr>
+          <w:instrText xml:space="preserve"> PAGEREF _Toc242052053 \h </w:instrText>
+        </w:r>
+        <w:r>
+          <w:rPr>
+            <w:noProof/>
+            <w:webHidden/>
+          </w:rPr>
+        </w:r>
+        <w:r>
+          <w:rPr>
+            <w:noProof/>
+            <w:webHidden/>
+          </w:rPr>
+          <w:fldChar w:fldCharType="separate"/>
+        </w:r>
+        <w:r>
+          <w:rPr>
+            <w:noProof/>
+            <w:webHidden/>
+          </w:rPr>
+          <w:t>16</w:t>
+        </w:r>
+        <w:r>
+          <w:rPr>
+            <w:noProof/>
+            <w:webHidden/>
+          </w:rPr>
+          <w:fldChar w:fldCharType="end"/>
+        </w:r>
+      </w:hyperlink>
+    </w:p>
+    <w:p>
+      <w:pPr>
+        <w:pStyle w:val="14"/>
+        <w:tabs>
+          <w:tab w:val="right" w:leader="dot" w:pos="9345"/>
+        </w:tabs>
+        <w:rPr>
+          <w:rFonts w:asciiTheme="minorHAnsi" w:eastAsiaTheme="minorEastAsia" w:hAnsiTheme="minorHAnsi" w:cstheme="minorBidi"/>
+          <w:noProof/>
+          <w:color w:val="auto"/>
+          <w:sz w:val="22"/>
+          <w:lang w:val="ru-RU" w:eastAsia="ru-RU"/>
+        </w:rPr>
+      </w:pPr>
+      <w:hyperlink w:anchor="_Toc242052054" w:history="1">
+        <w:r>
+          <w:rPr>
+            <w:rStyle w:val="aff8"/>
+            <w:rFonts w:eastAsiaTheme="majorEastAsia"/>
+            <w:noProof/>
+          </w:rPr>
+          <w:t>4 Связь с личным BootcampLabs</w:t>
+        </w:r>
+        <w:r>
+          <w:rPr>
+            <w:noProof/>
+            <w:webHidden/>
+          </w:rPr>
+          <w:tab/>
+        </w:r>
+        <w:r>
+          <w:rPr>
+            <w:noProof/>
+            <w:webHidden/>
+          </w:rPr>
+          <w:fldChar w:fldCharType="begin"/>
+        </w:r>
+        <w:r>
+          <w:rPr>
+            <w:noProof/>
+            <w:webHidden/>
+          </w:rPr>
+          <w:instrText xml:space="preserve"> PAGEREF _Toc242052054 \h </w:instrText>
+        </w:r>
+        <w:r>
+          <w:rPr>
+            <w:noProof/>
+            <w:webHidden/>
+          </w:rPr>
+        </w:r>
+        <w:r>
+          <w:rPr>
+            <w:noProof/>
+            <w:webHidden/>
+          </w:rPr>
+          <w:fldChar w:fldCharType="separate"/>
+        </w:r>
+        <w:r>
+          <w:rPr>
+            <w:noProof/>
+            <w:webHidden/>
+          </w:rPr>
+          <w:t>17</w:t>
+        </w:r>
+        <w:r>
+          <w:rPr>
+            <w:noProof/>
+            <w:webHidden/>
+          </w:rPr>
+          <w:fldChar w:fldCharType="end"/>
+        </w:r>
+      </w:hyperlink>
+    </w:p>
+    <w:p>
+      <w:pPr>
+        <w:pStyle w:val="14"/>
+        <w:tabs>
+          <w:tab w:val="right" w:leader="dot" w:pos="9345"/>
+        </w:tabs>
+        <w:rPr>
+          <w:rFonts w:asciiTheme="minorHAnsi" w:eastAsiaTheme="minorEastAsia" w:hAnsiTheme="minorHAnsi" w:cstheme="minorBidi"/>
+          <w:noProof/>
+          <w:color w:val="auto"/>
+          <w:sz w:val="22"/>
+          <w:lang w:val="ru-RU" w:eastAsia="ru-RU"/>
+        </w:rPr>
+      </w:pPr>
+      <w:hyperlink w:anchor="_Toc242052055" w:history="1">
+        <w:r>
+          <w:rPr>
+            <w:rStyle w:val="aff8"/>
+            <w:rFonts w:eastAsiaTheme="majorEastAsia"/>
+            <w:noProof/>
+          </w:rPr>
+          <w:t>ЗАКЛЮЧЕНИЕ</w:t>
+        </w:r>
+        <w:r>
+          <w:rPr>
+            <w:noProof/>
+            <w:webHidden/>
+          </w:rPr>
+          <w:tab/>
+        </w:r>
+        <w:r>
+          <w:rPr>
+            <w:noProof/>
+            <w:webHidden/>
+          </w:rPr>
+          <w:fldChar w:fldCharType="begin"/>
+        </w:r>
+        <w:r>
+          <w:rPr>
+            <w:noProof/>
+            <w:webHidden/>
+          </w:rPr>
+          <w:instrText xml:space="preserve"> PAGEREF _Toc242052055 \h </w:instrText>
+        </w:r>
+        <w:r>
+          <w:rPr>
+            <w:noProof/>
+            <w:webHidden/>
+          </w:rPr>
+        </w:r>
+        <w:r>
+          <w:rPr>
+            <w:noProof/>
+            <w:webHidden/>
+          </w:rPr>
+          <w:fldChar w:fldCharType="separate"/>
+        </w:r>
+        <w:r>
+          <w:rPr>
+            <w:noProof/>
+            <w:webHidden/>
+          </w:rPr>
+          <w:t>18</w:t>
+        </w:r>
+        <w:r>
+          <w:rPr>
+            <w:noProof/>
+            <w:webHidden/>
+          </w:rPr>
+          <w:fldChar w:fldCharType="end"/>
+        </w:r>
+      </w:hyperlink>
+    </w:p>
+    <w:p>
+      <w:pPr>
+        <w:pStyle w:val="14"/>
+        <w:tabs>
+          <w:tab w:val="right" w:leader="dot" w:pos="9345"/>
+        </w:tabs>
+        <w:rPr>
+          <w:rFonts w:asciiTheme="minorHAnsi" w:eastAsiaTheme="minorEastAsia" w:hAnsiTheme="minorHAnsi" w:cstheme="minorBidi"/>
+          <w:noProof/>
+          <w:color w:val="auto"/>
+          <w:sz w:val="22"/>
+          <w:lang w:val="ru-RU" w:eastAsia="ru-RU"/>
+        </w:rPr>
+      </w:pPr>
+      <w:hyperlink w:anchor="_Toc242052056" w:history="1">
+        <w:r>
+          <w:rPr>
+            <w:rStyle w:val="aff8"/>
+            <w:rFonts w:eastAsiaTheme="majorEastAsia"/>
+            <w:noProof/>
+          </w:rPr>
+          <w:t>ИСТОЧНИКИ И МАТЕРИАЛЫ</w:t>
+        </w:r>
+        <w:r>
+          <w:rPr>
+            <w:noProof/>
+            <w:webHidden/>
+          </w:rPr>
+          <w:tab/>
+        </w:r>
+        <w:r>
+          <w:rPr>
+            <w:noProof/>
+            <w:webHidden/>
+          </w:rPr>
+          <w:fldChar w:fldCharType="begin"/>
+        </w:r>
+        <w:r>
+          <w:rPr>
+            <w:noProof/>
+            <w:webHidden/>
+          </w:rPr>
+          <w:instrText xml:space="preserve"> PAGEREF _Toc242052056 \h </w:instrText>
+        </w:r>
+        <w:r>
+          <w:rPr>
+            <w:noProof/>
+            <w:webHidden/>
+          </w:rPr>
+        </w:r>
+        <w:r>
+          <w:rPr>
+            <w:noProof/>
+            <w:webHidden/>
+          </w:rPr>
+          <w:fldChar w:fldCharType="separate"/>
+        </w:r>
+        <w:r>
+          <w:rPr>
+            <w:noProof/>
+            <w:webHidden/>
+          </w:rPr>
+          <w:t>19</w:t>
+        </w:r>
+        <w:r>
+          <w:rPr>
+            <w:noProof/>
+            <w:webHidden/>
+          </w:rPr>
+          <w:fldChar w:fldCharType="end"/>
+        </w:r>
+      </w:hyperlink>
+    </w:p>
+    <w:p>
+      <w:pPr>
+        <w:ind w:firstLine="0"/>
+      </w:pPr>
+      <w:r>
+        <w:fldChar w:fldCharType="end"/>
+      </w:r>
+    </w:p>
+    <w:p>
+      <w:pPr>
         <w:pStyle w:val="1"/>
         <w:jc w:val="center"/>
       </w:pPr>
-      <w:bookmarkStart w:id="1" w:name="_Toc242034023"/>
+      <w:bookmarkStart w:id="1" w:name="_Toc242052035"/>
       <w:r>
         <w:lastRenderedPageBreak/>
         <w:t>ВВЕДЕНИЕ</w:t>
@@ -1332,13 +2500,13 @@
         <w:pStyle w:val="aff9"/>
       </w:pPr>
       <w:r>
-        <w:t xml:space="preserve">В работе </w:t>
-      </w:r>
-      <w:r>
-        <w:t>рассматривается контейнерная система заказов и доставки с Traefik. Практическая часть связана с моделью поставщиков, заказов и доставки из личного курса BootcampLabs. Отчёт содержит описание программы и результаты фактической проверки. Исходный код, команд</w:t>
-      </w:r>
-      <w:r>
-        <w:t>ы запуска и полные протоколы приложены к проекту.</w:t>
+        <w:t xml:space="preserve">В </w:t>
+      </w:r>
+      <w:r>
+        <w:t>практической работе рассмотрена тема «Контейнерная система заказов и доставки с Traefik». Предметная область объединяет поставщиков, товары, заказы и доставку. Реализован самостоятельный учебный проект, связанный со сценариями личного курса BootcampLabs. О</w:t>
+      </w:r>
+      <w:r>
+        <w:t>тчёт описывает выбранные технологии, модель данных, последовательность обработки и результаты фактической проверки.</w:t>
       </w:r>
     </w:p>
     <w:p>
@@ -1346,7 +2514,10 @@
         <w:pStyle w:val="aff9"/>
       </w:pPr>
       <w:r>
-        <w:t>Цель работы — запустить два взаимодействующих Spring Boot сервиса через Docker Compose и проверить балансировку и доступность при остановке одного экземпляра.</w:t>
+        <w:t xml:space="preserve">Цель работы — запустить два взаимодействующих Spring Boot сервиса через Docker Compose и проверить балансировку и доступность при остановке </w:t>
+      </w:r>
+      <w:r>
+        <w:t>одного экземпляра.</w:t>
       </w:r>
     </w:p>
     <w:p>
@@ -1354,82 +2525,3569 @@
         <w:pStyle w:val="aff9"/>
       </w:pPr>
       <w:r>
-        <w:t xml:space="preserve">Результат работы: Маршрутизация и балансировка </w:t>
-      </w:r>
-      <w:r>
-        <w:t>Traefik подтверждены реальными ответами разных экземпляров. Остановка одной реплики не прервала доступ к заказам через единую точку входа.</w:t>
+        <w:t>Маршрутизация и балансировка Traefik подтверждены реальными ответами разных экземпляров. Остановка одной реплики не прервала доступ к заказам через единую точку входа.</w:t>
       </w:r>
     </w:p>
     <w:p>
       <w:pPr>
+        <w:pStyle w:val="aff9"/>
+      </w:pPr>
+      <w:r>
+        <w:t xml:space="preserve">Для оценки результата сопоставлены условия задания, исходные файлы и </w:t>
+      </w:r>
+      <w:r>
+        <w:t>сохранённый протокол выполнения. Положительные сценарии показывают требуемые функции; отрицательные проверки и ограничения поясняют границы результата. Листинги приведены из приложенного проекта, а рисунки относятся к его выполнению и личному BootcampLabs.</w:t>
+      </w:r>
+    </w:p>
+    <w:p>
+      <w:pPr>
         <w:pStyle w:val="1"/>
       </w:pPr>
-      <w:bookmarkStart w:id="2" w:name="_Toc242034024"/>
+      <w:bookmarkStart w:id="2" w:name="_Toc242052036"/>
       <w:r>
         <w:lastRenderedPageBreak/>
-        <w:t>1 Реализация приложения</w:t>
+        <w:t>1 Требования и теоретические основы</w:t>
       </w:r>
       <w:bookmarkEnd w:id="2"/>
     </w:p>
     <w:p>
       <w:pPr>
-        <w:pStyle w:val="aff9"/>
-      </w:pPr>
-      <w:r>
-        <w:t>Order Service хранит заказы в PostgreSQL 16. Delivery Service формирует доставку после запрос</w:t>
-      </w:r>
-      <w:r>
-        <w:t>а заказа через RestClient и хранит собственные данные в H2. Параметры подключения и адреса сервисов задаются переменными окружения.</w:t>
-      </w:r>
-    </w:p>
-    <w:p>
-      <w:pPr>
-        <w:pStyle w:val="aff9"/>
-      </w:pPr>
-      <w:r>
-        <w:t xml:space="preserve">Traefik 3.6.1 является внешней точкой входа на порту 8155. Docker Labels направляют /api/orders к Order Service, а </w:t>
-      </w:r>
-      <w:r>
-        <w:t>/api/deliveries к Delivery Service. Внутренние приложения и база данных не публикуют собственные порты на хост.</w:t>
-      </w:r>
-    </w:p>
-    <w:p>
-      <w:pPr>
-        <w:pStyle w:val="aff9"/>
-      </w:pPr>
-      <w:r>
-        <w:t>Проверки Actuator и pg_isready используются в healthcheck. depends_on с service_healthy учитывает готовность зависимостей. Схема PostgreSQL созд</w:t>
-      </w:r>
-      <w:r>
-        <w:t>аётся при первичной инициализации базы до запуска реплик, что исключает одновременное создание таблиц двумя приложениями.</w:t>
-      </w:r>
-    </w:p>
-    <w:p>
-      <w:pPr>
-        <w:pStyle w:val="aff9"/>
-      </w:pPr>
-      <w:r>
-        <w:t>Два экземпляра Order Service возвращают свой HOSTNAME в поле instance. Скрипт demo.ps1 выполняет последовательные запросы, создаёт дос</w:t>
-      </w:r>
-      <w:r>
-        <w:t>тавку для заказа 101, останавливает одну реплику, повторяет запросы и восстанавливает остановленный экземпляр в finally.</w:t>
-      </w:r>
-    </w:p>
-    <w:p>
-      <w:pPr>
-        <w:pStyle w:val="1"/>
-      </w:pPr>
-      <w:bookmarkStart w:id="3" w:name="_Toc242034025"/>
-      <w:r>
-        <w:lastRenderedPageBreak/>
-        <w:t>2 Запуск и проверка</w:t>
+        <w:pStyle w:val="21"/>
+      </w:pPr>
+      <w:bookmarkStart w:id="3" w:name="_Toc242052037"/>
+      <w:r>
+        <w:t>1.1 Соответствие условиям задания</w:t>
       </w:r>
       <w:bookmarkEnd w:id="3"/>
     </w:p>
     <w:p>
       <w:pPr>
         <w:pStyle w:val="aff9"/>
-        <w:spacing w:before="120" w:after="240" w:line="240" w:lineRule="auto"/>
+      </w:pPr>
+      <w:r>
+        <w:t xml:space="preserve">За основу приняты текущие условия практики. Таблица связывает каждый обязательный пункт с реализацией и наблюдаемым результатом. Нумерация пунктов соответствует порядку </w:t>
+      </w:r>
+      <w:r>
+        <w:t>требований в приложенном файле задания.</w:t>
+      </w:r>
+    </w:p>
+    <w:p>
+      <w:pPr>
+        <w:pStyle w:val="affc"/>
+        <w:keepNext/>
+      </w:pPr>
+      <w:r>
+        <w:t>Таблица 1 — Выполнение требований</w:t>
+      </w:r>
+    </w:p>
+    <w:tbl>
+      <w:tblPr>
+        <w:tblW w:w="0" w:type="auto"/>
+        <w:jc w:val="center"/>
+        <w:tblLayout w:type="fixed"/>
+        <w:tblLook w:val="04A0" w:firstRow="1" w:lastRow="0" w:firstColumn="1" w:lastColumn="0" w:noHBand="0" w:noVBand="1"/>
+      </w:tblPr>
+      <w:tblGrid>
+        <w:gridCol w:w="624"/>
+        <w:gridCol w:w="2665"/>
+        <w:gridCol w:w="3005"/>
+        <w:gridCol w:w="3061"/>
+      </w:tblGrid>
+      <w:tr>
+        <w:trPr>
+          <w:cantSplit/>
+          <w:tblHeader/>
+          <w:jc w:val="center"/>
+        </w:trPr>
+        <w:tc>
+          <w:tcPr>
+            <w:tcW w:w="624" w:type="dxa"/>
+            <w:tcBorders>
+              <w:top w:val="single" w:sz="4" w:space="0" w:color="D9D9D9"/>
+              <w:left w:val="single" w:sz="4" w:space="0" w:color="D9D9D9"/>
+              <w:bottom w:val="single" w:sz="4" w:space="0" w:color="D9D9D9"/>
+              <w:right w:val="single" w:sz="4" w:space="0" w:color="D9D9D9"/>
+            </w:tcBorders>
+            <w:shd w:val="clear" w:color="auto" w:fill="EEEEEE"/>
+            <w:tcMar>
+              <w:top w:w="70" w:type="dxa"/>
+              <w:left w:w="90" w:type="dxa"/>
+              <w:bottom w:w="70" w:type="dxa"/>
+              <w:right w:w="90" w:type="dxa"/>
+            </w:tcMar>
+            <w:vAlign w:val="center"/>
+          </w:tcPr>
+          <w:p>
+            <w:pPr>
+              <w:spacing w:before="40" w:after="40" w:line="264" w:lineRule="auto"/>
+              <w:ind w:firstLine="0"/>
+              <w:jc w:val="left"/>
+            </w:pPr>
+            <w:r>
+              <w:rPr>
+                <w:b/>
+                <w:sz w:val="24"/>
+              </w:rPr>
+              <w:t>№</w:t>
+            </w:r>
+          </w:p>
+        </w:tc>
+        <w:tc>
+          <w:tcPr>
+            <w:tcW w:w="2665" w:type="dxa"/>
+            <w:tcBorders>
+              <w:top w:val="single" w:sz="4" w:space="0" w:color="D9D9D9"/>
+              <w:left w:val="single" w:sz="4" w:space="0" w:color="D9D9D9"/>
+              <w:bottom w:val="single" w:sz="4" w:space="0" w:color="D9D9D9"/>
+              <w:right w:val="single" w:sz="4" w:space="0" w:color="D9D9D9"/>
+            </w:tcBorders>
+            <w:shd w:val="clear" w:color="auto" w:fill="EEEEEE"/>
+            <w:tcMar>
+              <w:top w:w="70" w:type="dxa"/>
+              <w:left w:w="90" w:type="dxa"/>
+              <w:bottom w:w="70" w:type="dxa"/>
+              <w:right w:w="90" w:type="dxa"/>
+            </w:tcMar>
+            <w:vAlign w:val="center"/>
+          </w:tcPr>
+          <w:p>
+            <w:pPr>
+              <w:spacing w:before="40" w:after="40" w:line="264" w:lineRule="auto"/>
+              <w:ind w:firstLine="0"/>
+              <w:jc w:val="left"/>
+            </w:pPr>
+            <w:r>
+              <w:rPr>
+                <w:b/>
+                <w:sz w:val="24"/>
+              </w:rPr>
+              <w:t>Требование</w:t>
+            </w:r>
+          </w:p>
+        </w:tc>
+        <w:tc>
+          <w:tcPr>
+            <w:tcW w:w="3005" w:type="dxa"/>
+            <w:tcBorders>
+              <w:top w:val="single" w:sz="4" w:space="0" w:color="D9D9D9"/>
+              <w:left w:val="single" w:sz="4" w:space="0" w:color="D9D9D9"/>
+              <w:bottom w:val="single" w:sz="4" w:space="0" w:color="D9D9D9"/>
+              <w:right w:val="single" w:sz="4" w:space="0" w:color="D9D9D9"/>
+            </w:tcBorders>
+            <w:shd w:val="clear" w:color="auto" w:fill="EEEEEE"/>
+            <w:tcMar>
+              <w:top w:w="70" w:type="dxa"/>
+              <w:left w:w="90" w:type="dxa"/>
+              <w:bottom w:w="70" w:type="dxa"/>
+              <w:right w:w="90" w:type="dxa"/>
+            </w:tcMar>
+            <w:vAlign w:val="center"/>
+          </w:tcPr>
+          <w:p>
+            <w:pPr>
+              <w:spacing w:before="40" w:after="40" w:line="264" w:lineRule="auto"/>
+              <w:ind w:firstLine="0"/>
+              <w:jc w:val="left"/>
+            </w:pPr>
+            <w:r>
+              <w:rPr>
+                <w:b/>
+                <w:sz w:val="24"/>
+              </w:rPr>
+              <w:t>Реализация</w:t>
+            </w:r>
+          </w:p>
+        </w:tc>
+        <w:tc>
+          <w:tcPr>
+            <w:tcW w:w="3061" w:type="dxa"/>
+            <w:tcBorders>
+              <w:top w:val="single" w:sz="4" w:space="0" w:color="D9D9D9"/>
+              <w:left w:val="single" w:sz="4" w:space="0" w:color="D9D9D9"/>
+              <w:bottom w:val="single" w:sz="4" w:space="0" w:color="D9D9D9"/>
+              <w:right w:val="single" w:sz="4" w:space="0" w:color="D9D9D9"/>
+            </w:tcBorders>
+            <w:shd w:val="clear" w:color="auto" w:fill="EEEEEE"/>
+            <w:tcMar>
+              <w:top w:w="70" w:type="dxa"/>
+              <w:left w:w="90" w:type="dxa"/>
+              <w:bottom w:w="70" w:type="dxa"/>
+              <w:right w:w="90" w:type="dxa"/>
+            </w:tcMar>
+            <w:vAlign w:val="center"/>
+          </w:tcPr>
+          <w:p>
+            <w:pPr>
+              <w:spacing w:before="40" w:after="40" w:line="264" w:lineRule="auto"/>
+              <w:ind w:firstLine="0"/>
+              <w:jc w:val="left"/>
+            </w:pPr>
+            <w:r>
+              <w:rPr>
+                <w:b/>
+                <w:sz w:val="24"/>
+              </w:rPr>
+              <w:t>Подтверждение</w:t>
+            </w:r>
+          </w:p>
+        </w:tc>
+      </w:tr>
+      <w:tr>
+        <w:trPr>
+          <w:cantSplit/>
+          <w:jc w:val="center"/>
+        </w:trPr>
+        <w:tc>
+          <w:tcPr>
+            <w:tcW w:w="624" w:type="dxa"/>
+            <w:tcBorders>
+              <w:top w:val="single" w:sz="4" w:space="0" w:color="D9D9D9"/>
+              <w:left w:val="single" w:sz="4" w:space="0" w:color="D9D9D9"/>
+              <w:bottom w:val="single" w:sz="4" w:space="0" w:color="D9D9D9"/>
+              <w:right w:val="single" w:sz="4" w:space="0" w:color="D9D9D9"/>
+            </w:tcBorders>
+            <w:tcMar>
+              <w:top w:w="70" w:type="dxa"/>
+              <w:left w:w="90" w:type="dxa"/>
+              <w:bottom w:w="70" w:type="dxa"/>
+              <w:right w:w="90" w:type="dxa"/>
+            </w:tcMar>
+            <w:vAlign w:val="center"/>
+          </w:tcPr>
+          <w:p>
+            <w:pPr>
+              <w:spacing w:before="40" w:after="40" w:line="264" w:lineRule="auto"/>
+              <w:ind w:firstLine="0"/>
+              <w:jc w:val="left"/>
+            </w:pPr>
+            <w:r>
+              <w:rPr>
+                <w:sz w:val="24"/>
+              </w:rPr>
+              <w:t>1</w:t>
+            </w:r>
+          </w:p>
+        </w:tc>
+        <w:tc>
+          <w:tcPr>
+            <w:tcW w:w="2665" w:type="dxa"/>
+            <w:tcBorders>
+              <w:top w:val="single" w:sz="4" w:space="0" w:color="D9D9D9"/>
+              <w:left w:val="single" w:sz="4" w:space="0" w:color="D9D9D9"/>
+              <w:bottom w:val="single" w:sz="4" w:space="0" w:color="D9D9D9"/>
+              <w:right w:val="single" w:sz="4" w:space="0" w:color="D9D9D9"/>
+            </w:tcBorders>
+            <w:tcMar>
+              <w:top w:w="70" w:type="dxa"/>
+              <w:left w:w="90" w:type="dxa"/>
+              <w:bottom w:w="70" w:type="dxa"/>
+              <w:right w:w="90" w:type="dxa"/>
+            </w:tcMar>
+            <w:vAlign w:val="center"/>
+          </w:tcPr>
+          <w:p>
+            <w:pPr>
+              <w:spacing w:before="40" w:after="40" w:line="264" w:lineRule="auto"/>
+              <w:ind w:firstLine="0"/>
+              <w:jc w:val="left"/>
+            </w:pPr>
+            <w:r>
+              <w:rPr>
+                <w:sz w:val="24"/>
+              </w:rPr>
+              <w:t>Два Spring Boot-сервиса</w:t>
+            </w:r>
+          </w:p>
+        </w:tc>
+        <w:tc>
+          <w:tcPr>
+            <w:tcW w:w="3005" w:type="dxa"/>
+            <w:tcBorders>
+              <w:top w:val="single" w:sz="4" w:space="0" w:color="D9D9D9"/>
+              <w:left w:val="single" w:sz="4" w:space="0" w:color="D9D9D9"/>
+              <w:bottom w:val="single" w:sz="4" w:space="0" w:color="D9D9D9"/>
+              <w:right w:val="single" w:sz="4" w:space="0" w:color="D9D9D9"/>
+            </w:tcBorders>
+            <w:tcMar>
+              <w:top w:w="70" w:type="dxa"/>
+              <w:left w:w="90" w:type="dxa"/>
+              <w:bottom w:w="70" w:type="dxa"/>
+              <w:right w:w="90" w:type="dxa"/>
+            </w:tcMar>
+            <w:vAlign w:val="center"/>
+          </w:tcPr>
+          <w:p>
+            <w:pPr>
+              <w:spacing w:before="40" w:after="40" w:line="264" w:lineRule="auto"/>
+              <w:ind w:firstLine="0"/>
+              <w:jc w:val="left"/>
+            </w:pPr>
+            <w:r>
+              <w:rPr>
+                <w:sz w:val="24"/>
+              </w:rPr>
+              <w:t>order-service и delivery-service</w:t>
+            </w:r>
+          </w:p>
+        </w:tc>
+        <w:tc>
+          <w:tcPr>
+            <w:tcW w:w="3061" w:type="dxa"/>
+            <w:tcBorders>
+              <w:top w:val="single" w:sz="4" w:space="0" w:color="D9D9D9"/>
+              <w:left w:val="single" w:sz="4" w:space="0" w:color="D9D9D9"/>
+              <w:bottom w:val="single" w:sz="4" w:space="0" w:color="D9D9D9"/>
+              <w:right w:val="single" w:sz="4" w:space="0" w:color="D9D9D9"/>
+            </w:tcBorders>
+            <w:tcMar>
+              <w:top w:w="70" w:type="dxa"/>
+              <w:left w:w="90" w:type="dxa"/>
+              <w:bottom w:w="70" w:type="dxa"/>
+              <w:right w:w="90" w:type="dxa"/>
+            </w:tcMar>
+            <w:vAlign w:val="center"/>
+          </w:tcPr>
+          <w:p>
+            <w:pPr>
+              <w:spacing w:before="40" w:after="40" w:line="264" w:lineRule="auto"/>
+              <w:ind w:firstLine="0"/>
+              <w:jc w:val="left"/>
+            </w:pPr>
+            <w:r>
+              <w:rPr>
+                <w:sz w:val="24"/>
+              </w:rPr>
+              <w:t>Два app.jar; рис. 1</w:t>
+            </w:r>
+          </w:p>
+        </w:tc>
+      </w:tr>
+      <w:tr>
+        <w:trPr>
+          <w:cantSplit/>
+          <w:jc w:val="center"/>
+        </w:trPr>
+        <w:tc>
+          <w:tcPr>
+            <w:tcW w:w="624" w:type="dxa"/>
+            <w:tcBorders>
+              <w:top w:val="single" w:sz="4" w:space="0" w:color="D9D9D9"/>
+              <w:left w:val="single" w:sz="4" w:space="0" w:color="D9D9D9"/>
+              <w:bottom w:val="single" w:sz="4" w:space="0" w:color="D9D9D9"/>
+              <w:right w:val="single" w:sz="4" w:space="0" w:color="D9D9D9"/>
+            </w:tcBorders>
+            <w:tcMar>
+              <w:top w:w="70" w:type="dxa"/>
+              <w:left w:w="90" w:type="dxa"/>
+              <w:bottom w:w="70" w:type="dxa"/>
+              <w:right w:w="90" w:type="dxa"/>
+            </w:tcMar>
+            <w:vAlign w:val="center"/>
+          </w:tcPr>
+          <w:p>
+            <w:pPr>
+              <w:spacing w:before="40" w:after="40" w:line="264" w:lineRule="auto"/>
+              <w:ind w:firstLine="0"/>
+              <w:jc w:val="left"/>
+            </w:pPr>
+            <w:r>
+              <w:rPr>
+                <w:sz w:val="24"/>
+              </w:rPr>
+              <w:t>2</w:t>
+            </w:r>
+          </w:p>
+        </w:tc>
+        <w:tc>
+          <w:tcPr>
+            <w:tcW w:w="2665" w:type="dxa"/>
+            <w:tcBorders>
+              <w:top w:val="single" w:sz="4" w:space="0" w:color="D9D9D9"/>
+              <w:left w:val="single" w:sz="4" w:space="0" w:color="D9D9D9"/>
+              <w:bottom w:val="single" w:sz="4" w:space="0" w:color="D9D9D9"/>
+              <w:right w:val="single" w:sz="4" w:space="0" w:color="D9D9D9"/>
+            </w:tcBorders>
+            <w:tcMar>
+              <w:top w:w="70" w:type="dxa"/>
+              <w:left w:w="90" w:type="dxa"/>
+              <w:bottom w:w="70" w:type="dxa"/>
+              <w:right w:w="90" w:type="dxa"/>
+            </w:tcMar>
+            <w:vAlign w:val="center"/>
+          </w:tcPr>
+          <w:p>
+            <w:pPr>
+              <w:spacing w:before="40" w:after="40" w:line="264" w:lineRule="auto"/>
+              <w:ind w:firstLine="0"/>
+              <w:jc w:val="left"/>
+            </w:pPr>
+            <w:r>
+              <w:rPr>
+                <w:sz w:val="24"/>
+              </w:rPr>
+              <w:t>REST и HTTP между сервисами</w:t>
+            </w:r>
+          </w:p>
+        </w:tc>
+        <w:tc>
+          <w:tcPr>
+            <w:tcW w:w="3005" w:type="dxa"/>
+            <w:tcBorders>
+              <w:top w:val="single" w:sz="4" w:space="0" w:color="D9D9D9"/>
+              <w:left w:val="single" w:sz="4" w:space="0" w:color="D9D9D9"/>
+              <w:bottom w:val="single" w:sz="4" w:space="0" w:color="D9D9D9"/>
+              <w:right w:val="single" w:sz="4" w:space="0" w:color="D9D9D9"/>
+            </w:tcBorders>
+            <w:tcMar>
+              <w:top w:w="70" w:type="dxa"/>
+              <w:left w:w="90" w:type="dxa"/>
+              <w:bottom w:w="70" w:type="dxa"/>
+              <w:right w:w="90" w:type="dxa"/>
+            </w:tcMar>
+            <w:vAlign w:val="center"/>
+          </w:tcPr>
+          <w:p>
+            <w:pPr>
+              <w:spacing w:before="40" w:after="40" w:line="264" w:lineRule="auto"/>
+              <w:ind w:firstLine="0"/>
+              <w:jc w:val="left"/>
+            </w:pPr>
+            <w:r>
+              <w:rPr>
+                <w:sz w:val="24"/>
+              </w:rPr>
+              <w:t>DeliveryApplication.create, RestClient</w:t>
+            </w:r>
+          </w:p>
+        </w:tc>
+        <w:tc>
+          <w:tcPr>
+            <w:tcW w:w="3061" w:type="dxa"/>
+            <w:tcBorders>
+              <w:top w:val="single" w:sz="4" w:space="0" w:color="D9D9D9"/>
+              <w:left w:val="single" w:sz="4" w:space="0" w:color="D9D9D9"/>
+              <w:bottom w:val="single" w:sz="4" w:space="0" w:color="D9D9D9"/>
+              <w:right w:val="single" w:sz="4" w:space="0" w:color="D9D9D9"/>
+            </w:tcBorders>
+            <w:tcMar>
+              <w:top w:w="70" w:type="dxa"/>
+              <w:left w:w="90" w:type="dxa"/>
+              <w:bottom w:w="70" w:type="dxa"/>
+              <w:right w:w="90" w:type="dxa"/>
+            </w:tcMar>
+            <w:vAlign w:val="center"/>
+          </w:tcPr>
+          <w:p>
+            <w:pPr>
+              <w:spacing w:before="40" w:after="40" w:line="264" w:lineRule="auto"/>
+              <w:ind w:firstLine="0"/>
+              <w:jc w:val="left"/>
+            </w:pPr>
+            <w:r>
+              <w:rPr>
+                <w:sz w:val="24"/>
+              </w:rPr>
+              <w:t>Доставка заказа 101; рис. 2</w:t>
+            </w:r>
+          </w:p>
+        </w:tc>
+      </w:tr>
+      <w:tr>
+        <w:trPr>
+          <w:cantSplit/>
+          <w:jc w:val="center"/>
+        </w:trPr>
+        <w:tc>
+          <w:tcPr>
+            <w:tcW w:w="624" w:type="dxa"/>
+            <w:tcBorders>
+              <w:top w:val="single" w:sz="4" w:space="0" w:color="D9D9D9"/>
+              <w:left w:val="single" w:sz="4" w:space="0" w:color="D9D9D9"/>
+              <w:bottom w:val="single" w:sz="4" w:space="0" w:color="D9D9D9"/>
+              <w:right w:val="single" w:sz="4" w:space="0" w:color="D9D9D9"/>
+            </w:tcBorders>
+            <w:tcMar>
+              <w:top w:w="70" w:type="dxa"/>
+              <w:left w:w="90" w:type="dxa"/>
+              <w:bottom w:w="70" w:type="dxa"/>
+              <w:right w:w="90" w:type="dxa"/>
+            </w:tcMar>
+            <w:vAlign w:val="center"/>
+          </w:tcPr>
+          <w:p>
+            <w:pPr>
+              <w:spacing w:before="40" w:after="40" w:line="264" w:lineRule="auto"/>
+              <w:ind w:firstLine="0"/>
+              <w:jc w:val="left"/>
+            </w:pPr>
+            <w:r>
+              <w:rPr>
+                <w:sz w:val="24"/>
+              </w:rPr>
+              <w:t>3</w:t>
+            </w:r>
+          </w:p>
+        </w:tc>
+        <w:tc>
+          <w:tcPr>
+            <w:tcW w:w="2665" w:type="dxa"/>
+            <w:tcBorders>
+              <w:top w:val="single" w:sz="4" w:space="0" w:color="D9D9D9"/>
+              <w:left w:val="single" w:sz="4" w:space="0" w:color="D9D9D9"/>
+              <w:bottom w:val="single" w:sz="4" w:space="0" w:color="D9D9D9"/>
+              <w:right w:val="single" w:sz="4" w:space="0" w:color="D9D9D9"/>
+            </w:tcBorders>
+            <w:tcMar>
+              <w:top w:w="70" w:type="dxa"/>
+              <w:left w:w="90" w:type="dxa"/>
+              <w:bottom w:w="70" w:type="dxa"/>
+              <w:right w:w="90" w:type="dxa"/>
+            </w:tcMar>
+            <w:vAlign w:val="center"/>
+          </w:tcPr>
+          <w:p>
+            <w:pPr>
+              <w:spacing w:before="40" w:after="40" w:line="264" w:lineRule="auto"/>
+              <w:ind w:firstLine="0"/>
+              <w:jc w:val="left"/>
+            </w:pPr>
+            <w:r>
+              <w:rPr>
+                <w:sz w:val="24"/>
+              </w:rPr>
+              <w:t>База и внешняя конфигурация</w:t>
+            </w:r>
+          </w:p>
+        </w:tc>
+        <w:tc>
+          <w:tcPr>
+            <w:tcW w:w="3005" w:type="dxa"/>
+            <w:tcBorders>
+              <w:top w:val="single" w:sz="4" w:space="0" w:color="D9D9D9"/>
+              <w:left w:val="single" w:sz="4" w:space="0" w:color="D9D9D9"/>
+              <w:bottom w:val="single" w:sz="4" w:space="0" w:color="D9D9D9"/>
+              <w:right w:val="single" w:sz="4" w:space="0" w:color="D9D9D9"/>
+            </w:tcBorders>
+            <w:tcMar>
+              <w:top w:w="70" w:type="dxa"/>
+              <w:left w:w="90" w:type="dxa"/>
+              <w:bottom w:w="70" w:type="dxa"/>
+              <w:right w:w="90" w:type="dxa"/>
+            </w:tcMar>
+            <w:vAlign w:val="center"/>
+          </w:tcPr>
+          <w:p>
+            <w:pPr>
+              <w:spacing w:before="40" w:after="40" w:line="264" w:lineRule="auto"/>
+              <w:ind w:firstLine="0"/>
+              <w:jc w:val="left"/>
+            </w:pPr>
+            <w:r>
+              <w:rPr>
+                <w:sz w:val="24"/>
+              </w:rPr>
+              <w:t>PostgreSQL; application.properties</w:t>
+            </w:r>
+          </w:p>
+        </w:tc>
+        <w:tc>
+          <w:tcPr>
+            <w:tcW w:w="3061" w:type="dxa"/>
+            <w:tcBorders>
+              <w:top w:val="single" w:sz="4" w:space="0" w:color="D9D9D9"/>
+              <w:left w:val="single" w:sz="4" w:space="0" w:color="D9D9D9"/>
+              <w:bottom w:val="single" w:sz="4" w:space="0" w:color="D9D9D9"/>
+              <w:right w:val="single" w:sz="4" w:space="0" w:color="D9D9D9"/>
+            </w:tcBorders>
+            <w:tcMar>
+              <w:top w:w="70" w:type="dxa"/>
+              <w:left w:w="90" w:type="dxa"/>
+              <w:bottom w:w="70" w:type="dxa"/>
+              <w:right w:w="90" w:type="dxa"/>
+            </w:tcMar>
+            <w:vAlign w:val="center"/>
+          </w:tcPr>
+          <w:p>
+            <w:pPr>
+              <w:spacing w:before="40" w:after="40" w:line="264" w:lineRule="auto"/>
+              <w:ind w:firstLine="0"/>
+              <w:jc w:val="left"/>
+            </w:pPr>
+            <w:r>
+              <w:rPr>
+                <w:sz w:val="24"/>
+              </w:rPr>
+              <w:t>DB_URL и ORDER_URL в Compose</w:t>
+            </w:r>
+          </w:p>
+        </w:tc>
+      </w:tr>
+      <w:tr>
+        <w:trPr>
+          <w:cantSplit/>
+          <w:jc w:val="center"/>
+        </w:trPr>
+        <w:tc>
+          <w:tcPr>
+            <w:tcW w:w="624" w:type="dxa"/>
+            <w:tcBorders>
+              <w:top w:val="single" w:sz="4" w:space="0" w:color="D9D9D9"/>
+              <w:left w:val="single" w:sz="4" w:space="0" w:color="D9D9D9"/>
+              <w:bottom w:val="single" w:sz="4" w:space="0" w:color="D9D9D9"/>
+              <w:right w:val="single" w:sz="4" w:space="0" w:color="D9D9D9"/>
+            </w:tcBorders>
+            <w:tcMar>
+              <w:top w:w="70" w:type="dxa"/>
+              <w:left w:w="90" w:type="dxa"/>
+              <w:bottom w:w="70" w:type="dxa"/>
+              <w:right w:w="90" w:type="dxa"/>
+            </w:tcMar>
+            <w:vAlign w:val="center"/>
+          </w:tcPr>
+          <w:p>
+            <w:pPr>
+              <w:spacing w:before="40" w:after="40" w:line="264" w:lineRule="auto"/>
+              <w:ind w:firstLine="0"/>
+              <w:jc w:val="left"/>
+            </w:pPr>
+            <w:r>
+              <w:rPr>
+                <w:sz w:val="24"/>
+              </w:rPr>
+              <w:t>4</w:t>
+            </w:r>
+          </w:p>
+        </w:tc>
+        <w:tc>
+          <w:tcPr>
+            <w:tcW w:w="2665" w:type="dxa"/>
+            <w:tcBorders>
+              <w:top w:val="single" w:sz="4" w:space="0" w:color="D9D9D9"/>
+              <w:left w:val="single" w:sz="4" w:space="0" w:color="D9D9D9"/>
+              <w:bottom w:val="single" w:sz="4" w:space="0" w:color="D9D9D9"/>
+              <w:right w:val="single" w:sz="4" w:space="0" w:color="D9D9D9"/>
+            </w:tcBorders>
+            <w:tcMar>
+              <w:top w:w="70" w:type="dxa"/>
+              <w:left w:w="90" w:type="dxa"/>
+              <w:bottom w:w="70" w:type="dxa"/>
+              <w:right w:w="90" w:type="dxa"/>
+            </w:tcMar>
+            <w:vAlign w:val="center"/>
+          </w:tcPr>
+          <w:p>
+            <w:pPr>
+              <w:spacing w:before="40" w:after="40" w:line="264" w:lineRule="auto"/>
+              <w:ind w:firstLine="0"/>
+              <w:jc w:val="left"/>
+            </w:pPr>
+            <w:r>
+              <w:rPr>
+                <w:sz w:val="24"/>
+              </w:rPr>
+              <w:t>Dockerfile и Compose</w:t>
+            </w:r>
+          </w:p>
+        </w:tc>
+        <w:tc>
+          <w:tcPr>
+            <w:tcW w:w="3005" w:type="dxa"/>
+            <w:tcBorders>
+              <w:top w:val="single" w:sz="4" w:space="0" w:color="D9D9D9"/>
+              <w:left w:val="single" w:sz="4" w:space="0" w:color="D9D9D9"/>
+              <w:bottom w:val="single" w:sz="4" w:space="0" w:color="D9D9D9"/>
+              <w:right w:val="single" w:sz="4" w:space="0" w:color="D9D9D9"/>
+            </w:tcBorders>
+            <w:tcMar>
+              <w:top w:w="70" w:type="dxa"/>
+              <w:left w:w="90" w:type="dxa"/>
+              <w:bottom w:w="70" w:type="dxa"/>
+              <w:right w:w="90" w:type="dxa"/>
+            </w:tcMar>
+            <w:vAlign w:val="center"/>
+          </w:tcPr>
+          <w:p>
+            <w:pPr>
+              <w:spacing w:before="40" w:after="40" w:line="264" w:lineRule="auto"/>
+              <w:ind w:firstLine="0"/>
+              <w:jc w:val="left"/>
+            </w:pPr>
+            <w:r>
+              <w:rPr>
+                <w:sz w:val="24"/>
+              </w:rPr>
+              <w:t>Dockerfile обоих сервисов</w:t>
+            </w:r>
+          </w:p>
+        </w:tc>
+        <w:tc>
+          <w:tcPr>
+            <w:tcW w:w="3061" w:type="dxa"/>
+            <w:tcBorders>
+              <w:top w:val="single" w:sz="4" w:space="0" w:color="D9D9D9"/>
+              <w:left w:val="single" w:sz="4" w:space="0" w:color="D9D9D9"/>
+              <w:bottom w:val="single" w:sz="4" w:space="0" w:color="D9D9D9"/>
+              <w:right w:val="single" w:sz="4" w:space="0" w:color="D9D9D9"/>
+            </w:tcBorders>
+            <w:tcMar>
+              <w:top w:w="70" w:type="dxa"/>
+              <w:left w:w="90" w:type="dxa"/>
+              <w:bottom w:w="70" w:type="dxa"/>
+              <w:right w:w="90" w:type="dxa"/>
+            </w:tcMar>
+            <w:vAlign w:val="center"/>
+          </w:tcPr>
+          <w:p>
+            <w:pPr>
+              <w:spacing w:before="40" w:after="40" w:line="264" w:lineRule="auto"/>
+              <w:ind w:firstLine="0"/>
+              <w:jc w:val="left"/>
+            </w:pPr>
+            <w:r>
+              <w:rPr>
+                <w:sz w:val="24"/>
+              </w:rPr>
+              <w:t>Запуск всех компонентов</w:t>
+            </w:r>
+          </w:p>
+        </w:tc>
+      </w:tr>
+      <w:tr>
+        <w:trPr>
+          <w:cantSplit/>
+          <w:jc w:val="center"/>
+        </w:trPr>
+        <w:tc>
+          <w:tcPr>
+            <w:tcW w:w="624" w:type="dxa"/>
+            <w:tcBorders>
+              <w:top w:val="single" w:sz="4" w:space="0" w:color="D9D9D9"/>
+              <w:left w:val="single" w:sz="4" w:space="0" w:color="D9D9D9"/>
+              <w:bottom w:val="single" w:sz="4" w:space="0" w:color="D9D9D9"/>
+              <w:right w:val="single" w:sz="4" w:space="0" w:color="D9D9D9"/>
+            </w:tcBorders>
+            <w:tcMar>
+              <w:top w:w="70" w:type="dxa"/>
+              <w:left w:w="90" w:type="dxa"/>
+              <w:bottom w:w="70" w:type="dxa"/>
+              <w:right w:w="90" w:type="dxa"/>
+            </w:tcMar>
+            <w:vAlign w:val="center"/>
+          </w:tcPr>
+          <w:p>
+            <w:pPr>
+              <w:spacing w:before="40" w:after="40" w:line="264" w:lineRule="auto"/>
+              <w:ind w:firstLine="0"/>
+              <w:jc w:val="left"/>
+            </w:pPr>
+            <w:r>
+              <w:rPr>
+                <w:sz w:val="24"/>
+              </w:rPr>
+              <w:t>5</w:t>
+            </w:r>
+          </w:p>
+        </w:tc>
+        <w:tc>
+          <w:tcPr>
+            <w:tcW w:w="2665" w:type="dxa"/>
+            <w:tcBorders>
+              <w:top w:val="single" w:sz="4" w:space="0" w:color="D9D9D9"/>
+              <w:left w:val="single" w:sz="4" w:space="0" w:color="D9D9D9"/>
+              <w:bottom w:val="single" w:sz="4" w:space="0" w:color="D9D9D9"/>
+              <w:right w:val="single" w:sz="4" w:space="0" w:color="D9D9D9"/>
+            </w:tcBorders>
+            <w:tcMar>
+              <w:top w:w="70" w:type="dxa"/>
+              <w:left w:w="90" w:type="dxa"/>
+              <w:bottom w:w="70" w:type="dxa"/>
+              <w:right w:w="90" w:type="dxa"/>
+            </w:tcMar>
+            <w:vAlign w:val="center"/>
+          </w:tcPr>
+          <w:p>
+            <w:pPr>
+              <w:spacing w:before="40" w:after="40" w:line="264" w:lineRule="auto"/>
+              <w:ind w:firstLine="0"/>
+              <w:jc w:val="left"/>
+            </w:pPr>
+            <w:r>
+              <w:rPr>
+                <w:sz w:val="24"/>
+              </w:rPr>
+              <w:t xml:space="preserve">Traefik и Docker </w:t>
+            </w:r>
+            <w:r>
+              <w:rPr>
+                <w:sz w:val="24"/>
+              </w:rPr>
+              <w:t>Labels</w:t>
+            </w:r>
+          </w:p>
+        </w:tc>
+        <w:tc>
+          <w:tcPr>
+            <w:tcW w:w="3005" w:type="dxa"/>
+            <w:tcBorders>
+              <w:top w:val="single" w:sz="4" w:space="0" w:color="D9D9D9"/>
+              <w:left w:val="single" w:sz="4" w:space="0" w:color="D9D9D9"/>
+              <w:bottom w:val="single" w:sz="4" w:space="0" w:color="D9D9D9"/>
+              <w:right w:val="single" w:sz="4" w:space="0" w:color="D9D9D9"/>
+            </w:tcBorders>
+            <w:tcMar>
+              <w:top w:w="70" w:type="dxa"/>
+              <w:left w:w="90" w:type="dxa"/>
+              <w:bottom w:w="70" w:type="dxa"/>
+              <w:right w:w="90" w:type="dxa"/>
+            </w:tcMar>
+            <w:vAlign w:val="center"/>
+          </w:tcPr>
+          <w:p>
+            <w:pPr>
+              <w:spacing w:before="40" w:after="40" w:line="264" w:lineRule="auto"/>
+              <w:ind w:firstLine="0"/>
+              <w:jc w:val="left"/>
+            </w:pPr>
+            <w:r>
+              <w:rPr>
+                <w:sz w:val="24"/>
+              </w:rPr>
+              <w:t>Router orders и deliveries</w:t>
+            </w:r>
+          </w:p>
+        </w:tc>
+        <w:tc>
+          <w:tcPr>
+            <w:tcW w:w="3061" w:type="dxa"/>
+            <w:tcBorders>
+              <w:top w:val="single" w:sz="4" w:space="0" w:color="D9D9D9"/>
+              <w:left w:val="single" w:sz="4" w:space="0" w:color="D9D9D9"/>
+              <w:bottom w:val="single" w:sz="4" w:space="0" w:color="D9D9D9"/>
+              <w:right w:val="single" w:sz="4" w:space="0" w:color="D9D9D9"/>
+            </w:tcBorders>
+            <w:tcMar>
+              <w:top w:w="70" w:type="dxa"/>
+              <w:left w:w="90" w:type="dxa"/>
+              <w:bottom w:w="70" w:type="dxa"/>
+              <w:right w:w="90" w:type="dxa"/>
+            </w:tcMar>
+            <w:vAlign w:val="center"/>
+          </w:tcPr>
+          <w:p>
+            <w:pPr>
+              <w:spacing w:before="40" w:after="40" w:line="264" w:lineRule="auto"/>
+              <w:ind w:firstLine="0"/>
+              <w:jc w:val="left"/>
+            </w:pPr>
+            <w:r>
+              <w:rPr>
+                <w:sz w:val="24"/>
+              </w:rPr>
+              <w:t>Запросы localhost:8155</w:t>
+            </w:r>
+          </w:p>
+        </w:tc>
+      </w:tr>
+      <w:tr>
+        <w:trPr>
+          <w:cantSplit/>
+          <w:jc w:val="center"/>
+        </w:trPr>
+        <w:tc>
+          <w:tcPr>
+            <w:tcW w:w="624" w:type="dxa"/>
+            <w:tcBorders>
+              <w:top w:val="single" w:sz="4" w:space="0" w:color="D9D9D9"/>
+              <w:left w:val="single" w:sz="4" w:space="0" w:color="D9D9D9"/>
+              <w:bottom w:val="single" w:sz="4" w:space="0" w:color="D9D9D9"/>
+              <w:right w:val="single" w:sz="4" w:space="0" w:color="D9D9D9"/>
+            </w:tcBorders>
+            <w:tcMar>
+              <w:top w:w="70" w:type="dxa"/>
+              <w:left w:w="90" w:type="dxa"/>
+              <w:bottom w:w="70" w:type="dxa"/>
+              <w:right w:w="90" w:type="dxa"/>
+            </w:tcMar>
+            <w:vAlign w:val="center"/>
+          </w:tcPr>
+          <w:p>
+            <w:pPr>
+              <w:spacing w:before="40" w:after="40" w:line="264" w:lineRule="auto"/>
+              <w:ind w:firstLine="0"/>
+              <w:jc w:val="left"/>
+            </w:pPr>
+            <w:r>
+              <w:rPr>
+                <w:sz w:val="24"/>
+              </w:rPr>
+              <w:t>6</w:t>
+            </w:r>
+          </w:p>
+        </w:tc>
+        <w:tc>
+          <w:tcPr>
+            <w:tcW w:w="2665" w:type="dxa"/>
+            <w:tcBorders>
+              <w:top w:val="single" w:sz="4" w:space="0" w:color="D9D9D9"/>
+              <w:left w:val="single" w:sz="4" w:space="0" w:color="D9D9D9"/>
+              <w:bottom w:val="single" w:sz="4" w:space="0" w:color="D9D9D9"/>
+              <w:right w:val="single" w:sz="4" w:space="0" w:color="D9D9D9"/>
+            </w:tcBorders>
+            <w:tcMar>
+              <w:top w:w="70" w:type="dxa"/>
+              <w:left w:w="90" w:type="dxa"/>
+              <w:bottom w:w="70" w:type="dxa"/>
+              <w:right w:w="90" w:type="dxa"/>
+            </w:tcMar>
+            <w:vAlign w:val="center"/>
+          </w:tcPr>
+          <w:p>
+            <w:pPr>
+              <w:spacing w:before="40" w:after="40" w:line="264" w:lineRule="auto"/>
+              <w:ind w:firstLine="0"/>
+              <w:jc w:val="left"/>
+            </w:pPr>
+            <w:r>
+              <w:rPr>
+                <w:sz w:val="24"/>
+              </w:rPr>
+              <w:t>Готовность компонентов</w:t>
+            </w:r>
+          </w:p>
+        </w:tc>
+        <w:tc>
+          <w:tcPr>
+            <w:tcW w:w="3005" w:type="dxa"/>
+            <w:tcBorders>
+              <w:top w:val="single" w:sz="4" w:space="0" w:color="D9D9D9"/>
+              <w:left w:val="single" w:sz="4" w:space="0" w:color="D9D9D9"/>
+              <w:bottom w:val="single" w:sz="4" w:space="0" w:color="D9D9D9"/>
+              <w:right w:val="single" w:sz="4" w:space="0" w:color="D9D9D9"/>
+            </w:tcBorders>
+            <w:tcMar>
+              <w:top w:w="70" w:type="dxa"/>
+              <w:left w:w="90" w:type="dxa"/>
+              <w:bottom w:w="70" w:type="dxa"/>
+              <w:right w:w="90" w:type="dxa"/>
+            </w:tcMar>
+            <w:vAlign w:val="center"/>
+          </w:tcPr>
+          <w:p>
+            <w:pPr>
+              <w:spacing w:before="40" w:after="40" w:line="264" w:lineRule="auto"/>
+              <w:ind w:firstLine="0"/>
+              <w:jc w:val="left"/>
+            </w:pPr>
+            <w:r>
+              <w:rPr>
+                <w:sz w:val="24"/>
+              </w:rPr>
+              <w:t>healthcheck и depends_on</w:t>
+            </w:r>
+          </w:p>
+        </w:tc>
+        <w:tc>
+          <w:tcPr>
+            <w:tcW w:w="3061" w:type="dxa"/>
+            <w:tcBorders>
+              <w:top w:val="single" w:sz="4" w:space="0" w:color="D9D9D9"/>
+              <w:left w:val="single" w:sz="4" w:space="0" w:color="D9D9D9"/>
+              <w:bottom w:val="single" w:sz="4" w:space="0" w:color="D9D9D9"/>
+              <w:right w:val="single" w:sz="4" w:space="0" w:color="D9D9D9"/>
+            </w:tcBorders>
+            <w:tcMar>
+              <w:top w:w="70" w:type="dxa"/>
+              <w:left w:w="90" w:type="dxa"/>
+              <w:bottom w:w="70" w:type="dxa"/>
+              <w:right w:w="90" w:type="dxa"/>
+            </w:tcMar>
+            <w:vAlign w:val="center"/>
+          </w:tcPr>
+          <w:p>
+            <w:pPr>
+              <w:spacing w:before="40" w:after="40" w:line="264" w:lineRule="auto"/>
+              <w:ind w:firstLine="0"/>
+              <w:jc w:val="left"/>
+            </w:pPr>
+            <w:r>
+              <w:rPr>
+                <w:sz w:val="24"/>
+              </w:rPr>
+              <w:t>Пять healthy; рис. 1</w:t>
+            </w:r>
+          </w:p>
+        </w:tc>
+      </w:tr>
+      <w:tr>
+        <w:trPr>
+          <w:cantSplit/>
+          <w:jc w:val="center"/>
+        </w:trPr>
+        <w:tc>
+          <w:tcPr>
+            <w:tcW w:w="624" w:type="dxa"/>
+            <w:tcBorders>
+              <w:top w:val="single" w:sz="4" w:space="0" w:color="D9D9D9"/>
+              <w:left w:val="single" w:sz="4" w:space="0" w:color="D9D9D9"/>
+              <w:bottom w:val="single" w:sz="4" w:space="0" w:color="D9D9D9"/>
+              <w:right w:val="single" w:sz="4" w:space="0" w:color="D9D9D9"/>
+            </w:tcBorders>
+            <w:tcMar>
+              <w:top w:w="70" w:type="dxa"/>
+              <w:left w:w="90" w:type="dxa"/>
+              <w:bottom w:w="70" w:type="dxa"/>
+              <w:right w:w="90" w:type="dxa"/>
+            </w:tcMar>
+            <w:vAlign w:val="center"/>
+          </w:tcPr>
+          <w:p>
+            <w:pPr>
+              <w:spacing w:before="40" w:after="40" w:line="264" w:lineRule="auto"/>
+              <w:ind w:firstLine="0"/>
+              <w:jc w:val="left"/>
+            </w:pPr>
+            <w:r>
+              <w:rPr>
+                <w:sz w:val="24"/>
+              </w:rPr>
+              <w:t>7</w:t>
+            </w:r>
+          </w:p>
+        </w:tc>
+        <w:tc>
+          <w:tcPr>
+            <w:tcW w:w="2665" w:type="dxa"/>
+            <w:tcBorders>
+              <w:top w:val="single" w:sz="4" w:space="0" w:color="D9D9D9"/>
+              <w:left w:val="single" w:sz="4" w:space="0" w:color="D9D9D9"/>
+              <w:bottom w:val="single" w:sz="4" w:space="0" w:color="D9D9D9"/>
+              <w:right w:val="single" w:sz="4" w:space="0" w:color="D9D9D9"/>
+            </w:tcBorders>
+            <w:tcMar>
+              <w:top w:w="70" w:type="dxa"/>
+              <w:left w:w="90" w:type="dxa"/>
+              <w:bottom w:w="70" w:type="dxa"/>
+              <w:right w:w="90" w:type="dxa"/>
+            </w:tcMar>
+            <w:vAlign w:val="center"/>
+          </w:tcPr>
+          <w:p>
+            <w:pPr>
+              <w:spacing w:before="40" w:after="40" w:line="264" w:lineRule="auto"/>
+              <w:ind w:firstLine="0"/>
+              <w:jc w:val="left"/>
+            </w:pPr>
+            <w:r>
+              <w:rPr>
+                <w:sz w:val="24"/>
+              </w:rPr>
+              <w:t>Балансировка реплик</w:t>
+            </w:r>
+          </w:p>
+        </w:tc>
+        <w:tc>
+          <w:tcPr>
+            <w:tcW w:w="3005" w:type="dxa"/>
+            <w:tcBorders>
+              <w:top w:val="single" w:sz="4" w:space="0" w:color="D9D9D9"/>
+              <w:left w:val="single" w:sz="4" w:space="0" w:color="D9D9D9"/>
+              <w:bottom w:val="single" w:sz="4" w:space="0" w:color="D9D9D9"/>
+              <w:right w:val="single" w:sz="4" w:space="0" w:color="D9D9D9"/>
+            </w:tcBorders>
+            <w:tcMar>
+              <w:top w:w="70" w:type="dxa"/>
+              <w:left w:w="90" w:type="dxa"/>
+              <w:bottom w:w="70" w:type="dxa"/>
+              <w:right w:w="90" w:type="dxa"/>
+            </w:tcMar>
+            <w:vAlign w:val="center"/>
+          </w:tcPr>
+          <w:p>
+            <w:pPr>
+              <w:spacing w:before="40" w:after="40" w:line="264" w:lineRule="auto"/>
+              <w:ind w:firstLine="0"/>
+              <w:jc w:val="left"/>
+            </w:pPr>
+            <w:r>
+              <w:rPr>
+                <w:sz w:val="24"/>
+              </w:rPr>
+              <w:t>orders=2; поле instance</w:t>
+            </w:r>
+          </w:p>
+        </w:tc>
+        <w:tc>
+          <w:tcPr>
+            <w:tcW w:w="3061" w:type="dxa"/>
+            <w:tcBorders>
+              <w:top w:val="single" w:sz="4" w:space="0" w:color="D9D9D9"/>
+              <w:left w:val="single" w:sz="4" w:space="0" w:color="D9D9D9"/>
+              <w:bottom w:val="single" w:sz="4" w:space="0" w:color="D9D9D9"/>
+              <w:right w:val="single" w:sz="4" w:space="0" w:color="D9D9D9"/>
+            </w:tcBorders>
+            <w:tcMar>
+              <w:top w:w="70" w:type="dxa"/>
+              <w:left w:w="90" w:type="dxa"/>
+              <w:bottom w:w="70" w:type="dxa"/>
+              <w:right w:w="90" w:type="dxa"/>
+            </w:tcMar>
+            <w:vAlign w:val="center"/>
+          </w:tcPr>
+          <w:p>
+            <w:pPr>
+              <w:spacing w:before="40" w:after="40" w:line="264" w:lineRule="auto"/>
+              <w:ind w:firstLine="0"/>
+              <w:jc w:val="left"/>
+            </w:pPr>
+            <w:r>
+              <w:rPr>
+                <w:sz w:val="24"/>
+              </w:rPr>
+              <w:t>Два HOSTNAME; рис. 2</w:t>
+            </w:r>
+          </w:p>
+        </w:tc>
+      </w:tr>
+      <w:tr>
+        <w:trPr>
+          <w:cantSplit/>
+          <w:jc w:val="center"/>
+        </w:trPr>
+        <w:tc>
+          <w:tcPr>
+            <w:tcW w:w="624" w:type="dxa"/>
+            <w:tcBorders>
+              <w:top w:val="single" w:sz="4" w:space="0" w:color="D9D9D9"/>
+              <w:left w:val="single" w:sz="4" w:space="0" w:color="D9D9D9"/>
+              <w:bottom w:val="single" w:sz="4" w:space="0" w:color="D9D9D9"/>
+              <w:right w:val="single" w:sz="4" w:space="0" w:color="D9D9D9"/>
+            </w:tcBorders>
+            <w:tcMar>
+              <w:top w:w="70" w:type="dxa"/>
+              <w:left w:w="90" w:type="dxa"/>
+              <w:bottom w:w="70" w:type="dxa"/>
+              <w:right w:w="90" w:type="dxa"/>
+            </w:tcMar>
+            <w:vAlign w:val="center"/>
+          </w:tcPr>
+          <w:p>
+            <w:pPr>
+              <w:spacing w:before="40" w:after="40" w:line="264" w:lineRule="auto"/>
+              <w:ind w:firstLine="0"/>
+              <w:jc w:val="left"/>
+            </w:pPr>
+            <w:r>
+              <w:rPr>
+                <w:sz w:val="24"/>
+              </w:rPr>
+              <w:t>8</w:t>
+            </w:r>
+          </w:p>
+        </w:tc>
+        <w:tc>
+          <w:tcPr>
+            <w:tcW w:w="2665" w:type="dxa"/>
+            <w:tcBorders>
+              <w:top w:val="single" w:sz="4" w:space="0" w:color="D9D9D9"/>
+              <w:left w:val="single" w:sz="4" w:space="0" w:color="D9D9D9"/>
+              <w:bottom w:val="single" w:sz="4" w:space="0" w:color="D9D9D9"/>
+              <w:right w:val="single" w:sz="4" w:space="0" w:color="D9D9D9"/>
+            </w:tcBorders>
+            <w:tcMar>
+              <w:top w:w="70" w:type="dxa"/>
+              <w:left w:w="90" w:type="dxa"/>
+              <w:bottom w:w="70" w:type="dxa"/>
+              <w:right w:w="90" w:type="dxa"/>
+            </w:tcMar>
+            <w:vAlign w:val="center"/>
+          </w:tcPr>
+          <w:p>
+            <w:pPr>
+              <w:spacing w:before="40" w:after="40" w:line="264" w:lineRule="auto"/>
+              <w:ind w:firstLine="0"/>
+              <w:jc w:val="left"/>
+            </w:pPr>
+            <w:r>
+              <w:rPr>
+                <w:sz w:val="24"/>
+              </w:rPr>
+              <w:t>Остановка экземпляра</w:t>
+            </w:r>
+          </w:p>
+        </w:tc>
+        <w:tc>
+          <w:tcPr>
+            <w:tcW w:w="3005" w:type="dxa"/>
+            <w:tcBorders>
+              <w:top w:val="single" w:sz="4" w:space="0" w:color="D9D9D9"/>
+              <w:left w:val="single" w:sz="4" w:space="0" w:color="D9D9D9"/>
+              <w:bottom w:val="single" w:sz="4" w:space="0" w:color="D9D9D9"/>
+              <w:right w:val="single" w:sz="4" w:space="0" w:color="D9D9D9"/>
+            </w:tcBorders>
+            <w:tcMar>
+              <w:top w:w="70" w:type="dxa"/>
+              <w:left w:w="90" w:type="dxa"/>
+              <w:bottom w:w="70" w:type="dxa"/>
+              <w:right w:w="90" w:type="dxa"/>
+            </w:tcMar>
+            <w:vAlign w:val="center"/>
+          </w:tcPr>
+          <w:p>
+            <w:pPr>
+              <w:spacing w:before="40" w:after="40" w:line="264" w:lineRule="auto"/>
+              <w:ind w:firstLine="0"/>
+              <w:jc w:val="left"/>
+            </w:pPr>
+            <w:r>
+              <w:rPr>
+                <w:sz w:val="24"/>
+              </w:rPr>
+              <w:t>demo.ps1: stop и finally start</w:t>
+            </w:r>
+          </w:p>
+        </w:tc>
+        <w:tc>
+          <w:tcPr>
+            <w:tcW w:w="3061" w:type="dxa"/>
+            <w:tcBorders>
+              <w:top w:val="single" w:sz="4" w:space="0" w:color="D9D9D9"/>
+              <w:left w:val="single" w:sz="4" w:space="0" w:color="D9D9D9"/>
+              <w:bottom w:val="single" w:sz="4" w:space="0" w:color="D9D9D9"/>
+              <w:right w:val="single" w:sz="4" w:space="0" w:color="D9D9D9"/>
+            </w:tcBorders>
+            <w:tcMar>
+              <w:top w:w="70" w:type="dxa"/>
+              <w:left w:w="90" w:type="dxa"/>
+              <w:bottom w:w="70" w:type="dxa"/>
+              <w:right w:w="90" w:type="dxa"/>
+            </w:tcMar>
+            <w:vAlign w:val="center"/>
+          </w:tcPr>
+          <w:p>
+            <w:pPr>
+              <w:spacing w:before="40" w:after="40" w:line="264" w:lineRule="auto"/>
+              <w:ind w:firstLine="0"/>
+              <w:jc w:val="left"/>
+            </w:pPr>
+            <w:r>
+              <w:rPr>
+                <w:sz w:val="24"/>
+              </w:rPr>
+              <w:t>Три успешных ответа; рис. 3</w:t>
+            </w:r>
+          </w:p>
+        </w:tc>
+      </w:tr>
+    </w:tbl>
+    <w:p/>
+    <w:p>
+      <w:pPr>
+        <w:pStyle w:val="21"/>
+      </w:pPr>
+      <w:bookmarkStart w:id="4" w:name="_Toc242052038"/>
+      <w:r>
+        <w:t>1.2 Границы распределённого приложения</w:t>
+      </w:r>
+      <w:bookmarkEnd w:id="4"/>
+    </w:p>
+    <w:p>
+      <w:pPr>
+        <w:pStyle w:val="aff9"/>
+      </w:pPr>
+      <w:r>
+        <w:t xml:space="preserve">Заказ и доставка связаны одним бизнес-сценарием, но выполняют разные функции. Order Service хранит содержание заказа и его стоимость, Delivery Service отвечает за доставку </w:t>
+      </w:r>
+      <w:r>
+        <w:t xml:space="preserve">выбранного заказа. Разделение на два приложения позволяет независимо запускать компоненты и наблюдать </w:t>
+      </w:r>
+      <w:r>
+        <w:lastRenderedPageBreak/>
+        <w:t>сетевое взаимодействие между ними. Оно также вводит частичные отказы: доставка может быть доступна, когда заказ временно недоступен, и наоборот.</w:t>
+      </w:r>
+    </w:p>
+    <w:p>
+      <w:pPr>
+        <w:pStyle w:val="aff9"/>
+      </w:pPr>
+      <w:r>
+        <w:t xml:space="preserve">REST API </w:t>
+      </w:r>
+      <w:r>
+        <w:t>передаёт данные в JSON поверх HTTP. В отличие от прямого вызова Java-метода, удалённый запрос может завершиться сетевой ошибкой, таймаутом или кодом отсутствия объекта. Delivery Service переводит такие ситуации в понятные клиенту HTTP-ответы. Для синхронно</w:t>
+      </w:r>
+      <w:r>
+        <w:t>го получения заказа используется RestClient, что соответствует обычным Spring MVC-обработчикам этой практики.</w:t>
+      </w:r>
+    </w:p>
+    <w:p>
+      <w:pPr>
+        <w:pStyle w:val="21"/>
+      </w:pPr>
+      <w:bookmarkStart w:id="5" w:name="_Toc242052039"/>
+      <w:r>
+        <w:t>1.3 Контейнеры конфигурация и готовность</w:t>
+      </w:r>
+      <w:bookmarkEnd w:id="5"/>
+    </w:p>
+    <w:p>
+      <w:pPr>
+        <w:pStyle w:val="aff9"/>
+      </w:pPr>
+      <w:r>
+        <w:t>Dockerfile описывает образ одного приложения, compose.yaml — совместный запуск сервисов, сети, томов и за</w:t>
+      </w:r>
+      <w:r>
+        <w:t>висимостей. Исполняемые app.jar включены в материалы; основной Dockerfile копирует готовую сборку и запускает Java 21. Dockerfile.source предназначен для полной сборки из Maven-исходников. Эти варианты различаются способом получения артефакта, но запускают</w:t>
+      </w:r>
+      <w:r>
+        <w:t xml:space="preserve"> одно приложение.</w:t>
+      </w:r>
+    </w:p>
+    <w:p>
+      <w:pPr>
+        <w:pStyle w:val="aff9"/>
+      </w:pPr>
+      <w:r>
+        <w:t>Запущенный процесс ещё не означает готовность API и базы. healthcheck выполняет реальную проверку: pg_isready для PostgreSQL, Actuator для Spring Boot и ping для Traefik. depends_on с условием service_healthy задерживает запуск зависимого</w:t>
+      </w:r>
+      <w:r>
+        <w:t xml:space="preserve"> приложения до успешной проверки. Параметры подключения передаются окружением, поэтому адрес внутри сети Docker не требуется прописывать в Java-коде.</w:t>
+      </w:r>
+    </w:p>
+    <w:p>
+      <w:pPr>
+        <w:pStyle w:val="21"/>
+      </w:pPr>
+      <w:bookmarkStart w:id="6" w:name="_Toc242052040"/>
+      <w:r>
+        <w:t>1.4 Маршрутизация и балансировка Traefik</w:t>
+      </w:r>
+      <w:bookmarkEnd w:id="6"/>
+    </w:p>
+    <w:p>
+      <w:pPr>
+        <w:pStyle w:val="aff9"/>
+      </w:pPr>
+      <w:r>
+        <w:t>Traefik является внешней точкой входа на порту 8155. Router выбир</w:t>
+      </w:r>
+      <w:r>
+        <w:t>ает сервис по правилу PathPrefix, а service задаёт порт приложения и доступные экземпляры. Docker provider читает эти настройки из labels контейнеров. При exposedByDefault=false проксирование включается только для явно отмеченных приложений.</w:t>
+      </w:r>
+    </w:p>
+    <w:p>
+      <w:pPr>
+        <w:pStyle w:val="aff9"/>
+      </w:pPr>
+      <w:r>
+        <w:lastRenderedPageBreak/>
+        <w:t>Масштабировани</w:t>
+      </w:r>
+      <w:r>
+        <w:t>е Order Service создаёт две реплики одного образа. Они используют общую PostgreSQL, поэтому могут возвращать одинаковые заказы, а поле instance различает процесс, обслуживший запрос. Балансировка подтверждается появлением двух значений instance в последова</w:t>
+      </w:r>
+      <w:r>
+        <w:t>тельных ответах. Строгое чередование в каждом запросе не является критерием задания: достаточно того, что обращения действительно обслуживают разные работоспособные экземпляры.</w:t>
+      </w:r>
+    </w:p>
+    <w:p>
+      <w:pPr>
+        <w:pStyle w:val="1"/>
+      </w:pPr>
+      <w:bookmarkStart w:id="7" w:name="_Toc242052041"/>
+      <w:r>
+        <w:lastRenderedPageBreak/>
+        <w:t>2 Проектирование и реализация</w:t>
+      </w:r>
+      <w:bookmarkEnd w:id="7"/>
+    </w:p>
+    <w:p>
+      <w:pPr>
+        <w:pStyle w:val="21"/>
+      </w:pPr>
+      <w:bookmarkStart w:id="8" w:name="_Toc242052042"/>
+      <w:r>
+        <w:t>2.1 Структура и модель данных</w:t>
+      </w:r>
+      <w:bookmarkEnd w:id="8"/>
+    </w:p>
+    <w:p>
+      <w:pPr>
+        <w:pStyle w:val="aff9"/>
+      </w:pPr>
+      <w:r>
+        <w:t xml:space="preserve">Материалы </w:t>
+      </w:r>
+      <w:r>
+        <w:t>проекта расположены в practice-05-compose. Исходные тексты отделены от готовых сборок и доказательств выполнения. README содержит команды запуска; screenshots — оригинальные снимки; run.log — основной протокол. Изменение программы требует повторной сборки,</w:t>
+      </w:r>
+      <w:r>
+        <w:t xml:space="preserve"> а обычный демонстрационный запуск использует приложенные артефакты.</w:t>
+      </w:r>
+    </w:p>
+    <w:p>
+      <w:pPr>
+        <w:pStyle w:val="affc"/>
+        <w:keepNext/>
+      </w:pPr>
+      <w:r>
+        <w:t>Таблица 2 — Модель приложения</w:t>
+      </w:r>
+    </w:p>
+    <w:tbl>
+      <w:tblPr>
+        <w:tblW w:w="0" w:type="auto"/>
+        <w:jc w:val="center"/>
+        <w:tblLayout w:type="fixed"/>
+        <w:tblLook w:val="04A0" w:firstRow="1" w:lastRow="0" w:firstColumn="1" w:lastColumn="0" w:noHBand="0" w:noVBand="1"/>
+      </w:tblPr>
+      <w:tblGrid>
+        <w:gridCol w:w="1871"/>
+        <w:gridCol w:w="3742"/>
+        <w:gridCol w:w="3742"/>
+      </w:tblGrid>
+      <w:tr>
+        <w:trPr>
+          <w:cantSplit/>
+          <w:tblHeader/>
+          <w:jc w:val="center"/>
+        </w:trPr>
+        <w:tc>
+          <w:tcPr>
+            <w:tcW w:w="1871" w:type="dxa"/>
+            <w:tcBorders>
+              <w:top w:val="single" w:sz="4" w:space="0" w:color="D9D9D9"/>
+              <w:left w:val="single" w:sz="4" w:space="0" w:color="D9D9D9"/>
+              <w:bottom w:val="single" w:sz="4" w:space="0" w:color="D9D9D9"/>
+              <w:right w:val="single" w:sz="4" w:space="0" w:color="D9D9D9"/>
+            </w:tcBorders>
+            <w:shd w:val="clear" w:color="auto" w:fill="EEEEEE"/>
+            <w:tcMar>
+              <w:top w:w="70" w:type="dxa"/>
+              <w:left w:w="90" w:type="dxa"/>
+              <w:bottom w:w="70" w:type="dxa"/>
+              <w:right w:w="90" w:type="dxa"/>
+            </w:tcMar>
+            <w:vAlign w:val="center"/>
+          </w:tcPr>
+          <w:p>
+            <w:pPr>
+              <w:spacing w:before="40" w:after="40" w:line="264" w:lineRule="auto"/>
+              <w:ind w:firstLine="0"/>
+              <w:jc w:val="left"/>
+            </w:pPr>
+            <w:r>
+              <w:rPr>
+                <w:b/>
+                <w:sz w:val="24"/>
+              </w:rPr>
+              <w:t>Элемент</w:t>
+            </w:r>
+          </w:p>
+        </w:tc>
+        <w:tc>
+          <w:tcPr>
+            <w:tcW w:w="3742" w:type="dxa"/>
+            <w:tcBorders>
+              <w:top w:val="single" w:sz="4" w:space="0" w:color="D9D9D9"/>
+              <w:left w:val="single" w:sz="4" w:space="0" w:color="D9D9D9"/>
+              <w:bottom w:val="single" w:sz="4" w:space="0" w:color="D9D9D9"/>
+              <w:right w:val="single" w:sz="4" w:space="0" w:color="D9D9D9"/>
+            </w:tcBorders>
+            <w:shd w:val="clear" w:color="auto" w:fill="EEEEEE"/>
+            <w:tcMar>
+              <w:top w:w="70" w:type="dxa"/>
+              <w:left w:w="90" w:type="dxa"/>
+              <w:bottom w:w="70" w:type="dxa"/>
+              <w:right w:w="90" w:type="dxa"/>
+            </w:tcMar>
+            <w:vAlign w:val="center"/>
+          </w:tcPr>
+          <w:p>
+            <w:pPr>
+              <w:spacing w:before="40" w:after="40" w:line="264" w:lineRule="auto"/>
+              <w:ind w:firstLine="0"/>
+              <w:jc w:val="left"/>
+            </w:pPr>
+            <w:r>
+              <w:rPr>
+                <w:b/>
+                <w:sz w:val="24"/>
+              </w:rPr>
+              <w:t>Представление</w:t>
+            </w:r>
+          </w:p>
+        </w:tc>
+        <w:tc>
+          <w:tcPr>
+            <w:tcW w:w="3742" w:type="dxa"/>
+            <w:tcBorders>
+              <w:top w:val="single" w:sz="4" w:space="0" w:color="D9D9D9"/>
+              <w:left w:val="single" w:sz="4" w:space="0" w:color="D9D9D9"/>
+              <w:bottom w:val="single" w:sz="4" w:space="0" w:color="D9D9D9"/>
+              <w:right w:val="single" w:sz="4" w:space="0" w:color="D9D9D9"/>
+            </w:tcBorders>
+            <w:shd w:val="clear" w:color="auto" w:fill="EEEEEE"/>
+            <w:tcMar>
+              <w:top w:w="70" w:type="dxa"/>
+              <w:left w:w="90" w:type="dxa"/>
+              <w:bottom w:w="70" w:type="dxa"/>
+              <w:right w:w="90" w:type="dxa"/>
+            </w:tcMar>
+            <w:vAlign w:val="center"/>
+          </w:tcPr>
+          <w:p>
+            <w:pPr>
+              <w:spacing w:before="40" w:after="40" w:line="264" w:lineRule="auto"/>
+              <w:ind w:firstLine="0"/>
+              <w:jc w:val="left"/>
+            </w:pPr>
+            <w:r>
+              <w:rPr>
+                <w:b/>
+                <w:sz w:val="24"/>
+              </w:rPr>
+              <w:t>Назначение</w:t>
+            </w:r>
+          </w:p>
+        </w:tc>
+      </w:tr>
+      <w:tr>
+        <w:trPr>
+          <w:cantSplit/>
+          <w:jc w:val="center"/>
+        </w:trPr>
+        <w:tc>
+          <w:tcPr>
+            <w:tcW w:w="1871" w:type="dxa"/>
+            <w:tcBorders>
+              <w:top w:val="single" w:sz="4" w:space="0" w:color="D9D9D9"/>
+              <w:left w:val="single" w:sz="4" w:space="0" w:color="D9D9D9"/>
+              <w:bottom w:val="single" w:sz="4" w:space="0" w:color="D9D9D9"/>
+              <w:right w:val="single" w:sz="4" w:space="0" w:color="D9D9D9"/>
+            </w:tcBorders>
+            <w:tcMar>
+              <w:top w:w="70" w:type="dxa"/>
+              <w:left w:w="90" w:type="dxa"/>
+              <w:bottom w:w="70" w:type="dxa"/>
+              <w:right w:w="90" w:type="dxa"/>
+            </w:tcMar>
+            <w:vAlign w:val="center"/>
+          </w:tcPr>
+          <w:p>
+            <w:pPr>
+              <w:spacing w:before="40" w:after="40" w:line="264" w:lineRule="auto"/>
+              <w:ind w:firstLine="0"/>
+              <w:jc w:val="left"/>
+            </w:pPr>
+            <w:r>
+              <w:rPr>
+                <w:sz w:val="24"/>
+              </w:rPr>
+              <w:t>Order</w:t>
+            </w:r>
+          </w:p>
+        </w:tc>
+        <w:tc>
+          <w:tcPr>
+            <w:tcW w:w="3742" w:type="dxa"/>
+            <w:tcBorders>
+              <w:top w:val="single" w:sz="4" w:space="0" w:color="D9D9D9"/>
+              <w:left w:val="single" w:sz="4" w:space="0" w:color="D9D9D9"/>
+              <w:bottom w:val="single" w:sz="4" w:space="0" w:color="D9D9D9"/>
+              <w:right w:val="single" w:sz="4" w:space="0" w:color="D9D9D9"/>
+            </w:tcBorders>
+            <w:tcMar>
+              <w:top w:w="70" w:type="dxa"/>
+              <w:left w:w="90" w:type="dxa"/>
+              <w:bottom w:w="70" w:type="dxa"/>
+              <w:right w:w="90" w:type="dxa"/>
+            </w:tcMar>
+            <w:vAlign w:val="center"/>
+          </w:tcPr>
+          <w:p>
+            <w:pPr>
+              <w:spacing w:before="40" w:after="40" w:line="264" w:lineRule="auto"/>
+              <w:ind w:firstLine="0"/>
+              <w:jc w:val="left"/>
+            </w:pPr>
+            <w:r>
+              <w:rPr>
+                <w:sz w:val="24"/>
+              </w:rPr>
+              <w:t>id, product, quantity, total, address</w:t>
+            </w:r>
+          </w:p>
+        </w:tc>
+        <w:tc>
+          <w:tcPr>
+            <w:tcW w:w="3742" w:type="dxa"/>
+            <w:tcBorders>
+              <w:top w:val="single" w:sz="4" w:space="0" w:color="D9D9D9"/>
+              <w:left w:val="single" w:sz="4" w:space="0" w:color="D9D9D9"/>
+              <w:bottom w:val="single" w:sz="4" w:space="0" w:color="D9D9D9"/>
+              <w:right w:val="single" w:sz="4" w:space="0" w:color="D9D9D9"/>
+            </w:tcBorders>
+            <w:tcMar>
+              <w:top w:w="70" w:type="dxa"/>
+              <w:left w:w="90" w:type="dxa"/>
+              <w:bottom w:w="70" w:type="dxa"/>
+              <w:right w:w="90" w:type="dxa"/>
+            </w:tcMar>
+            <w:vAlign w:val="center"/>
+          </w:tcPr>
+          <w:p>
+            <w:pPr>
+              <w:spacing w:before="40" w:after="40" w:line="264" w:lineRule="auto"/>
+              <w:ind w:firstLine="0"/>
+              <w:jc w:val="left"/>
+            </w:pPr>
+            <w:r>
+              <w:rPr>
+                <w:sz w:val="24"/>
+              </w:rPr>
+              <w:t>Владелец — Order Service</w:t>
+            </w:r>
+          </w:p>
+        </w:tc>
+      </w:tr>
+      <w:tr>
+        <w:trPr>
+          <w:cantSplit/>
+          <w:jc w:val="center"/>
+        </w:trPr>
+        <w:tc>
+          <w:tcPr>
+            <w:tcW w:w="1871" w:type="dxa"/>
+            <w:tcBorders>
+              <w:top w:val="single" w:sz="4" w:space="0" w:color="D9D9D9"/>
+              <w:left w:val="single" w:sz="4" w:space="0" w:color="D9D9D9"/>
+              <w:bottom w:val="single" w:sz="4" w:space="0" w:color="D9D9D9"/>
+              <w:right w:val="single" w:sz="4" w:space="0" w:color="D9D9D9"/>
+            </w:tcBorders>
+            <w:tcMar>
+              <w:top w:w="70" w:type="dxa"/>
+              <w:left w:w="90" w:type="dxa"/>
+              <w:bottom w:w="70" w:type="dxa"/>
+              <w:right w:w="90" w:type="dxa"/>
+            </w:tcMar>
+            <w:vAlign w:val="center"/>
+          </w:tcPr>
+          <w:p>
+            <w:pPr>
+              <w:spacing w:before="40" w:after="40" w:line="264" w:lineRule="auto"/>
+              <w:ind w:firstLine="0"/>
+              <w:jc w:val="left"/>
+            </w:pPr>
+            <w:r>
+              <w:rPr>
+                <w:sz w:val="24"/>
+              </w:rPr>
+              <w:t>Delivery</w:t>
+            </w:r>
+          </w:p>
+        </w:tc>
+        <w:tc>
+          <w:tcPr>
+            <w:tcW w:w="3742" w:type="dxa"/>
+            <w:tcBorders>
+              <w:top w:val="single" w:sz="4" w:space="0" w:color="D9D9D9"/>
+              <w:left w:val="single" w:sz="4" w:space="0" w:color="D9D9D9"/>
+              <w:bottom w:val="single" w:sz="4" w:space="0" w:color="D9D9D9"/>
+              <w:right w:val="single" w:sz="4" w:space="0" w:color="D9D9D9"/>
+            </w:tcBorders>
+            <w:tcMar>
+              <w:top w:w="70" w:type="dxa"/>
+              <w:left w:w="90" w:type="dxa"/>
+              <w:bottom w:w="70" w:type="dxa"/>
+              <w:right w:w="90" w:type="dxa"/>
+            </w:tcMar>
+            <w:vAlign w:val="center"/>
+          </w:tcPr>
+          <w:p>
+            <w:pPr>
+              <w:spacing w:before="40" w:after="40" w:line="264" w:lineRule="auto"/>
+              <w:ind w:firstLine="0"/>
+              <w:jc w:val="left"/>
+            </w:pPr>
+            <w:r>
+              <w:rPr>
+                <w:sz w:val="24"/>
+              </w:rPr>
+              <w:t>order_id, product, address, status</w:t>
+            </w:r>
+          </w:p>
+        </w:tc>
+        <w:tc>
+          <w:tcPr>
+            <w:tcW w:w="3742" w:type="dxa"/>
+            <w:tcBorders>
+              <w:top w:val="single" w:sz="4" w:space="0" w:color="D9D9D9"/>
+              <w:left w:val="single" w:sz="4" w:space="0" w:color="D9D9D9"/>
+              <w:bottom w:val="single" w:sz="4" w:space="0" w:color="D9D9D9"/>
+              <w:right w:val="single" w:sz="4" w:space="0" w:color="D9D9D9"/>
+            </w:tcBorders>
+            <w:tcMar>
+              <w:top w:w="70" w:type="dxa"/>
+              <w:left w:w="90" w:type="dxa"/>
+              <w:bottom w:w="70" w:type="dxa"/>
+              <w:right w:w="90" w:type="dxa"/>
+            </w:tcMar>
+            <w:vAlign w:val="center"/>
+          </w:tcPr>
+          <w:p>
+            <w:pPr>
+              <w:spacing w:before="40" w:after="40" w:line="264" w:lineRule="auto"/>
+              <w:ind w:firstLine="0"/>
+              <w:jc w:val="left"/>
+            </w:pPr>
+            <w:r>
+              <w:rPr>
+                <w:sz w:val="24"/>
+              </w:rPr>
+              <w:t>Владелец — Delivery Service</w:t>
+            </w:r>
+          </w:p>
+        </w:tc>
+      </w:tr>
+      <w:tr>
+        <w:trPr>
+          <w:cantSplit/>
+          <w:jc w:val="center"/>
+        </w:trPr>
+        <w:tc>
+          <w:tcPr>
+            <w:tcW w:w="1871" w:type="dxa"/>
+            <w:tcBorders>
+              <w:top w:val="single" w:sz="4" w:space="0" w:color="D9D9D9"/>
+              <w:left w:val="single" w:sz="4" w:space="0" w:color="D9D9D9"/>
+              <w:bottom w:val="single" w:sz="4" w:space="0" w:color="D9D9D9"/>
+              <w:right w:val="single" w:sz="4" w:space="0" w:color="D9D9D9"/>
+            </w:tcBorders>
+            <w:tcMar>
+              <w:top w:w="70" w:type="dxa"/>
+              <w:left w:w="90" w:type="dxa"/>
+              <w:bottom w:w="70" w:type="dxa"/>
+              <w:right w:w="90" w:type="dxa"/>
+            </w:tcMar>
+            <w:vAlign w:val="center"/>
+          </w:tcPr>
+          <w:p>
+            <w:pPr>
+              <w:spacing w:before="40" w:after="40" w:line="264" w:lineRule="auto"/>
+              <w:ind w:firstLine="0"/>
+              <w:jc w:val="left"/>
+            </w:pPr>
+            <w:r>
+              <w:rPr>
+                <w:sz w:val="24"/>
+              </w:rPr>
+              <w:t>instance</w:t>
+            </w:r>
+          </w:p>
+        </w:tc>
+        <w:tc>
+          <w:tcPr>
+            <w:tcW w:w="3742" w:type="dxa"/>
+            <w:tcBorders>
+              <w:top w:val="single" w:sz="4" w:space="0" w:color="D9D9D9"/>
+              <w:left w:val="single" w:sz="4" w:space="0" w:color="D9D9D9"/>
+              <w:bottom w:val="single" w:sz="4" w:space="0" w:color="D9D9D9"/>
+              <w:right w:val="single" w:sz="4" w:space="0" w:color="D9D9D9"/>
+            </w:tcBorders>
+            <w:tcMar>
+              <w:top w:w="70" w:type="dxa"/>
+              <w:left w:w="90" w:type="dxa"/>
+              <w:bottom w:w="70" w:type="dxa"/>
+              <w:right w:w="90" w:type="dxa"/>
+            </w:tcMar>
+            <w:vAlign w:val="center"/>
+          </w:tcPr>
+          <w:p>
+            <w:pPr>
+              <w:spacing w:before="40" w:after="40" w:line="264" w:lineRule="auto"/>
+              <w:ind w:firstLine="0"/>
+              <w:jc w:val="left"/>
+            </w:pPr>
+            <w:r>
+              <w:rPr>
+                <w:sz w:val="24"/>
+              </w:rPr>
+              <w:t>HOSTNAME</w:t>
+            </w:r>
+          </w:p>
+        </w:tc>
+        <w:tc>
+          <w:tcPr>
+            <w:tcW w:w="3742" w:type="dxa"/>
+            <w:tcBorders>
+              <w:top w:val="single" w:sz="4" w:space="0" w:color="D9D9D9"/>
+              <w:left w:val="single" w:sz="4" w:space="0" w:color="D9D9D9"/>
+              <w:bottom w:val="single" w:sz="4" w:space="0" w:color="D9D9D9"/>
+              <w:right w:val="single" w:sz="4" w:space="0" w:color="D9D9D9"/>
+            </w:tcBorders>
+            <w:tcMar>
+              <w:top w:w="70" w:type="dxa"/>
+              <w:left w:w="90" w:type="dxa"/>
+              <w:bottom w:w="70" w:type="dxa"/>
+              <w:right w:w="90" w:type="dxa"/>
+            </w:tcMar>
+            <w:vAlign w:val="center"/>
+          </w:tcPr>
+          <w:p>
+            <w:pPr>
+              <w:spacing w:before="40" w:after="40" w:line="264" w:lineRule="auto"/>
+              <w:ind w:firstLine="0"/>
+              <w:jc w:val="left"/>
+            </w:pPr>
+            <w:r>
+              <w:rPr>
+                <w:sz w:val="24"/>
+              </w:rPr>
+              <w:t>Идентификатор реплики</w:t>
+            </w:r>
+          </w:p>
+        </w:tc>
+      </w:tr>
+      <w:tr>
+        <w:trPr>
+          <w:cantSplit/>
+          <w:jc w:val="center"/>
+        </w:trPr>
+        <w:tc>
+          <w:tcPr>
+            <w:tcW w:w="1871" w:type="dxa"/>
+            <w:tcBorders>
+              <w:top w:val="single" w:sz="4" w:space="0" w:color="D9D9D9"/>
+              <w:left w:val="single" w:sz="4" w:space="0" w:color="D9D9D9"/>
+              <w:bottom w:val="single" w:sz="4" w:space="0" w:color="D9D9D9"/>
+              <w:right w:val="single" w:sz="4" w:space="0" w:color="D9D9D9"/>
+            </w:tcBorders>
+            <w:tcMar>
+              <w:top w:w="70" w:type="dxa"/>
+              <w:left w:w="90" w:type="dxa"/>
+              <w:bottom w:w="70" w:type="dxa"/>
+              <w:right w:w="90" w:type="dxa"/>
+            </w:tcMar>
+            <w:vAlign w:val="center"/>
+          </w:tcPr>
+          <w:p>
+            <w:pPr>
+              <w:spacing w:before="40" w:after="40" w:line="264" w:lineRule="auto"/>
+              <w:ind w:firstLine="0"/>
+              <w:jc w:val="left"/>
+            </w:pPr>
+            <w:r>
+              <w:rPr>
+                <w:sz w:val="24"/>
+              </w:rPr>
+              <w:t>Request</w:t>
+            </w:r>
+          </w:p>
+        </w:tc>
+        <w:tc>
+          <w:tcPr>
+            <w:tcW w:w="3742" w:type="dxa"/>
+            <w:tcBorders>
+              <w:top w:val="single" w:sz="4" w:space="0" w:color="D9D9D9"/>
+              <w:left w:val="single" w:sz="4" w:space="0" w:color="D9D9D9"/>
+              <w:bottom w:val="single" w:sz="4" w:space="0" w:color="D9D9D9"/>
+              <w:right w:val="single" w:sz="4" w:space="0" w:color="D9D9D9"/>
+            </w:tcBorders>
+            <w:tcMar>
+              <w:top w:w="70" w:type="dxa"/>
+              <w:left w:w="90" w:type="dxa"/>
+              <w:bottom w:w="70" w:type="dxa"/>
+              <w:right w:w="90" w:type="dxa"/>
+            </w:tcMar>
+            <w:vAlign w:val="center"/>
+          </w:tcPr>
+          <w:p>
+            <w:pPr>
+              <w:spacing w:before="40" w:after="40" w:line="264" w:lineRule="auto"/>
+              <w:ind w:firstLine="0"/>
+              <w:jc w:val="left"/>
+            </w:pPr>
+            <w:r>
+              <w:rPr>
+                <w:sz w:val="24"/>
+              </w:rPr>
+              <w:t>orderId</w:t>
+            </w:r>
+          </w:p>
+        </w:tc>
+        <w:tc>
+          <w:tcPr>
+            <w:tcW w:w="3742" w:type="dxa"/>
+            <w:tcBorders>
+              <w:top w:val="single" w:sz="4" w:space="0" w:color="D9D9D9"/>
+              <w:left w:val="single" w:sz="4" w:space="0" w:color="D9D9D9"/>
+              <w:bottom w:val="single" w:sz="4" w:space="0" w:color="D9D9D9"/>
+              <w:right w:val="single" w:sz="4" w:space="0" w:color="D9D9D9"/>
+            </w:tcBorders>
+            <w:tcMar>
+              <w:top w:w="70" w:type="dxa"/>
+              <w:left w:w="90" w:type="dxa"/>
+              <w:bottom w:w="70" w:type="dxa"/>
+              <w:right w:w="90" w:type="dxa"/>
+            </w:tcMar>
+            <w:vAlign w:val="center"/>
+          </w:tcPr>
+          <w:p>
+            <w:pPr>
+              <w:spacing w:before="40" w:after="40" w:line="264" w:lineRule="auto"/>
+              <w:ind w:firstLine="0"/>
+              <w:jc w:val="left"/>
+            </w:pPr>
+            <w:r>
+              <w:rPr>
+                <w:sz w:val="24"/>
+              </w:rPr>
+              <w:t>Параметр создания доставки</w:t>
+            </w:r>
+          </w:p>
+        </w:tc>
+      </w:tr>
+    </w:tbl>
+    <w:p/>
+    <w:p>
+      <w:pPr>
+        <w:pStyle w:val="affc"/>
+        <w:keepNext/>
+      </w:pPr>
+      <w:r>
+        <w:t>Таблица 3 — Интерфейс сервисов</w:t>
+      </w:r>
+    </w:p>
+    <w:tbl>
+      <w:tblPr>
+        <w:tblW w:w="0" w:type="auto"/>
+        <w:jc w:val="center"/>
+        <w:tblLayout w:type="fixed"/>
+        <w:tblLook w:val="04A0" w:firstRow="1" w:lastRow="0" w:firstColumn="1" w:lastColumn="0" w:noHBand="0" w:noVBand="1"/>
+      </w:tblPr>
+      <w:tblGrid>
+        <w:gridCol w:w="964"/>
+        <w:gridCol w:w="4819"/>
+        <w:gridCol w:w="3572"/>
+      </w:tblGrid>
+      <w:tr>
+        <w:trPr>
+          <w:cantSplit/>
+          <w:tblHeader/>
+          <w:jc w:val="center"/>
+        </w:trPr>
+        <w:tc>
+          <w:tcPr>
+            <w:tcW w:w="964" w:type="dxa"/>
+            <w:tcBorders>
+              <w:top w:val="single" w:sz="4" w:space="0" w:color="D9D9D9"/>
+              <w:left w:val="single" w:sz="4" w:space="0" w:color="D9D9D9"/>
+              <w:bottom w:val="single" w:sz="4" w:space="0" w:color="D9D9D9"/>
+              <w:right w:val="single" w:sz="4" w:space="0" w:color="D9D9D9"/>
+            </w:tcBorders>
+            <w:shd w:val="clear" w:color="auto" w:fill="EEEEEE"/>
+            <w:tcMar>
+              <w:top w:w="70" w:type="dxa"/>
+              <w:left w:w="90" w:type="dxa"/>
+              <w:bottom w:w="70" w:type="dxa"/>
+              <w:right w:w="90" w:type="dxa"/>
+            </w:tcMar>
+            <w:vAlign w:val="center"/>
+          </w:tcPr>
+          <w:p>
+            <w:pPr>
+              <w:spacing w:before="40" w:after="40" w:line="264" w:lineRule="auto"/>
+              <w:ind w:firstLine="0"/>
+              <w:jc w:val="left"/>
+            </w:pPr>
+            <w:r>
+              <w:rPr>
+                <w:b/>
+                <w:sz w:val="24"/>
+              </w:rPr>
+              <w:t>Метод</w:t>
+            </w:r>
+          </w:p>
+        </w:tc>
+        <w:tc>
+          <w:tcPr>
+            <w:tcW w:w="4819" w:type="dxa"/>
+            <w:tcBorders>
+              <w:top w:val="single" w:sz="4" w:space="0" w:color="D9D9D9"/>
+              <w:left w:val="single" w:sz="4" w:space="0" w:color="D9D9D9"/>
+              <w:bottom w:val="single" w:sz="4" w:space="0" w:color="D9D9D9"/>
+              <w:right w:val="single" w:sz="4" w:space="0" w:color="D9D9D9"/>
+            </w:tcBorders>
+            <w:shd w:val="clear" w:color="auto" w:fill="EEEEEE"/>
+            <w:tcMar>
+              <w:top w:w="70" w:type="dxa"/>
+              <w:left w:w="90" w:type="dxa"/>
+              <w:bottom w:w="70" w:type="dxa"/>
+              <w:right w:w="90" w:type="dxa"/>
+            </w:tcMar>
+            <w:vAlign w:val="center"/>
+          </w:tcPr>
+          <w:p>
+            <w:pPr>
+              <w:spacing w:before="40" w:after="40" w:line="264" w:lineRule="auto"/>
+              <w:ind w:firstLine="0"/>
+              <w:jc w:val="left"/>
+            </w:pPr>
+            <w:r>
+              <w:rPr>
+                <w:b/>
+                <w:sz w:val="24"/>
+              </w:rPr>
+              <w:t>Путь</w:t>
+            </w:r>
+          </w:p>
+        </w:tc>
+        <w:tc>
+          <w:tcPr>
+            <w:tcW w:w="3572" w:type="dxa"/>
+            <w:tcBorders>
+              <w:top w:val="single" w:sz="4" w:space="0" w:color="D9D9D9"/>
+              <w:left w:val="single" w:sz="4" w:space="0" w:color="D9D9D9"/>
+              <w:bottom w:val="single" w:sz="4" w:space="0" w:color="D9D9D9"/>
+              <w:right w:val="single" w:sz="4" w:space="0" w:color="D9D9D9"/>
+            </w:tcBorders>
+            <w:shd w:val="clear" w:color="auto" w:fill="EEEEEE"/>
+            <w:tcMar>
+              <w:top w:w="70" w:type="dxa"/>
+              <w:left w:w="90" w:type="dxa"/>
+              <w:bottom w:w="70" w:type="dxa"/>
+              <w:right w:w="90" w:type="dxa"/>
+            </w:tcMar>
+            <w:vAlign w:val="center"/>
+          </w:tcPr>
+          <w:p>
+            <w:pPr>
+              <w:spacing w:before="40" w:after="40" w:line="264" w:lineRule="auto"/>
+              <w:ind w:firstLine="0"/>
+              <w:jc w:val="left"/>
+            </w:pPr>
+            <w:r>
+              <w:rPr>
+                <w:b/>
+                <w:sz w:val="24"/>
+              </w:rPr>
+              <w:t>Результат</w:t>
+            </w:r>
+          </w:p>
+        </w:tc>
+      </w:tr>
+      <w:tr>
+        <w:trPr>
+          <w:cantSplit/>
+          <w:jc w:val="center"/>
+        </w:trPr>
+        <w:tc>
+          <w:tcPr>
+            <w:tcW w:w="964" w:type="dxa"/>
+            <w:tcBorders>
+              <w:top w:val="single" w:sz="4" w:space="0" w:color="D9D9D9"/>
+              <w:left w:val="single" w:sz="4" w:space="0" w:color="D9D9D9"/>
+              <w:bottom w:val="single" w:sz="4" w:space="0" w:color="D9D9D9"/>
+              <w:right w:val="single" w:sz="4" w:space="0" w:color="D9D9D9"/>
+            </w:tcBorders>
+            <w:tcMar>
+              <w:top w:w="70" w:type="dxa"/>
+              <w:left w:w="90" w:type="dxa"/>
+              <w:bottom w:w="70" w:type="dxa"/>
+              <w:right w:w="90" w:type="dxa"/>
+            </w:tcMar>
+            <w:vAlign w:val="center"/>
+          </w:tcPr>
+          <w:p>
+            <w:pPr>
+              <w:spacing w:before="40" w:after="40" w:line="264" w:lineRule="auto"/>
+              <w:ind w:firstLine="0"/>
+              <w:jc w:val="left"/>
+            </w:pPr>
+            <w:r>
+              <w:rPr>
+                <w:sz w:val="24"/>
+              </w:rPr>
+              <w:t>GET</w:t>
+            </w:r>
+          </w:p>
+        </w:tc>
+        <w:tc>
+          <w:tcPr>
+            <w:tcW w:w="4819" w:type="dxa"/>
+            <w:tcBorders>
+              <w:top w:val="single" w:sz="4" w:space="0" w:color="D9D9D9"/>
+              <w:left w:val="single" w:sz="4" w:space="0" w:color="D9D9D9"/>
+              <w:bottom w:val="single" w:sz="4" w:space="0" w:color="D9D9D9"/>
+              <w:right w:val="single" w:sz="4" w:space="0" w:color="D9D9D9"/>
+            </w:tcBorders>
+            <w:tcMar>
+              <w:top w:w="70" w:type="dxa"/>
+              <w:left w:w="90" w:type="dxa"/>
+              <w:bottom w:w="70" w:type="dxa"/>
+              <w:right w:w="90" w:type="dxa"/>
+            </w:tcMar>
+            <w:vAlign w:val="center"/>
+          </w:tcPr>
+          <w:p>
+            <w:pPr>
+              <w:spacing w:before="40" w:after="40" w:line="264" w:lineRule="auto"/>
+              <w:ind w:firstLine="0"/>
+              <w:jc w:val="left"/>
+            </w:pPr>
+            <w:r>
+              <w:rPr>
+                <w:sz w:val="24"/>
+              </w:rPr>
+              <w:t>/api/orders</w:t>
+            </w:r>
+          </w:p>
+        </w:tc>
+        <w:tc>
+          <w:tcPr>
+            <w:tcW w:w="3572" w:type="dxa"/>
+            <w:tcBorders>
+              <w:top w:val="single" w:sz="4" w:space="0" w:color="D9D9D9"/>
+              <w:left w:val="single" w:sz="4" w:space="0" w:color="D9D9D9"/>
+              <w:bottom w:val="single" w:sz="4" w:space="0" w:color="D9D9D9"/>
+              <w:right w:val="single" w:sz="4" w:space="0" w:color="D9D9D9"/>
+            </w:tcBorders>
+            <w:tcMar>
+              <w:top w:w="70" w:type="dxa"/>
+              <w:left w:w="90" w:type="dxa"/>
+              <w:bottom w:w="70" w:type="dxa"/>
+              <w:right w:w="90" w:type="dxa"/>
+            </w:tcMar>
+            <w:vAlign w:val="center"/>
+          </w:tcPr>
+          <w:p>
+            <w:pPr>
+              <w:spacing w:before="40" w:after="40" w:line="264" w:lineRule="auto"/>
+              <w:ind w:firstLine="0"/>
+              <w:jc w:val="left"/>
+            </w:pPr>
+            <w:r>
+              <w:rPr>
+                <w:sz w:val="24"/>
+              </w:rPr>
+              <w:t>Заказы и instance</w:t>
+            </w:r>
+          </w:p>
+        </w:tc>
+      </w:tr>
+      <w:tr>
+        <w:trPr>
+          <w:cantSplit/>
+          <w:jc w:val="center"/>
+        </w:trPr>
+        <w:tc>
+          <w:tcPr>
+            <w:tcW w:w="964" w:type="dxa"/>
+            <w:tcBorders>
+              <w:top w:val="single" w:sz="4" w:space="0" w:color="D9D9D9"/>
+              <w:left w:val="single" w:sz="4" w:space="0" w:color="D9D9D9"/>
+              <w:bottom w:val="single" w:sz="4" w:space="0" w:color="D9D9D9"/>
+              <w:right w:val="single" w:sz="4" w:space="0" w:color="D9D9D9"/>
+            </w:tcBorders>
+            <w:tcMar>
+              <w:top w:w="70" w:type="dxa"/>
+              <w:left w:w="90" w:type="dxa"/>
+              <w:bottom w:w="70" w:type="dxa"/>
+              <w:right w:w="90" w:type="dxa"/>
+            </w:tcMar>
+            <w:vAlign w:val="center"/>
+          </w:tcPr>
+          <w:p>
+            <w:pPr>
+              <w:spacing w:before="40" w:after="40" w:line="264" w:lineRule="auto"/>
+              <w:ind w:firstLine="0"/>
+              <w:jc w:val="left"/>
+            </w:pPr>
+            <w:r>
+              <w:rPr>
+                <w:sz w:val="24"/>
+              </w:rPr>
+              <w:t>GET</w:t>
+            </w:r>
+          </w:p>
+        </w:tc>
+        <w:tc>
+          <w:tcPr>
+            <w:tcW w:w="4819" w:type="dxa"/>
+            <w:tcBorders>
+              <w:top w:val="single" w:sz="4" w:space="0" w:color="D9D9D9"/>
+              <w:left w:val="single" w:sz="4" w:space="0" w:color="D9D9D9"/>
+              <w:bottom w:val="single" w:sz="4" w:space="0" w:color="D9D9D9"/>
+              <w:right w:val="single" w:sz="4" w:space="0" w:color="D9D9D9"/>
+            </w:tcBorders>
+            <w:tcMar>
+              <w:top w:w="70" w:type="dxa"/>
+              <w:left w:w="90" w:type="dxa"/>
+              <w:bottom w:w="70" w:type="dxa"/>
+              <w:right w:w="90" w:type="dxa"/>
+            </w:tcMar>
+            <w:vAlign w:val="center"/>
+          </w:tcPr>
+          <w:p>
+            <w:pPr>
+              <w:spacing w:before="40" w:after="40" w:line="264" w:lineRule="auto"/>
+              <w:ind w:firstLine="0"/>
+              <w:jc w:val="left"/>
+            </w:pPr>
+            <w:r>
+              <w:rPr>
+                <w:sz w:val="24"/>
+              </w:rPr>
+              <w:t>/api/orders/{id}</w:t>
+            </w:r>
+          </w:p>
+        </w:tc>
+        <w:tc>
+          <w:tcPr>
+            <w:tcW w:w="3572" w:type="dxa"/>
+            <w:tcBorders>
+              <w:top w:val="single" w:sz="4" w:space="0" w:color="D9D9D9"/>
+              <w:left w:val="single" w:sz="4" w:space="0" w:color="D9D9D9"/>
+              <w:bottom w:val="single" w:sz="4" w:space="0" w:color="D9D9D9"/>
+              <w:right w:val="single" w:sz="4" w:space="0" w:color="D9D9D9"/>
+            </w:tcBorders>
+            <w:tcMar>
+              <w:top w:w="70" w:type="dxa"/>
+              <w:left w:w="90" w:type="dxa"/>
+              <w:bottom w:w="70" w:type="dxa"/>
+              <w:right w:w="90" w:type="dxa"/>
+            </w:tcMar>
+            <w:vAlign w:val="center"/>
+          </w:tcPr>
+          <w:p>
+            <w:pPr>
+              <w:spacing w:before="40" w:after="40" w:line="264" w:lineRule="auto"/>
+              <w:ind w:firstLine="0"/>
+              <w:jc w:val="left"/>
+            </w:pPr>
+            <w:r>
+              <w:rPr>
+                <w:sz w:val="24"/>
+              </w:rPr>
+              <w:t>Заказ или 404</w:t>
+            </w:r>
+          </w:p>
+        </w:tc>
+      </w:tr>
+      <w:tr>
+        <w:trPr>
+          <w:cantSplit/>
+          <w:jc w:val="center"/>
+        </w:trPr>
+        <w:tc>
+          <w:tcPr>
+            <w:tcW w:w="964" w:type="dxa"/>
+            <w:tcBorders>
+              <w:top w:val="single" w:sz="4" w:space="0" w:color="D9D9D9"/>
+              <w:left w:val="single" w:sz="4" w:space="0" w:color="D9D9D9"/>
+              <w:bottom w:val="single" w:sz="4" w:space="0" w:color="D9D9D9"/>
+              <w:right w:val="single" w:sz="4" w:space="0" w:color="D9D9D9"/>
+            </w:tcBorders>
+            <w:tcMar>
+              <w:top w:w="70" w:type="dxa"/>
+              <w:left w:w="90" w:type="dxa"/>
+              <w:bottom w:w="70" w:type="dxa"/>
+              <w:right w:w="90" w:type="dxa"/>
+            </w:tcMar>
+            <w:vAlign w:val="center"/>
+          </w:tcPr>
+          <w:p>
+            <w:pPr>
+              <w:spacing w:before="40" w:after="40" w:line="264" w:lineRule="auto"/>
+              <w:ind w:firstLine="0"/>
+              <w:jc w:val="left"/>
+            </w:pPr>
+            <w:r>
+              <w:rPr>
+                <w:sz w:val="24"/>
+              </w:rPr>
+              <w:t>POST</w:t>
+            </w:r>
+          </w:p>
+        </w:tc>
+        <w:tc>
+          <w:tcPr>
+            <w:tcW w:w="4819" w:type="dxa"/>
+            <w:tcBorders>
+              <w:top w:val="single" w:sz="4" w:space="0" w:color="D9D9D9"/>
+              <w:left w:val="single" w:sz="4" w:space="0" w:color="D9D9D9"/>
+              <w:bottom w:val="single" w:sz="4" w:space="0" w:color="D9D9D9"/>
+              <w:right w:val="single" w:sz="4" w:space="0" w:color="D9D9D9"/>
+            </w:tcBorders>
+            <w:tcMar>
+              <w:top w:w="70" w:type="dxa"/>
+              <w:left w:w="90" w:type="dxa"/>
+              <w:bottom w:w="70" w:type="dxa"/>
+              <w:right w:w="90" w:type="dxa"/>
+            </w:tcMar>
+            <w:vAlign w:val="center"/>
+          </w:tcPr>
+          <w:p>
+            <w:pPr>
+              <w:spacing w:before="40" w:after="40" w:line="264" w:lineRule="auto"/>
+              <w:ind w:firstLine="0"/>
+              <w:jc w:val="left"/>
+            </w:pPr>
+            <w:r>
+              <w:rPr>
+                <w:sz w:val="24"/>
+              </w:rPr>
+              <w:t>/api/orders</w:t>
+            </w:r>
+          </w:p>
+        </w:tc>
+        <w:tc>
+          <w:tcPr>
+            <w:tcW w:w="3572" w:type="dxa"/>
+            <w:tcBorders>
+              <w:top w:val="single" w:sz="4" w:space="0" w:color="D9D9D9"/>
+              <w:left w:val="single" w:sz="4" w:space="0" w:color="D9D9D9"/>
+              <w:bottom w:val="single" w:sz="4" w:space="0" w:color="D9D9D9"/>
+              <w:right w:val="single" w:sz="4" w:space="0" w:color="D9D9D9"/>
+            </w:tcBorders>
+            <w:tcMar>
+              <w:top w:w="70" w:type="dxa"/>
+              <w:left w:w="90" w:type="dxa"/>
+              <w:bottom w:w="70" w:type="dxa"/>
+              <w:right w:w="90" w:type="dxa"/>
+            </w:tcMar>
+            <w:vAlign w:val="center"/>
+          </w:tcPr>
+          <w:p>
+            <w:pPr>
+              <w:spacing w:before="40" w:after="40" w:line="264" w:lineRule="auto"/>
+              <w:ind w:firstLine="0"/>
+              <w:jc w:val="left"/>
+            </w:pPr>
+            <w:r>
+              <w:rPr>
+                <w:sz w:val="24"/>
+              </w:rPr>
+              <w:t>Новый заказ, 201</w:t>
+            </w:r>
+          </w:p>
+        </w:tc>
+      </w:tr>
+      <w:tr>
+        <w:trPr>
+          <w:cantSplit/>
+          <w:jc w:val="center"/>
+        </w:trPr>
+        <w:tc>
+          <w:tcPr>
+            <w:tcW w:w="964" w:type="dxa"/>
+            <w:tcBorders>
+              <w:top w:val="single" w:sz="4" w:space="0" w:color="D9D9D9"/>
+              <w:left w:val="single" w:sz="4" w:space="0" w:color="D9D9D9"/>
+              <w:bottom w:val="single" w:sz="4" w:space="0" w:color="D9D9D9"/>
+              <w:right w:val="single" w:sz="4" w:space="0" w:color="D9D9D9"/>
+            </w:tcBorders>
+            <w:tcMar>
+              <w:top w:w="70" w:type="dxa"/>
+              <w:left w:w="90" w:type="dxa"/>
+              <w:bottom w:w="70" w:type="dxa"/>
+              <w:right w:w="90" w:type="dxa"/>
+            </w:tcMar>
+            <w:vAlign w:val="center"/>
+          </w:tcPr>
+          <w:p>
+            <w:pPr>
+              <w:spacing w:before="40" w:after="40" w:line="264" w:lineRule="auto"/>
+              <w:ind w:firstLine="0"/>
+              <w:jc w:val="left"/>
+            </w:pPr>
+            <w:r>
+              <w:rPr>
+                <w:sz w:val="24"/>
+              </w:rPr>
+              <w:t>GET</w:t>
+            </w:r>
+          </w:p>
+        </w:tc>
+        <w:tc>
+          <w:tcPr>
+            <w:tcW w:w="4819" w:type="dxa"/>
+            <w:tcBorders>
+              <w:top w:val="single" w:sz="4" w:space="0" w:color="D9D9D9"/>
+              <w:left w:val="single" w:sz="4" w:space="0" w:color="D9D9D9"/>
+              <w:bottom w:val="single" w:sz="4" w:space="0" w:color="D9D9D9"/>
+              <w:right w:val="single" w:sz="4" w:space="0" w:color="D9D9D9"/>
+            </w:tcBorders>
+            <w:tcMar>
+              <w:top w:w="70" w:type="dxa"/>
+              <w:left w:w="90" w:type="dxa"/>
+              <w:bottom w:w="70" w:type="dxa"/>
+              <w:right w:w="90" w:type="dxa"/>
+            </w:tcMar>
+            <w:vAlign w:val="center"/>
+          </w:tcPr>
+          <w:p>
+            <w:pPr>
+              <w:spacing w:before="40" w:after="40" w:line="264" w:lineRule="auto"/>
+              <w:ind w:firstLine="0"/>
+              <w:jc w:val="left"/>
+            </w:pPr>
+            <w:r>
+              <w:rPr>
+                <w:sz w:val="24"/>
+              </w:rPr>
+              <w:t>/api/deliveries</w:t>
+            </w:r>
+          </w:p>
+        </w:tc>
+        <w:tc>
+          <w:tcPr>
+            <w:tcW w:w="3572" w:type="dxa"/>
+            <w:tcBorders>
+              <w:top w:val="single" w:sz="4" w:space="0" w:color="D9D9D9"/>
+              <w:left w:val="single" w:sz="4" w:space="0" w:color="D9D9D9"/>
+              <w:bottom w:val="single" w:sz="4" w:space="0" w:color="D9D9D9"/>
+              <w:right w:val="single" w:sz="4" w:space="0" w:color="D9D9D9"/>
+            </w:tcBorders>
+            <w:tcMar>
+              <w:top w:w="70" w:type="dxa"/>
+              <w:left w:w="90" w:type="dxa"/>
+              <w:bottom w:w="70" w:type="dxa"/>
+              <w:right w:w="90" w:type="dxa"/>
+            </w:tcMar>
+            <w:vAlign w:val="center"/>
+          </w:tcPr>
+          <w:p>
+            <w:pPr>
+              <w:spacing w:before="40" w:after="40" w:line="264" w:lineRule="auto"/>
+              <w:ind w:firstLine="0"/>
+              <w:jc w:val="left"/>
+            </w:pPr>
+            <w:r>
+              <w:rPr>
+                <w:sz w:val="24"/>
+              </w:rPr>
+              <w:t>Список доставок</w:t>
+            </w:r>
+          </w:p>
+        </w:tc>
+      </w:tr>
+      <w:tr>
+        <w:trPr>
+          <w:cantSplit/>
+          <w:jc w:val="center"/>
+        </w:trPr>
+        <w:tc>
+          <w:tcPr>
+            <w:tcW w:w="964" w:type="dxa"/>
+            <w:tcBorders>
+              <w:top w:val="single" w:sz="4" w:space="0" w:color="D9D9D9"/>
+              <w:left w:val="single" w:sz="4" w:space="0" w:color="D9D9D9"/>
+              <w:bottom w:val="single" w:sz="4" w:space="0" w:color="D9D9D9"/>
+              <w:right w:val="single" w:sz="4" w:space="0" w:color="D9D9D9"/>
+            </w:tcBorders>
+            <w:tcMar>
+              <w:top w:w="70" w:type="dxa"/>
+              <w:left w:w="90" w:type="dxa"/>
+              <w:bottom w:w="70" w:type="dxa"/>
+              <w:right w:w="90" w:type="dxa"/>
+            </w:tcMar>
+            <w:vAlign w:val="center"/>
+          </w:tcPr>
+          <w:p>
+            <w:pPr>
+              <w:spacing w:before="40" w:after="40" w:line="264" w:lineRule="auto"/>
+              <w:ind w:firstLine="0"/>
+              <w:jc w:val="left"/>
+            </w:pPr>
+            <w:r>
+              <w:rPr>
+                <w:sz w:val="24"/>
+              </w:rPr>
+              <w:t>POST</w:t>
+            </w:r>
+          </w:p>
+        </w:tc>
+        <w:tc>
+          <w:tcPr>
+            <w:tcW w:w="4819" w:type="dxa"/>
+            <w:tcBorders>
+              <w:top w:val="single" w:sz="4" w:space="0" w:color="D9D9D9"/>
+              <w:left w:val="single" w:sz="4" w:space="0" w:color="D9D9D9"/>
+              <w:bottom w:val="single" w:sz="4" w:space="0" w:color="D9D9D9"/>
+              <w:right w:val="single" w:sz="4" w:space="0" w:color="D9D9D9"/>
+            </w:tcBorders>
+            <w:tcMar>
+              <w:top w:w="70" w:type="dxa"/>
+              <w:left w:w="90" w:type="dxa"/>
+              <w:bottom w:w="70" w:type="dxa"/>
+              <w:right w:w="90" w:type="dxa"/>
+            </w:tcMar>
+            <w:vAlign w:val="center"/>
+          </w:tcPr>
+          <w:p>
+            <w:pPr>
+              <w:spacing w:before="40" w:after="40" w:line="264" w:lineRule="auto"/>
+              <w:ind w:firstLine="0"/>
+              <w:jc w:val="left"/>
+            </w:pPr>
+            <w:r>
+              <w:rPr>
+                <w:sz w:val="24"/>
+              </w:rPr>
+              <w:t>/api/deliveries</w:t>
+            </w:r>
+          </w:p>
+        </w:tc>
+        <w:tc>
+          <w:tcPr>
+            <w:tcW w:w="3572" w:type="dxa"/>
+            <w:tcBorders>
+              <w:top w:val="single" w:sz="4" w:space="0" w:color="D9D9D9"/>
+              <w:left w:val="single" w:sz="4" w:space="0" w:color="D9D9D9"/>
+              <w:bottom w:val="single" w:sz="4" w:space="0" w:color="D9D9D9"/>
+              <w:right w:val="single" w:sz="4" w:space="0" w:color="D9D9D9"/>
+            </w:tcBorders>
+            <w:tcMar>
+              <w:top w:w="70" w:type="dxa"/>
+              <w:left w:w="90" w:type="dxa"/>
+              <w:bottom w:w="70" w:type="dxa"/>
+              <w:right w:w="90" w:type="dxa"/>
+            </w:tcMar>
+            <w:vAlign w:val="center"/>
+          </w:tcPr>
+          <w:p>
+            <w:pPr>
+              <w:spacing w:before="40" w:after="40" w:line="264" w:lineRule="auto"/>
+              <w:ind w:firstLine="0"/>
+              <w:jc w:val="left"/>
+            </w:pPr>
+            <w:r>
+              <w:rPr>
+                <w:sz w:val="24"/>
+              </w:rPr>
+              <w:t>Доставка по orderId, 201</w:t>
+            </w:r>
+          </w:p>
+        </w:tc>
+      </w:tr>
+    </w:tbl>
+    <w:p/>
+    <w:p>
+      <w:pPr>
+        <w:pStyle w:val="21"/>
+      </w:pPr>
+      <w:bookmarkStart w:id="9" w:name="_Toc242052043"/>
+      <w:r>
+        <w:t>2.2 Ответственность сервисов и данные</w:t>
+      </w:r>
+      <w:bookmarkEnd w:id="9"/>
+    </w:p>
+    <w:p>
+      <w:pPr>
+        <w:pStyle w:val="aff9"/>
+      </w:pPr>
+      <w:r>
+        <w:t>OrderApplication реализует GET списка, GET по идентификатору и POST заказа. Order содержит id, product,</w:t>
+      </w:r>
+      <w:r>
+        <w:t xml:space="preserve"> quantity, total и address. PostgreSQL хранит записи и последовательность order_seq. При POST проверяются </w:t>
+      </w:r>
+      <w:r>
+        <w:lastRenderedPageBreak/>
+        <w:t>положительные quantity и total, непустые product и address. Идентификатор выдаётся базой, поэтому две реплики не конкурируют за локальный счётчик.</w:t>
+      </w:r>
+    </w:p>
+    <w:p>
+      <w:pPr>
+        <w:pStyle w:val="aff9"/>
+      </w:pPr>
+      <w:r>
+        <w:t>Del</w:t>
+      </w:r>
+      <w:r>
+        <w:t>iveryApplication реализует GET списка и POST по orderId. Собственная H2 хранит order_id, product, address и status. При создании сведения о товаре и адресе берутся из ответа Order Service; клиенту достаточно передать идентификатор заказа. Уникальность orde</w:t>
+      </w:r>
+      <w:r>
+        <w:t>r_id предотвращает создание второй строки доставки при повторном запросе. Поскольку ответ POST сохраняет 201 и для существующей записи, это учебная идемпотентность данных, а не строгое различение создания и повторного чтения HTTP-кодом.</w:t>
+      </w:r>
+    </w:p>
+    <w:p>
+      <w:pPr>
+        <w:pStyle w:val="21"/>
+      </w:pPr>
+      <w:bookmarkStart w:id="10" w:name="_Toc242052044"/>
+      <w:r>
+        <w:t>2.3 Межсервисный за</w:t>
+      </w:r>
+      <w:r>
+        <w:t>прос и ошибки</w:t>
+      </w:r>
+      <w:bookmarkEnd w:id="10"/>
+    </w:p>
+    <w:p>
+      <w:pPr>
+        <w:pStyle w:val="aff9"/>
+      </w:pPr>
+      <w:r>
+        <w:t xml:space="preserve">RestClient создаётся с базовым адресом из orders.base-url. Для запроса /api/orders/{id} используются connect timeout 2 секунды и read timeout 3 секунды. Если Order Service возвращает 404, клиент доставки получает 404 Order not found. </w:t>
+      </w:r>
+      <w:r>
+        <w:t>Ошибки RestClient становятся 503 Order Service unavailable; пустой успешный ответ трактуется как 502 Empty order. Неположительный orderId отклоняется до обращения к сети.</w:t>
+      </w:r>
+    </w:p>
+    <w:p>
+      <w:pPr>
+        <w:pStyle w:val="aff9"/>
+      </w:pPr>
+      <w:r>
+        <w:t>После успешного ответа сервис вставляет доставку CREATED. При DuplicateKeyException в</w:t>
+      </w:r>
+      <w:r>
+        <w:t>озвращается ранее существующая запись. Это не скрывает ошибки связи: перехват дубликата расположен только вокруг INSERT. В учебной схеме отдельная транзакция распределённого создания заказа и доставки не используется, потому что доставка формируется для уж</w:t>
+      </w:r>
+      <w:r>
+        <w:t>е сохранённого заказа.</w:t>
+      </w:r>
+    </w:p>
+    <w:p>
+      <w:pPr>
+        <w:pStyle w:val="21"/>
+      </w:pPr>
+      <w:bookmarkStart w:id="11" w:name="_Toc242052045"/>
+      <w:r>
+        <w:t>2.4 База конфигурация и запуск реплик</w:t>
+      </w:r>
+      <w:bookmarkEnd w:id="11"/>
+    </w:p>
+    <w:p>
+      <w:pPr>
+        <w:pStyle w:val="aff9"/>
+      </w:pPr>
+      <w:r>
+        <w:t>Схема PostgreSQL и начальный заказ 101 создаются скриптом, подключённым в /docker-entrypoint-initdb.d. Для Order Service SQL-инициализация приложения отключена. В результате схему создаёт сама ба</w:t>
+      </w:r>
+      <w:r>
+        <w:t xml:space="preserve">за </w:t>
+      </w:r>
+      <w:r>
+        <w:lastRenderedPageBreak/>
+        <w:t>перед готовностью реплик; два приложения не пытаются одновременно выполнять первоначальный DDL.</w:t>
+      </w:r>
+    </w:p>
+    <w:p>
+      <w:pPr>
+        <w:pStyle w:val="aff9"/>
+      </w:pPr>
+      <w:r>
+        <w:t xml:space="preserve">DB_URL, DB_USER, DB_PASSWORD, PORT и ORDER_URL задаются в Compose и читаются application.properties. Адреса orders-db и orders являются именами </w:t>
+      </w:r>
+      <w:r>
+        <w:t>сервисов внутренней сети. Внешнему клиенту эти имена не нужны. Идентификатор процесса возвращается через instance.id, основанный на HOSTNAME контейнера. Именованные тома сохраняют данные PostgreSQL и H2 независимо от пересоздания образов.</w:t>
+      </w:r>
+    </w:p>
+    <w:p>
+      <w:pPr>
+        <w:pStyle w:val="21"/>
+      </w:pPr>
+      <w:bookmarkStart w:id="12" w:name="_Toc242052046"/>
+      <w:r>
+        <w:t>2.5 Правила Traef</w:t>
+      </w:r>
+      <w:r>
+        <w:t>ik и внешний доступ</w:t>
+      </w:r>
+      <w:bookmarkEnd w:id="12"/>
+    </w:p>
+    <w:p>
+      <w:pPr>
+        <w:pStyle w:val="aff9"/>
+      </w:pPr>
+      <w:r>
+        <w:t>На orders установлены labels traefik.enable=true, router rule PathPrefix(`/api/orders`) и loadbalancer.server.port=8080. Для deliveries задана аналогичная пара с /api/deliveries. Traefik получает сведения о контейнерах через read-only п</w:t>
+      </w:r>
+      <w:r>
+        <w:t>одключение Docker socket. Порты обоих приложений и PostgreSQL не опубликованы на хост; HTTP-проверки демонстрации идут через localhost:8155.</w:t>
+      </w:r>
+    </w:p>
+    <w:p>
+      <w:pPr>
+        <w:pStyle w:val="aff9"/>
+      </w:pPr>
+      <w:r>
+        <w:t xml:space="preserve">Сервис доставки обращается к orders внутри сети, тогда как внешний клиент обращается через Traefik. Это два разных </w:t>
+      </w:r>
+      <w:r>
+        <w:t>маршрута: внутренний вызов подтверждает бизнес-связь, внешний — инфраструктурную маршрутизацию. Балансировка внешних запросов не доказывает автоматически такую же политику у внутреннего RestClient.</w:t>
+      </w:r>
+    </w:p>
+    <w:p>
+      <w:pPr>
+        <w:pStyle w:val="21"/>
+      </w:pPr>
+      <w:bookmarkStart w:id="13" w:name="_Toc242052047"/>
+      <w:r>
+        <w:t>2.6 Контроль работоспособности и отказ реплики</w:t>
+      </w:r>
+      <w:bookmarkEnd w:id="13"/>
+    </w:p>
+    <w:p>
+      <w:pPr>
+        <w:pStyle w:val="aff9"/>
+      </w:pPr>
+      <w:r>
+        <w:t>Compose зап</w:t>
+      </w:r>
+      <w:r>
+        <w:t>ускается с --scale orders=2 и --wait. demo.ps1 получает восемь ответов списка, создаёт доставку заказа 101, затем останавливает один экземпляр Order Service и выполняет ещё три обращения через Traefik. В finally остановленная реплика запускается снова, поэ</w:t>
+      </w:r>
+      <w:r>
+        <w:t>тому демонстрация не оставляет систему в состоянии искусственного отказа.</w:t>
+      </w:r>
+    </w:p>
+    <w:p>
+      <w:pPr>
+        <w:pStyle w:val="aff9"/>
+      </w:pPr>
+      <w:r>
+        <w:t xml:space="preserve">Остановка одного экземпляра проверяет доступность при частичном отказе приложения. Она не проверяет отказ общей PostgreSQL или самого </w:t>
+      </w:r>
+      <w:r>
+        <w:lastRenderedPageBreak/>
+        <w:t>Traefik: эти компоненты остаются единичными. Две</w:t>
+      </w:r>
+      <w:r>
+        <w:t xml:space="preserve"> реплики повышают доступность только при условии, что база и внешняя точка входа продолжают работать.</w:t>
+      </w:r>
+    </w:p>
+    <w:p>
+      <w:pPr>
+        <w:pStyle w:val="21"/>
+      </w:pPr>
+      <w:bookmarkStart w:id="14" w:name="_Toc242052048"/>
+      <w:r>
+        <w:t>2.7 Ключевые фрагменты исходного кода</w:t>
+      </w:r>
+      <w:bookmarkEnd w:id="14"/>
+    </w:p>
+    <w:p>
+      <w:pPr>
+        <w:pStyle w:val="aff9"/>
+      </w:pPr>
+      <w:r>
+        <w:t xml:space="preserve">Листинги показывают механизм выполнения основных требований. Полные файлы находятся в проекте и доступны по ссылкам </w:t>
+      </w:r>
+      <w:r>
+        <w:t>под фрагментами. Номера строк относятся к приложенной реализации, а переносы длинных строк служат только для чтения в отчёте.</w:t>
+      </w:r>
+    </w:p>
+    <w:p>
+      <w:pPr>
+        <w:pStyle w:val="affc"/>
+        <w:keepNext/>
+      </w:pPr>
+      <w:r>
+        <w:t>Листинг 1 — Создание доставки после запроса Order Service</w:t>
+      </w:r>
+    </w:p>
+    <w:p>
+      <w:pPr>
+        <w:pStyle w:val="aff9"/>
+        <w:keepNext/>
+        <w:spacing w:line="240" w:lineRule="auto"/>
+        <w:ind w:firstLine="0"/>
+        <w:jc w:val="left"/>
+      </w:pPr>
+      <w:r>
+        <w:rPr>
+          <w:rFonts w:ascii="Consolas" w:hAnsi="Consolas"/>
+          <w:sz w:val="19"/>
+        </w:rPr>
+        <w:t xml:space="preserve">    @PostMapping @ResponseStatus(HttpStatus.CREATED) public Map&lt;String,O</w:t>
+      </w:r>
+      <w:r>
+        <w:rPr>
+          <w:rFonts w:ascii="Consolas" w:hAnsi="Consolas"/>
+          <w:sz w:val="19"/>
+        </w:rPr>
+        <w:t xml:space="preserve">bject&gt; </w:t>
+      </w:r>
+      <w:r>
+        <w:rPr>
+          <w:rFonts w:ascii="Consolas" w:hAnsi="Consolas"/>
+          <w:sz w:val="19"/>
+        </w:rPr>
+        <w:br/>
+        <w:t>create(@RequestBody Request request){</w:t>
+      </w:r>
+    </w:p>
+    <w:p>
+      <w:pPr>
+        <w:pStyle w:val="aff9"/>
+        <w:keepNext/>
+        <w:spacing w:line="240" w:lineRule="auto"/>
+        <w:ind w:firstLine="0"/>
+        <w:jc w:val="left"/>
+      </w:pPr>
+      <w:r>
+        <w:rPr>
+          <w:rFonts w:ascii="Consolas" w:hAnsi="Consolas"/>
+          <w:sz w:val="19"/>
+        </w:rPr>
+        <w:t xml:space="preserve">        if(request.orderId()&lt;=0)throw new </w:t>
+      </w:r>
+      <w:r>
+        <w:rPr>
+          <w:rFonts w:ascii="Consolas" w:hAnsi="Consolas"/>
+          <w:sz w:val="19"/>
+        </w:rPr>
+        <w:br/>
+        <w:t>ResponseStatusException(HttpStatus.BAD_REQUEST,"Invalid orderId");</w:t>
+      </w:r>
+    </w:p>
+    <w:p>
+      <w:pPr>
+        <w:pStyle w:val="aff9"/>
+        <w:keepNext/>
+        <w:spacing w:line="240" w:lineRule="auto"/>
+        <w:ind w:firstLine="0"/>
+        <w:jc w:val="left"/>
+      </w:pPr>
+      <w:r>
+        <w:rPr>
+          <w:rFonts w:ascii="Consolas" w:hAnsi="Consolas"/>
+          <w:sz w:val="19"/>
+        </w:rPr>
+        <w:t xml:space="preserve">        Order order;</w:t>
+      </w:r>
+    </w:p>
+    <w:p>
+      <w:pPr>
+        <w:pStyle w:val="aff9"/>
+        <w:keepNext/>
+        <w:spacing w:line="240" w:lineRule="auto"/>
+        <w:ind w:firstLine="0"/>
+        <w:jc w:val="left"/>
+      </w:pPr>
+      <w:r>
+        <w:rPr>
+          <w:rFonts w:ascii="Consolas" w:hAnsi="Consolas"/>
+          <w:sz w:val="19"/>
+        </w:rPr>
+        <w:t xml:space="preserve">        try{order=orders.get().uri("/api/orders/{id}",request.orderId()).retrie</w:t>
+      </w:r>
+      <w:r>
+        <w:rPr>
+          <w:rFonts w:ascii="Consolas" w:hAnsi="Consolas"/>
+          <w:sz w:val="19"/>
+        </w:rPr>
+        <w:t>ve(</w:t>
+      </w:r>
+      <w:r>
+        <w:rPr>
+          <w:rFonts w:ascii="Consolas" w:hAnsi="Consolas"/>
+          <w:sz w:val="19"/>
+        </w:rPr>
+        <w:br/>
+        <w:t>).body(Order.class);}</w:t>
+      </w:r>
+    </w:p>
+    <w:p>
+      <w:pPr>
+        <w:pStyle w:val="aff9"/>
+        <w:keepNext/>
+        <w:spacing w:line="240" w:lineRule="auto"/>
+        <w:ind w:firstLine="0"/>
+        <w:jc w:val="left"/>
+      </w:pPr>
+      <w:r>
+        <w:rPr>
+          <w:rFonts w:ascii="Consolas" w:hAnsi="Consolas"/>
+          <w:sz w:val="19"/>
+        </w:rPr>
+        <w:t xml:space="preserve">        catch(org.springframework.web.client.HttpClientErrorException.NotFound </w:t>
+      </w:r>
+      <w:r>
+        <w:rPr>
+          <w:rFonts w:ascii="Consolas" w:hAnsi="Consolas"/>
+          <w:sz w:val="19"/>
+        </w:rPr>
+        <w:br/>
+        <w:t>e){throw new ResponseStatusException(HttpStatus.NOT_FOUND,"Order not found");}</w:t>
+      </w:r>
+    </w:p>
+    <w:p>
+      <w:pPr>
+        <w:pStyle w:val="aff9"/>
+        <w:keepNext/>
+        <w:spacing w:line="240" w:lineRule="auto"/>
+        <w:ind w:firstLine="0"/>
+        <w:jc w:val="left"/>
+      </w:pPr>
+      <w:r>
+        <w:rPr>
+          <w:rFonts w:ascii="Consolas" w:hAnsi="Consolas"/>
+          <w:sz w:val="19"/>
+        </w:rPr>
+        <w:t xml:space="preserve">        catch(org.springframework.web.client.RestClientException e){thr</w:t>
+      </w:r>
+      <w:r>
+        <w:rPr>
+          <w:rFonts w:ascii="Consolas" w:hAnsi="Consolas"/>
+          <w:sz w:val="19"/>
+        </w:rPr>
+        <w:t xml:space="preserve">ow new </w:t>
+      </w:r>
+      <w:r>
+        <w:rPr>
+          <w:rFonts w:ascii="Consolas" w:hAnsi="Consolas"/>
+          <w:sz w:val="19"/>
+        </w:rPr>
+        <w:br/>
+        <w:t xml:space="preserve">ResponseStatusException(HttpStatus.SERVICE_UNAVAILABLE,"Order Service </w:t>
+      </w:r>
+      <w:r>
+        <w:rPr>
+          <w:rFonts w:ascii="Consolas" w:hAnsi="Consolas"/>
+          <w:sz w:val="19"/>
+        </w:rPr>
+        <w:br/>
+        <w:t>unavailable");}</w:t>
+      </w:r>
+    </w:p>
+    <w:p>
+      <w:pPr>
+        <w:pStyle w:val="aff9"/>
+        <w:keepNext/>
+        <w:spacing w:line="240" w:lineRule="auto"/>
+        <w:ind w:firstLine="0"/>
+        <w:jc w:val="left"/>
+      </w:pPr>
+      <w:r>
+        <w:rPr>
+          <w:rFonts w:ascii="Consolas" w:hAnsi="Consolas"/>
+          <w:sz w:val="19"/>
+        </w:rPr>
+        <w:t xml:space="preserve">        if(order==null)throw new </w:t>
+      </w:r>
+      <w:r>
+        <w:rPr>
+          <w:rFonts w:ascii="Consolas" w:hAnsi="Consolas"/>
+          <w:sz w:val="19"/>
+        </w:rPr>
+        <w:br/>
+        <w:t>ResponseStatusException(HttpStatus.BAD_GATEWAY,"Empty order");</w:t>
+      </w:r>
+    </w:p>
+    <w:p>
+      <w:pPr>
+        <w:pStyle w:val="aff9"/>
+        <w:keepNext/>
+        <w:spacing w:line="240" w:lineRule="auto"/>
+        <w:ind w:firstLine="0"/>
+        <w:jc w:val="left"/>
+      </w:pPr>
+      <w:r>
+        <w:rPr>
+          <w:rFonts w:ascii="Consolas" w:hAnsi="Consolas"/>
+          <w:sz w:val="19"/>
+        </w:rPr>
+        <w:t xml:space="preserve">        try{db.update("insert into deliveries(order_id,product,a</w:t>
+      </w:r>
+      <w:r>
+        <w:rPr>
+          <w:rFonts w:ascii="Consolas" w:hAnsi="Consolas"/>
+          <w:sz w:val="19"/>
+        </w:rPr>
+        <w:t xml:space="preserve">ddress,status) </w:t>
+      </w:r>
+      <w:r>
+        <w:rPr>
+          <w:rFonts w:ascii="Consolas" w:hAnsi="Consolas"/>
+          <w:sz w:val="19"/>
+        </w:rPr>
+        <w:br/>
+        <w:t>values(?,?,?,?)",order.id(),order.product(),order.address(),"CREATED");}</w:t>
+      </w:r>
+    </w:p>
+    <w:p>
+      <w:pPr>
+        <w:pStyle w:val="aff9"/>
+        <w:keepNext/>
+        <w:spacing w:line="240" w:lineRule="auto"/>
+        <w:ind w:firstLine="0"/>
+        <w:jc w:val="left"/>
+      </w:pPr>
+      <w:r>
+        <w:rPr>
+          <w:rFonts w:ascii="Consolas" w:hAnsi="Consolas"/>
+          <w:sz w:val="19"/>
+        </w:rPr>
+        <w:t xml:space="preserve">        catch(org.springframework.dao.DuplicateKeyException e){/* repeated request</w:t>
+      </w:r>
+      <w:r>
+        <w:rPr>
+          <w:rFonts w:ascii="Consolas" w:hAnsi="Consolas"/>
+          <w:sz w:val="19"/>
+        </w:rPr>
+        <w:br/>
+        <w:t xml:space="preserve"> returns existing delivery */}</w:t>
+      </w:r>
+    </w:p>
+    <w:p>
+      <w:pPr>
+        <w:pStyle w:val="aff9"/>
+        <w:keepNext/>
+        <w:spacing w:line="240" w:lineRule="auto"/>
+        <w:ind w:firstLine="0"/>
+        <w:jc w:val="left"/>
+      </w:pPr>
+      <w:r>
+        <w:rPr>
+          <w:rFonts w:ascii="Consolas" w:hAnsi="Consolas"/>
+          <w:sz w:val="19"/>
+        </w:rPr>
+        <w:t xml:space="preserve">        return Map.of("instance",instance,"delivery",</w:t>
+      </w:r>
+      <w:r>
+        <w:rPr>
+          <w:rFonts w:ascii="Consolas" w:hAnsi="Consolas"/>
+          <w:sz w:val="19"/>
+        </w:rPr>
+        <w:t>db.queryForMap("select * from</w:t>
+      </w:r>
+      <w:r>
+        <w:rPr>
+          <w:rFonts w:ascii="Consolas" w:hAnsi="Consolas"/>
+          <w:sz w:val="19"/>
+        </w:rPr>
+        <w:br/>
+        <w:t xml:space="preserve"> deliveries where order_id=?",order.id()));</w:t>
+      </w:r>
+    </w:p>
+    <w:p>
+      <w:pPr>
+        <w:pStyle w:val="aff9"/>
+        <w:keepNext/>
+        <w:spacing w:line="240" w:lineRule="auto"/>
+        <w:ind w:firstLine="0"/>
+        <w:jc w:val="left"/>
+      </w:pPr>
+      <w:r>
+        <w:rPr>
+          <w:rFonts w:ascii="Consolas" w:hAnsi="Consolas"/>
+          <w:sz w:val="19"/>
+        </w:rPr>
+        <w:t xml:space="preserve">    }</w:t>
+      </w:r>
+    </w:p>
+    <w:p>
+      <w:pPr>
+        <w:pStyle w:val="aff9"/>
+        <w:keepNext/>
+      </w:pPr>
+      <w:r>
+        <w:t>Источник листинга: delivery-service/src/main/java/ru/kashpirev/DeliveryApplication.java, строки 24–34. Переносы длинных строк добавлены для размещения на странице.</w:t>
+      </w:r>
+    </w:p>
+    <w:p>
+      <w:pPr>
+        <w:pStyle w:val="aff9"/>
+        <w:ind w:firstLine="0"/>
+      </w:pPr>
+      <w:hyperlink r:id="rId9" w:anchor="L24">
+        <w:r>
+          <w:t>Открыть этот фрагмент исходного кода</w:t>
+        </w:r>
+      </w:hyperlink>
+    </w:p>
+    <w:p>
+      <w:pPr>
+        <w:pStyle w:val="affc"/>
+        <w:keepNext/>
+      </w:pPr>
+      <w:r>
+        <w:lastRenderedPageBreak/>
+        <w:t>Листинг 2 — Конфигурация реплик и маршрута o</w:t>
+      </w:r>
+      <w:r>
+        <w:t>rders</w:t>
+      </w:r>
+    </w:p>
+    <w:p>
+      <w:pPr>
+        <w:pStyle w:val="aff9"/>
+        <w:keepNext/>
+        <w:spacing w:line="240" w:lineRule="auto"/>
+        <w:ind w:firstLine="0"/>
+        <w:jc w:val="left"/>
+      </w:pPr>
+      <w:r>
+        <w:rPr>
+          <w:rFonts w:ascii="Consolas" w:hAnsi="Consolas"/>
+          <w:sz w:val="19"/>
+        </w:rPr>
+        <w:t xml:space="preserve">  orders:</w:t>
+      </w:r>
+    </w:p>
+    <w:p>
+      <w:pPr>
+        <w:pStyle w:val="aff9"/>
+        <w:keepNext/>
+        <w:spacing w:line="240" w:lineRule="auto"/>
+        <w:ind w:firstLine="0"/>
+        <w:jc w:val="left"/>
+      </w:pPr>
+      <w:r>
+        <w:rPr>
+          <w:rFonts w:ascii="Consolas" w:hAnsi="Consolas"/>
+          <w:sz w:val="19"/>
+        </w:rPr>
+        <w:t xml:space="preserve">    build: ./order-service</w:t>
+      </w:r>
+    </w:p>
+    <w:p>
+      <w:pPr>
+        <w:pStyle w:val="aff9"/>
+        <w:keepNext/>
+        <w:spacing w:line="240" w:lineRule="auto"/>
+        <w:ind w:firstLine="0"/>
+        <w:jc w:val="left"/>
+      </w:pPr>
+      <w:r>
+        <w:rPr>
+          <w:rFonts w:ascii="Consolas" w:hAnsi="Consolas"/>
+          <w:sz w:val="19"/>
+        </w:rPr>
+        <w:t xml:space="preserve">    environment: {PORT: 8080, DB_URL: "jdbc:postgresql://orders-db:5432/orders", </w:t>
+      </w:r>
+      <w:r>
+        <w:rPr>
+          <w:rFonts w:ascii="Consolas" w:hAnsi="Consolas"/>
+          <w:sz w:val="19"/>
+        </w:rPr>
+        <w:br/>
+        <w:t xml:space="preserve">DB_USER: student, DB_PASSWORD: "${DB_PASSWORD:-local-demo-1123}", </w:t>
+      </w:r>
+      <w:r>
+        <w:rPr>
+          <w:rFonts w:ascii="Consolas" w:hAnsi="Consolas"/>
+          <w:sz w:val="19"/>
+        </w:rPr>
+        <w:br/>
+        <w:t>SPRING_SQL_INIT_MODE: never}</w:t>
+      </w:r>
+    </w:p>
+    <w:p>
+      <w:pPr>
+        <w:pStyle w:val="aff9"/>
+        <w:keepNext/>
+        <w:spacing w:line="240" w:lineRule="auto"/>
+        <w:ind w:firstLine="0"/>
+        <w:jc w:val="left"/>
+      </w:pPr>
+      <w:r>
+        <w:rPr>
+          <w:rFonts w:ascii="Consolas" w:hAnsi="Consolas"/>
+          <w:sz w:val="19"/>
+        </w:rPr>
+        <w:t xml:space="preserve">    depends_on: {orders-db: {condit</w:t>
+      </w:r>
+      <w:r>
+        <w:rPr>
+          <w:rFonts w:ascii="Consolas" w:hAnsi="Consolas"/>
+          <w:sz w:val="19"/>
+        </w:rPr>
+        <w:t>ion: service_healthy}}</w:t>
+      </w:r>
+    </w:p>
+    <w:p>
+      <w:pPr>
+        <w:pStyle w:val="aff9"/>
+        <w:keepNext/>
+        <w:spacing w:line="240" w:lineRule="auto"/>
+        <w:ind w:firstLine="0"/>
+        <w:jc w:val="left"/>
+      </w:pPr>
+      <w:r>
+        <w:rPr>
+          <w:rFonts w:ascii="Consolas" w:hAnsi="Consolas"/>
+          <w:sz w:val="19"/>
+        </w:rPr>
+        <w:t xml:space="preserve">    healthcheck: {test: ["CMD", "curl", "-fsS", </w:t>
+      </w:r>
+      <w:r>
+        <w:rPr>
+          <w:rFonts w:ascii="Consolas" w:hAnsi="Consolas"/>
+          <w:sz w:val="19"/>
+        </w:rPr>
+        <w:br/>
+        <w:t xml:space="preserve">"http://localhost:8080/actuator/health"], interval: 5s, timeout: 3s, retries: 30, </w:t>
+      </w:r>
+      <w:r>
+        <w:rPr>
+          <w:rFonts w:ascii="Consolas" w:hAnsi="Consolas"/>
+          <w:sz w:val="19"/>
+        </w:rPr>
+        <w:br/>
+        <w:t>start_period: 30s}</w:t>
+      </w:r>
+    </w:p>
+    <w:p>
+      <w:pPr>
+        <w:pStyle w:val="aff9"/>
+        <w:keepNext/>
+        <w:spacing w:line="240" w:lineRule="auto"/>
+        <w:ind w:firstLine="0"/>
+        <w:jc w:val="left"/>
+      </w:pPr>
+      <w:r>
+        <w:rPr>
+          <w:rFonts w:ascii="Consolas" w:hAnsi="Consolas"/>
+          <w:sz w:val="19"/>
+        </w:rPr>
+        <w:t xml:space="preserve">    labels:</w:t>
+      </w:r>
+    </w:p>
+    <w:p>
+      <w:pPr>
+        <w:pStyle w:val="aff9"/>
+        <w:keepNext/>
+        <w:spacing w:line="240" w:lineRule="auto"/>
+        <w:ind w:firstLine="0"/>
+        <w:jc w:val="left"/>
+      </w:pPr>
+      <w:r>
+        <w:rPr>
+          <w:rFonts w:ascii="Consolas" w:hAnsi="Consolas"/>
+          <w:sz w:val="19"/>
+        </w:rPr>
+        <w:t xml:space="preserve">      traefik.enable: "true"</w:t>
+      </w:r>
+    </w:p>
+    <w:p>
+      <w:pPr>
+        <w:pStyle w:val="aff9"/>
+        <w:keepNext/>
+        <w:spacing w:line="240" w:lineRule="auto"/>
+        <w:ind w:firstLine="0"/>
+        <w:jc w:val="left"/>
+      </w:pPr>
+      <w:r>
+        <w:rPr>
+          <w:rFonts w:ascii="Consolas" w:hAnsi="Consolas"/>
+          <w:sz w:val="19"/>
+        </w:rPr>
+        <w:t xml:space="preserve">      traefik.http.routers.orders.rule: "</w:t>
+      </w:r>
+      <w:r>
+        <w:rPr>
+          <w:rFonts w:ascii="Consolas" w:hAnsi="Consolas"/>
+          <w:sz w:val="19"/>
+        </w:rPr>
+        <w:t>PathPrefix(`/api/orders`)"</w:t>
+      </w:r>
+    </w:p>
+    <w:p>
+      <w:pPr>
+        <w:pStyle w:val="aff9"/>
+        <w:keepNext/>
+        <w:spacing w:line="240" w:lineRule="auto"/>
+        <w:ind w:firstLine="0"/>
+        <w:jc w:val="left"/>
+      </w:pPr>
+      <w:r>
+        <w:rPr>
+          <w:rFonts w:ascii="Consolas" w:hAnsi="Consolas"/>
+          <w:sz w:val="19"/>
+        </w:rPr>
+        <w:t xml:space="preserve">      traefik.http.services.orders.loadbalancer.server.port: "8080"</w:t>
+      </w:r>
+    </w:p>
+    <w:p>
+      <w:pPr>
+        <w:pStyle w:val="aff9"/>
+        <w:keepNext/>
+      </w:pPr>
+      <w:r>
+        <w:t>Источник листинга: compose.yaml, строки 14–22. Переносы длинных строк добавлены для размещения на странице.</w:t>
+      </w:r>
+    </w:p>
+    <w:p>
+      <w:pPr>
+        <w:pStyle w:val="aff9"/>
+        <w:ind w:firstLine="0"/>
+      </w:pPr>
+      <w:hyperlink r:id="rId10" w:anchor="L14">
+        <w:r>
+          <w:t>Открыть этот фрагмент исходного кода</w:t>
+        </w:r>
+      </w:hyperlink>
+    </w:p>
+    <w:p>
+      <w:pPr>
+        <w:pStyle w:val="affc"/>
+        <w:keepNext/>
+      </w:pPr>
+      <w:r>
+        <w:t>Листинг 3 — Готовность доставки и маршрут Traefik</w:t>
+      </w:r>
+    </w:p>
+    <w:p>
+      <w:pPr>
+        <w:pStyle w:val="aff9"/>
+        <w:keepNext/>
+        <w:spacing w:line="240" w:lineRule="auto"/>
+        <w:ind w:firstLine="0"/>
+        <w:jc w:val="left"/>
+      </w:pPr>
+      <w:r>
+        <w:rPr>
+          <w:rFonts w:ascii="Consolas" w:hAnsi="Consolas"/>
+          <w:sz w:val="19"/>
+        </w:rPr>
+        <w:t xml:space="preserve">  deliveries:</w:t>
+      </w:r>
+    </w:p>
+    <w:p>
+      <w:pPr>
+        <w:pStyle w:val="aff9"/>
+        <w:keepNext/>
+        <w:spacing w:line="240" w:lineRule="auto"/>
+        <w:ind w:firstLine="0"/>
+        <w:jc w:val="left"/>
+      </w:pPr>
+      <w:r>
+        <w:rPr>
+          <w:rFonts w:ascii="Consolas" w:hAnsi="Consolas"/>
+          <w:sz w:val="19"/>
+        </w:rPr>
+        <w:t xml:space="preserve">    build: ./delivery-service</w:t>
+      </w:r>
+    </w:p>
+    <w:p>
+      <w:pPr>
+        <w:pStyle w:val="aff9"/>
+        <w:keepNext/>
+        <w:spacing w:line="240" w:lineRule="auto"/>
+        <w:ind w:firstLine="0"/>
+        <w:jc w:val="left"/>
+      </w:pPr>
+      <w:r>
+        <w:rPr>
+          <w:rFonts w:ascii="Consolas" w:hAnsi="Consolas"/>
+          <w:sz w:val="19"/>
+        </w:rPr>
+        <w:t xml:space="preserve">    environment: {PORT: 8080, ORDER_URL: "http://orders:8</w:t>
+      </w:r>
+      <w:r>
+        <w:rPr>
+          <w:rFonts w:ascii="Consolas" w:hAnsi="Consolas"/>
+          <w:sz w:val="19"/>
+        </w:rPr>
+        <w:t xml:space="preserve">080", DB_URL: </w:t>
+      </w:r>
+      <w:r>
+        <w:rPr>
+          <w:rFonts w:ascii="Consolas" w:hAnsi="Consolas"/>
+          <w:sz w:val="19"/>
+        </w:rPr>
+        <w:br/>
+        <w:t>"jdbc:h2:file:/data/deliveries;DB_CLOSE_ON_EXIT=FALSE"}</w:t>
+      </w:r>
+    </w:p>
+    <w:p>
+      <w:pPr>
+        <w:pStyle w:val="aff9"/>
+        <w:keepNext/>
+        <w:spacing w:line="240" w:lineRule="auto"/>
+        <w:ind w:firstLine="0"/>
+        <w:jc w:val="left"/>
+      </w:pPr>
+      <w:r>
+        <w:rPr>
+          <w:rFonts w:ascii="Consolas" w:hAnsi="Consolas"/>
+          <w:sz w:val="19"/>
+        </w:rPr>
+        <w:t xml:space="preserve">    volumes: ["deliveries-data:/data"]</w:t>
+      </w:r>
+    </w:p>
+    <w:p>
+      <w:pPr>
+        <w:pStyle w:val="aff9"/>
+        <w:keepNext/>
+        <w:spacing w:line="240" w:lineRule="auto"/>
+        <w:ind w:firstLine="0"/>
+        <w:jc w:val="left"/>
+      </w:pPr>
+      <w:r>
+        <w:rPr>
+          <w:rFonts w:ascii="Consolas" w:hAnsi="Consolas"/>
+          <w:sz w:val="19"/>
+        </w:rPr>
+        <w:t xml:space="preserve">    depends_on: {orders: {condition: service_healthy}}</w:t>
+      </w:r>
+    </w:p>
+    <w:p>
+      <w:pPr>
+        <w:pStyle w:val="aff9"/>
+        <w:keepNext/>
+        <w:spacing w:line="240" w:lineRule="auto"/>
+        <w:ind w:firstLine="0"/>
+        <w:jc w:val="left"/>
+      </w:pPr>
+      <w:r>
+        <w:rPr>
+          <w:rFonts w:ascii="Consolas" w:hAnsi="Consolas"/>
+          <w:sz w:val="19"/>
+        </w:rPr>
+        <w:t xml:space="preserve">    healthcheck: {test: ["CMD", "curl", "-fsS", </w:t>
+      </w:r>
+      <w:r>
+        <w:rPr>
+          <w:rFonts w:ascii="Consolas" w:hAnsi="Consolas"/>
+          <w:sz w:val="19"/>
+        </w:rPr>
+        <w:br/>
+        <w:t xml:space="preserve">"http://localhost:8080/actuator/health"], </w:t>
+      </w:r>
+      <w:r>
+        <w:rPr>
+          <w:rFonts w:ascii="Consolas" w:hAnsi="Consolas"/>
+          <w:sz w:val="19"/>
+        </w:rPr>
+        <w:t xml:space="preserve">interval: 5s, timeout: 3s, retries: 30, </w:t>
+      </w:r>
+      <w:r>
+        <w:rPr>
+          <w:rFonts w:ascii="Consolas" w:hAnsi="Consolas"/>
+          <w:sz w:val="19"/>
+        </w:rPr>
+        <w:br/>
+        <w:t>start_period: 30s}</w:t>
+      </w:r>
+    </w:p>
+    <w:p>
+      <w:pPr>
+        <w:pStyle w:val="aff9"/>
+        <w:keepNext/>
+        <w:spacing w:line="240" w:lineRule="auto"/>
+        <w:ind w:firstLine="0"/>
+        <w:jc w:val="left"/>
+      </w:pPr>
+      <w:r>
+        <w:rPr>
+          <w:rFonts w:ascii="Consolas" w:hAnsi="Consolas"/>
+          <w:sz w:val="19"/>
+        </w:rPr>
+        <w:t xml:space="preserve">    labels:</w:t>
+      </w:r>
+    </w:p>
+    <w:p>
+      <w:pPr>
+        <w:pStyle w:val="aff9"/>
+        <w:keepNext/>
+        <w:spacing w:line="240" w:lineRule="auto"/>
+        <w:ind w:firstLine="0"/>
+        <w:jc w:val="left"/>
+      </w:pPr>
+      <w:r>
+        <w:rPr>
+          <w:rFonts w:ascii="Consolas" w:hAnsi="Consolas"/>
+          <w:sz w:val="19"/>
+        </w:rPr>
+        <w:t xml:space="preserve">      traefik.enable: "true"</w:t>
+      </w:r>
+    </w:p>
+    <w:p>
+      <w:pPr>
+        <w:pStyle w:val="aff9"/>
+        <w:keepNext/>
+        <w:spacing w:line="240" w:lineRule="auto"/>
+        <w:ind w:firstLine="0"/>
+        <w:jc w:val="left"/>
+      </w:pPr>
+      <w:r>
+        <w:rPr>
+          <w:rFonts w:ascii="Consolas" w:hAnsi="Consolas"/>
+          <w:sz w:val="19"/>
+        </w:rPr>
+        <w:t xml:space="preserve">      traefik.http.routers.deliveries.rule: "PathPrefix(`/api/deliveries`)"</w:t>
+      </w:r>
+    </w:p>
+    <w:p>
+      <w:pPr>
+        <w:pStyle w:val="aff9"/>
+        <w:keepNext/>
+        <w:spacing w:line="240" w:lineRule="auto"/>
+        <w:ind w:firstLine="0"/>
+        <w:jc w:val="left"/>
+      </w:pPr>
+      <w:r>
+        <w:rPr>
+          <w:rFonts w:ascii="Consolas" w:hAnsi="Consolas"/>
+          <w:sz w:val="19"/>
+        </w:rPr>
+        <w:t xml:space="preserve">      traefik.http.services.deliveries.loadbalancer.server.port: "8080"</w:t>
+      </w:r>
+    </w:p>
+    <w:p>
+      <w:pPr>
+        <w:pStyle w:val="aff9"/>
+        <w:keepNext/>
+      </w:pPr>
+      <w:r>
+        <w:t>Источник листинга: compose.yaml, строки 23–32. Переносы длинных строк добавлены для размещения на странице.</w:t>
+      </w:r>
+    </w:p>
+    <w:p>
+      <w:pPr>
+        <w:pStyle w:val="aff9"/>
+        <w:ind w:firstLine="0"/>
+      </w:pPr>
+      <w:hyperlink r:id="rId11" w:anchor="L23">
+        <w:r>
+          <w:t>Открыть этот фрагмент исходного кода</w:t>
+        </w:r>
+      </w:hyperlink>
+    </w:p>
+    <w:p>
+      <w:pPr>
+        <w:pStyle w:val="1"/>
+      </w:pPr>
+      <w:bookmarkStart w:id="15" w:name="_Toc242052049"/>
+      <w:r>
+        <w:lastRenderedPageBreak/>
+        <w:t>3 Запуск и проверка результатов</w:t>
+      </w:r>
+      <w:bookmarkEnd w:id="15"/>
+    </w:p>
+    <w:p>
+      <w:pPr>
+        <w:pStyle w:val="21"/>
+      </w:pPr>
+      <w:bookmarkStart w:id="16" w:name="_Toc242052050"/>
+      <w:r>
+        <w:t>3.1 Подготовка окружения и запуск</w:t>
+      </w:r>
+      <w:bookmarkEnd w:id="16"/>
+    </w:p>
+    <w:p>
+      <w:pPr>
+        <w:pStyle w:val="aff9"/>
+      </w:pPr>
+      <w:r>
+        <w:t xml:space="preserve">Для запуска нужен Docker Desktop с Linux-контейнерами. Все необходимые app.jar либо классы включены в </w:t>
+      </w:r>
+      <w:r>
+        <w:t>проект. Основные Dockerfile используют эти сборки; Maven-исходники и Dockerfile.source позволяют собрать приложение заново.</w:t>
+      </w:r>
+    </w:p>
+    <w:p>
+      <w:pPr>
+        <w:pStyle w:val="aff9"/>
+        <w:spacing w:line="240" w:lineRule="auto"/>
         <w:ind w:firstLine="0"/>
         <w:jc w:val="left"/>
       </w:pPr>
@@ -1454,13 +6112,10 @@
         <w:pStyle w:val="aff9"/>
       </w:pPr>
       <w:r>
-        <w:t xml:space="preserve">Команды выполняются из папки </w:t>
-      </w:r>
-      <w:r>
-        <w:t xml:space="preserve">соответствующей практики. Для №2 и №3 требуется Java 21; скомпилированные классы и зависимости приложены. Для контейнерных проектов требуется Docker Desktop. Dockerfile использует готовые файлы сборки; пересборка исходного кода выполняется Maven или через </w:t>
-      </w:r>
-      <w:r>
-        <w:t>Dockerfile.source.</w:t>
+        <w:t>Команды выполняются из папки соответствующей практики. Первичный зап</w:t>
+      </w:r>
+      <w:r>
+        <w:t>уск контейнеров может потребовать загрузки базовых образов. Фактические результаты ниже сохранены 4 октября 2026 года.</w:t>
       </w:r>
     </w:p>
     <w:p>
@@ -1468,34 +6123,710 @@
         <w:pStyle w:val="aff9"/>
       </w:pPr>
       <w:r>
-        <w:t>Все пять контейнеров стали healthy. Восемь последовательных ответов были обслужены экземплярами 3f80ebbacf7d и 79099fe78870. Delivery Service получил заказ 101 и создал доставку CREATED. После остановки первого экземпляра три последующих</w:t>
-      </w:r>
-      <w:r>
-        <w:t xml:space="preserve"> запроса успешно обслужил 79099fe78870; остановленная реплика затем восстановлена.</w:t>
+        <w:t>Внешний адрес демонстрации — http://localhost:8155. Параметры внутренних адресов и баз задаются через окружение Compose. Перед demo.ps1 с</w:t>
+      </w:r>
+      <w:r>
+        <w:t>ледует дождаться состояния healthy. В №5 масштабирование задаётся --scale orders=2; остальные сценарии запускаются штатным Compose-файлом проекта.</w:t>
       </w:r>
     </w:p>
     <w:p>
       <w:pPr>
-        <w:pStyle w:val="aff9"/>
-      </w:pPr>
-      <w:r>
-        <w:t>Проверка выполнена 4 октября 2026 года. Рисунки ниже являются снимками окна просмотра сохранённых фактических логов. Полный вывод находится в run.log. Исходные снимки высоко</w:t>
-      </w:r>
-      <w:r>
-        <w:t>го разрешения находятся в screenshots.</w:t>
-      </w:r>
+        <w:pStyle w:val="21"/>
+      </w:pPr>
+      <w:bookmarkStart w:id="17" w:name="_Toc242052051"/>
+      <w:r>
+        <w:t>3.2 Сценарии и ожидаемые результаты</w:t>
+      </w:r>
+      <w:bookmarkEnd w:id="17"/>
     </w:p>
     <w:p>
       <w:pPr>
+        <w:pStyle w:val="affc"/>
+        <w:keepNext/>
+      </w:pPr>
+      <w:r>
+        <w:t>Таблица 4 — Проверки программы</w:t>
+      </w:r>
+    </w:p>
+    <w:tbl>
+      <w:tblPr>
+        <w:tblW w:w="0" w:type="auto"/>
+        <w:jc w:val="center"/>
+        <w:tblLayout w:type="fixed"/>
+        <w:tblLook w:val="04A0" w:firstRow="1" w:lastRow="0" w:firstColumn="1" w:lastColumn="0" w:noHBand="0" w:noVBand="1"/>
+      </w:tblPr>
+      <w:tblGrid>
+        <w:gridCol w:w="2324"/>
+        <w:gridCol w:w="3231"/>
+        <w:gridCol w:w="3798"/>
+      </w:tblGrid>
+      <w:tr>
+        <w:trPr>
+          <w:cantSplit/>
+          <w:tblHeader/>
+          <w:jc w:val="center"/>
+        </w:trPr>
+        <w:tc>
+          <w:tcPr>
+            <w:tcW w:w="2324" w:type="dxa"/>
+            <w:tcBorders>
+              <w:top w:val="single" w:sz="4" w:space="0" w:color="D9D9D9"/>
+              <w:left w:val="single" w:sz="4" w:space="0" w:color="D9D9D9"/>
+              <w:bottom w:val="single" w:sz="4" w:space="0" w:color="D9D9D9"/>
+              <w:right w:val="single" w:sz="4" w:space="0" w:color="D9D9D9"/>
+            </w:tcBorders>
+            <w:shd w:val="clear" w:color="auto" w:fill="EEEEEE"/>
+            <w:tcMar>
+              <w:top w:w="70" w:type="dxa"/>
+              <w:left w:w="90" w:type="dxa"/>
+              <w:bottom w:w="70" w:type="dxa"/>
+              <w:right w:w="90" w:type="dxa"/>
+            </w:tcMar>
+            <w:vAlign w:val="center"/>
+          </w:tcPr>
+          <w:p>
+            <w:pPr>
+              <w:spacing w:before="40" w:after="40" w:line="264" w:lineRule="auto"/>
+              <w:ind w:firstLine="0"/>
+              <w:jc w:val="left"/>
+            </w:pPr>
+            <w:r>
+              <w:rPr>
+                <w:b/>
+                <w:sz w:val="24"/>
+              </w:rPr>
+              <w:t>Проверка</w:t>
+            </w:r>
+          </w:p>
+        </w:tc>
+        <w:tc>
+          <w:tcPr>
+            <w:tcW w:w="3231" w:type="dxa"/>
+            <w:tcBorders>
+              <w:top w:val="single" w:sz="4" w:space="0" w:color="D9D9D9"/>
+              <w:left w:val="single" w:sz="4" w:space="0" w:color="D9D9D9"/>
+              <w:bottom w:val="single" w:sz="4" w:space="0" w:color="D9D9D9"/>
+              <w:right w:val="single" w:sz="4" w:space="0" w:color="D9D9D9"/>
+            </w:tcBorders>
+            <w:shd w:val="clear" w:color="auto" w:fill="EEEEEE"/>
+            <w:tcMar>
+              <w:top w:w="70" w:type="dxa"/>
+              <w:left w:w="90" w:type="dxa"/>
+              <w:bottom w:w="70" w:type="dxa"/>
+              <w:right w:w="90" w:type="dxa"/>
+            </w:tcMar>
+            <w:vAlign w:val="center"/>
+          </w:tcPr>
+          <w:p>
+            <w:pPr>
+              <w:spacing w:before="40" w:after="40" w:line="264" w:lineRule="auto"/>
+              <w:ind w:firstLine="0"/>
+              <w:jc w:val="left"/>
+            </w:pPr>
+            <w:r>
+              <w:rPr>
+                <w:b/>
+                <w:sz w:val="24"/>
+              </w:rPr>
+              <w:t>Действие или данные</w:t>
+            </w:r>
+          </w:p>
+        </w:tc>
+        <w:tc>
+          <w:tcPr>
+            <w:tcW w:w="3798" w:type="dxa"/>
+            <w:tcBorders>
+              <w:top w:val="single" w:sz="4" w:space="0" w:color="D9D9D9"/>
+              <w:left w:val="single" w:sz="4" w:space="0" w:color="D9D9D9"/>
+              <w:bottom w:val="single" w:sz="4" w:space="0" w:color="D9D9D9"/>
+              <w:right w:val="single" w:sz="4" w:space="0" w:color="D9D9D9"/>
+            </w:tcBorders>
+            <w:shd w:val="clear" w:color="auto" w:fill="EEEEEE"/>
+            <w:tcMar>
+              <w:top w:w="70" w:type="dxa"/>
+              <w:left w:w="90" w:type="dxa"/>
+              <w:bottom w:w="70" w:type="dxa"/>
+              <w:right w:w="90" w:type="dxa"/>
+            </w:tcMar>
+            <w:vAlign w:val="center"/>
+          </w:tcPr>
+          <w:p>
+            <w:pPr>
+              <w:spacing w:before="40" w:after="40" w:line="264" w:lineRule="auto"/>
+              <w:ind w:firstLine="0"/>
+              <w:jc w:val="left"/>
+            </w:pPr>
+            <w:r>
+              <w:rPr>
+                <w:b/>
+                <w:sz w:val="24"/>
+              </w:rPr>
+              <w:t>Фактический р</w:t>
+            </w:r>
+            <w:r>
+              <w:rPr>
+                <w:b/>
+                <w:sz w:val="24"/>
+              </w:rPr>
+              <w:t>езультат</w:t>
+            </w:r>
+          </w:p>
+        </w:tc>
+      </w:tr>
+      <w:tr>
+        <w:trPr>
+          <w:cantSplit/>
+          <w:jc w:val="center"/>
+        </w:trPr>
+        <w:tc>
+          <w:tcPr>
+            <w:tcW w:w="2324" w:type="dxa"/>
+            <w:tcBorders>
+              <w:top w:val="single" w:sz="4" w:space="0" w:color="D9D9D9"/>
+              <w:left w:val="single" w:sz="4" w:space="0" w:color="D9D9D9"/>
+              <w:bottom w:val="single" w:sz="4" w:space="0" w:color="D9D9D9"/>
+              <w:right w:val="single" w:sz="4" w:space="0" w:color="D9D9D9"/>
+            </w:tcBorders>
+            <w:tcMar>
+              <w:top w:w="70" w:type="dxa"/>
+              <w:left w:w="90" w:type="dxa"/>
+              <w:bottom w:w="70" w:type="dxa"/>
+              <w:right w:w="90" w:type="dxa"/>
+            </w:tcMar>
+            <w:vAlign w:val="center"/>
+          </w:tcPr>
+          <w:p>
+            <w:pPr>
+              <w:spacing w:before="40" w:after="40" w:line="264" w:lineRule="auto"/>
+              <w:ind w:firstLine="0"/>
+              <w:jc w:val="left"/>
+            </w:pPr>
+            <w:r>
+              <w:rPr>
+                <w:sz w:val="24"/>
+              </w:rPr>
+              <w:t>Готовность</w:t>
+            </w:r>
+          </w:p>
+        </w:tc>
+        <w:tc>
+          <w:tcPr>
+            <w:tcW w:w="3231" w:type="dxa"/>
+            <w:tcBorders>
+              <w:top w:val="single" w:sz="4" w:space="0" w:color="D9D9D9"/>
+              <w:left w:val="single" w:sz="4" w:space="0" w:color="D9D9D9"/>
+              <w:bottom w:val="single" w:sz="4" w:space="0" w:color="D9D9D9"/>
+              <w:right w:val="single" w:sz="4" w:space="0" w:color="D9D9D9"/>
+            </w:tcBorders>
+            <w:tcMar>
+              <w:top w:w="70" w:type="dxa"/>
+              <w:left w:w="90" w:type="dxa"/>
+              <w:bottom w:w="70" w:type="dxa"/>
+              <w:right w:w="90" w:type="dxa"/>
+            </w:tcMar>
+            <w:vAlign w:val="center"/>
+          </w:tcPr>
+          <w:p>
+            <w:pPr>
+              <w:spacing w:before="40" w:after="40" w:line="264" w:lineRule="auto"/>
+              <w:ind w:firstLine="0"/>
+              <w:jc w:val="left"/>
+            </w:pPr>
+            <w:r>
+              <w:rPr>
+                <w:sz w:val="24"/>
+              </w:rPr>
+              <w:t>Traefik, PostgreSQL, 2 orders, delivery</w:t>
+            </w:r>
+          </w:p>
+        </w:tc>
+        <w:tc>
+          <w:tcPr>
+            <w:tcW w:w="3798" w:type="dxa"/>
+            <w:tcBorders>
+              <w:top w:val="single" w:sz="4" w:space="0" w:color="D9D9D9"/>
+              <w:left w:val="single" w:sz="4" w:space="0" w:color="D9D9D9"/>
+              <w:bottom w:val="single" w:sz="4" w:space="0" w:color="D9D9D9"/>
+              <w:right w:val="single" w:sz="4" w:space="0" w:color="D9D9D9"/>
+            </w:tcBorders>
+            <w:tcMar>
+              <w:top w:w="70" w:type="dxa"/>
+              <w:left w:w="90" w:type="dxa"/>
+              <w:bottom w:w="70" w:type="dxa"/>
+              <w:right w:w="90" w:type="dxa"/>
+            </w:tcMar>
+            <w:vAlign w:val="center"/>
+          </w:tcPr>
+          <w:p>
+            <w:pPr>
+              <w:spacing w:before="40" w:after="40" w:line="264" w:lineRule="auto"/>
+              <w:ind w:firstLine="0"/>
+              <w:jc w:val="left"/>
+            </w:pPr>
+            <w:r>
+              <w:rPr>
+                <w:sz w:val="24"/>
+              </w:rPr>
+              <w:t>Все пять healthy</w:t>
+            </w:r>
+          </w:p>
+        </w:tc>
+      </w:tr>
+      <w:tr>
+        <w:trPr>
+          <w:cantSplit/>
+          <w:jc w:val="center"/>
+        </w:trPr>
+        <w:tc>
+          <w:tcPr>
+            <w:tcW w:w="2324" w:type="dxa"/>
+            <w:tcBorders>
+              <w:top w:val="single" w:sz="4" w:space="0" w:color="D9D9D9"/>
+              <w:left w:val="single" w:sz="4" w:space="0" w:color="D9D9D9"/>
+              <w:bottom w:val="single" w:sz="4" w:space="0" w:color="D9D9D9"/>
+              <w:right w:val="single" w:sz="4" w:space="0" w:color="D9D9D9"/>
+            </w:tcBorders>
+            <w:tcMar>
+              <w:top w:w="70" w:type="dxa"/>
+              <w:left w:w="90" w:type="dxa"/>
+              <w:bottom w:w="70" w:type="dxa"/>
+              <w:right w:w="90" w:type="dxa"/>
+            </w:tcMar>
+            <w:vAlign w:val="center"/>
+          </w:tcPr>
+          <w:p>
+            <w:pPr>
+              <w:spacing w:before="40" w:after="40" w:line="264" w:lineRule="auto"/>
+              <w:ind w:firstLine="0"/>
+              <w:jc w:val="left"/>
+            </w:pPr>
+            <w:r>
+              <w:rPr>
+                <w:sz w:val="24"/>
+              </w:rPr>
+              <w:t>Балансировка</w:t>
+            </w:r>
+          </w:p>
+        </w:tc>
+        <w:tc>
+          <w:tcPr>
+            <w:tcW w:w="3231" w:type="dxa"/>
+            <w:tcBorders>
+              <w:top w:val="single" w:sz="4" w:space="0" w:color="D9D9D9"/>
+              <w:left w:val="single" w:sz="4" w:space="0" w:color="D9D9D9"/>
+              <w:bottom w:val="single" w:sz="4" w:space="0" w:color="D9D9D9"/>
+              <w:right w:val="single" w:sz="4" w:space="0" w:color="D9D9D9"/>
+            </w:tcBorders>
+            <w:tcMar>
+              <w:top w:w="70" w:type="dxa"/>
+              <w:left w:w="90" w:type="dxa"/>
+              <w:bottom w:w="70" w:type="dxa"/>
+              <w:right w:w="90" w:type="dxa"/>
+            </w:tcMar>
+            <w:vAlign w:val="center"/>
+          </w:tcPr>
+          <w:p>
+            <w:pPr>
+              <w:spacing w:before="40" w:after="40" w:line="264" w:lineRule="auto"/>
+              <w:ind w:firstLine="0"/>
+              <w:jc w:val="left"/>
+            </w:pPr>
+            <w:r>
+              <w:rPr>
+                <w:sz w:val="24"/>
+              </w:rPr>
+              <w:t>8 GET /api/orders</w:t>
+            </w:r>
+          </w:p>
+        </w:tc>
+        <w:tc>
+          <w:tcPr>
+            <w:tcW w:w="3798" w:type="dxa"/>
+            <w:tcBorders>
+              <w:top w:val="single" w:sz="4" w:space="0" w:color="D9D9D9"/>
+              <w:left w:val="single" w:sz="4" w:space="0" w:color="D9D9D9"/>
+              <w:bottom w:val="single" w:sz="4" w:space="0" w:color="D9D9D9"/>
+              <w:right w:val="single" w:sz="4" w:space="0" w:color="D9D9D9"/>
+            </w:tcBorders>
+            <w:tcMar>
+              <w:top w:w="70" w:type="dxa"/>
+              <w:left w:w="90" w:type="dxa"/>
+              <w:bottom w:w="70" w:type="dxa"/>
+              <w:right w:w="90" w:type="dxa"/>
+            </w:tcMar>
+            <w:vAlign w:val="center"/>
+          </w:tcPr>
+          <w:p>
+            <w:pPr>
+              <w:spacing w:before="40" w:after="40" w:line="264" w:lineRule="auto"/>
+              <w:ind w:firstLine="0"/>
+              <w:jc w:val="left"/>
+            </w:pPr>
+            <w:r>
+              <w:rPr>
+                <w:sz w:val="24"/>
+              </w:rPr>
+              <w:t>instance 3f80ebbacf7d и 79099fe78870</w:t>
+            </w:r>
+          </w:p>
+        </w:tc>
+      </w:tr>
+      <w:tr>
+        <w:trPr>
+          <w:cantSplit/>
+          <w:jc w:val="center"/>
+        </w:trPr>
+        <w:tc>
+          <w:tcPr>
+            <w:tcW w:w="2324" w:type="dxa"/>
+            <w:tcBorders>
+              <w:top w:val="single" w:sz="4" w:space="0" w:color="D9D9D9"/>
+              <w:left w:val="single" w:sz="4" w:space="0" w:color="D9D9D9"/>
+              <w:bottom w:val="single" w:sz="4" w:space="0" w:color="D9D9D9"/>
+              <w:right w:val="single" w:sz="4" w:space="0" w:color="D9D9D9"/>
+            </w:tcBorders>
+            <w:tcMar>
+              <w:top w:w="70" w:type="dxa"/>
+              <w:left w:w="90" w:type="dxa"/>
+              <w:bottom w:w="70" w:type="dxa"/>
+              <w:right w:w="90" w:type="dxa"/>
+            </w:tcMar>
+            <w:vAlign w:val="center"/>
+          </w:tcPr>
+          <w:p>
+            <w:pPr>
+              <w:spacing w:before="40" w:after="40" w:line="264" w:lineRule="auto"/>
+              <w:ind w:firstLine="0"/>
+              <w:jc w:val="left"/>
+            </w:pPr>
+            <w:r>
+              <w:rPr>
+                <w:sz w:val="24"/>
+              </w:rPr>
+              <w:t>Взаимодействие</w:t>
+            </w:r>
+          </w:p>
+        </w:tc>
+        <w:tc>
+          <w:tcPr>
+            <w:tcW w:w="3231" w:type="dxa"/>
+            <w:tcBorders>
+              <w:top w:val="single" w:sz="4" w:space="0" w:color="D9D9D9"/>
+              <w:left w:val="single" w:sz="4" w:space="0" w:color="D9D9D9"/>
+              <w:bottom w:val="single" w:sz="4" w:space="0" w:color="D9D9D9"/>
+              <w:right w:val="single" w:sz="4" w:space="0" w:color="D9D9D9"/>
+            </w:tcBorders>
+            <w:tcMar>
+              <w:top w:w="70" w:type="dxa"/>
+              <w:left w:w="90" w:type="dxa"/>
+              <w:bottom w:w="70" w:type="dxa"/>
+              <w:right w:w="90" w:type="dxa"/>
+            </w:tcMar>
+            <w:vAlign w:val="center"/>
+          </w:tcPr>
+          <w:p>
+            <w:pPr>
+              <w:spacing w:before="40" w:after="40" w:line="264" w:lineRule="auto"/>
+              <w:ind w:firstLine="0"/>
+              <w:jc w:val="left"/>
+            </w:pPr>
+            <w:r>
+              <w:rPr>
+                <w:sz w:val="24"/>
+              </w:rPr>
+              <w:t>POST /api/deliveries: orderId 101</w:t>
+            </w:r>
+          </w:p>
+        </w:tc>
+        <w:tc>
+          <w:tcPr>
+            <w:tcW w:w="3798" w:type="dxa"/>
+            <w:tcBorders>
+              <w:top w:val="single" w:sz="4" w:space="0" w:color="D9D9D9"/>
+              <w:left w:val="single" w:sz="4" w:space="0" w:color="D9D9D9"/>
+              <w:bottom w:val="single" w:sz="4" w:space="0" w:color="D9D9D9"/>
+              <w:right w:val="single" w:sz="4" w:space="0" w:color="D9D9D9"/>
+            </w:tcBorders>
+            <w:tcMar>
+              <w:top w:w="70" w:type="dxa"/>
+              <w:left w:w="90" w:type="dxa"/>
+              <w:bottom w:w="70" w:type="dxa"/>
+              <w:right w:w="90" w:type="dxa"/>
+            </w:tcMar>
+            <w:vAlign w:val="center"/>
+          </w:tcPr>
+          <w:p>
+            <w:pPr>
+              <w:spacing w:before="40" w:after="40" w:line="264" w:lineRule="auto"/>
+              <w:ind w:firstLine="0"/>
+              <w:jc w:val="left"/>
+            </w:pPr>
+            <w:r>
+              <w:rPr>
+                <w:sz w:val="24"/>
+              </w:rPr>
+              <w:t>SSD 1TB; московский адрес; CREATED</w:t>
+            </w:r>
+          </w:p>
+        </w:tc>
+      </w:tr>
+      <w:tr>
+        <w:trPr>
+          <w:cantSplit/>
+          <w:jc w:val="center"/>
+        </w:trPr>
+        <w:tc>
+          <w:tcPr>
+            <w:tcW w:w="2324" w:type="dxa"/>
+            <w:tcBorders>
+              <w:top w:val="single" w:sz="4" w:space="0" w:color="D9D9D9"/>
+              <w:left w:val="single" w:sz="4" w:space="0" w:color="D9D9D9"/>
+              <w:bottom w:val="single" w:sz="4" w:space="0" w:color="D9D9D9"/>
+              <w:right w:val="single" w:sz="4" w:space="0" w:color="D9D9D9"/>
+            </w:tcBorders>
+            <w:tcMar>
+              <w:top w:w="70" w:type="dxa"/>
+              <w:left w:w="90" w:type="dxa"/>
+              <w:bottom w:w="70" w:type="dxa"/>
+              <w:right w:w="90" w:type="dxa"/>
+            </w:tcMar>
+            <w:vAlign w:val="center"/>
+          </w:tcPr>
+          <w:p>
+            <w:pPr>
+              <w:spacing w:before="40" w:after="40" w:line="264" w:lineRule="auto"/>
+              <w:ind w:firstLine="0"/>
+              <w:jc w:val="left"/>
+            </w:pPr>
+            <w:r>
+              <w:rPr>
+                <w:sz w:val="24"/>
+              </w:rPr>
+              <w:t>Частичный отказ</w:t>
+            </w:r>
+          </w:p>
+        </w:tc>
+        <w:tc>
+          <w:tcPr>
+            <w:tcW w:w="3231" w:type="dxa"/>
+            <w:tcBorders>
+              <w:top w:val="single" w:sz="4" w:space="0" w:color="D9D9D9"/>
+              <w:left w:val="single" w:sz="4" w:space="0" w:color="D9D9D9"/>
+              <w:bottom w:val="single" w:sz="4" w:space="0" w:color="D9D9D9"/>
+              <w:right w:val="single" w:sz="4" w:space="0" w:color="D9D9D9"/>
+            </w:tcBorders>
+            <w:tcMar>
+              <w:top w:w="70" w:type="dxa"/>
+              <w:left w:w="90" w:type="dxa"/>
+              <w:bottom w:w="70" w:type="dxa"/>
+              <w:right w:w="90" w:type="dxa"/>
+            </w:tcMar>
+            <w:vAlign w:val="center"/>
+          </w:tcPr>
+          <w:p>
+            <w:pPr>
+              <w:spacing w:before="40" w:after="40" w:line="264" w:lineRule="auto"/>
+              <w:ind w:firstLine="0"/>
+              <w:jc w:val="left"/>
+            </w:pPr>
+            <w:r>
+              <w:rPr>
+                <w:sz w:val="24"/>
+              </w:rPr>
+              <w:t>Остановлен 3f80ebbacf7d</w:t>
+            </w:r>
+          </w:p>
+        </w:tc>
+        <w:tc>
+          <w:tcPr>
+            <w:tcW w:w="3798" w:type="dxa"/>
+            <w:tcBorders>
+              <w:top w:val="single" w:sz="4" w:space="0" w:color="D9D9D9"/>
+              <w:left w:val="single" w:sz="4" w:space="0" w:color="D9D9D9"/>
+              <w:bottom w:val="single" w:sz="4" w:space="0" w:color="D9D9D9"/>
+              <w:right w:val="single" w:sz="4" w:space="0" w:color="D9D9D9"/>
+            </w:tcBorders>
+            <w:tcMar>
+              <w:top w:w="70" w:type="dxa"/>
+              <w:left w:w="90" w:type="dxa"/>
+              <w:bottom w:w="70" w:type="dxa"/>
+              <w:right w:w="90" w:type="dxa"/>
+            </w:tcMar>
+            <w:vAlign w:val="center"/>
+          </w:tcPr>
+          <w:p>
+            <w:pPr>
+              <w:spacing w:before="40" w:after="40" w:line="264" w:lineRule="auto"/>
+              <w:ind w:firstLine="0"/>
+              <w:jc w:val="left"/>
+            </w:pPr>
+            <w:r>
+              <w:rPr>
+                <w:sz w:val="24"/>
+              </w:rPr>
+              <w:t>Три ответа от 79099fe78870</w:t>
+            </w:r>
+          </w:p>
+        </w:tc>
+      </w:tr>
+      <w:tr>
+        <w:trPr>
+          <w:cantSplit/>
+          <w:jc w:val="center"/>
+        </w:trPr>
+        <w:tc>
+          <w:tcPr>
+            <w:tcW w:w="2324" w:type="dxa"/>
+            <w:tcBorders>
+              <w:top w:val="single" w:sz="4" w:space="0" w:color="D9D9D9"/>
+              <w:left w:val="single" w:sz="4" w:space="0" w:color="D9D9D9"/>
+              <w:bottom w:val="single" w:sz="4" w:space="0" w:color="D9D9D9"/>
+              <w:right w:val="single" w:sz="4" w:space="0" w:color="D9D9D9"/>
+            </w:tcBorders>
+            <w:tcMar>
+              <w:top w:w="70" w:type="dxa"/>
+              <w:left w:w="90" w:type="dxa"/>
+              <w:bottom w:w="70" w:type="dxa"/>
+              <w:right w:w="90" w:type="dxa"/>
+            </w:tcMar>
+            <w:vAlign w:val="center"/>
+          </w:tcPr>
+          <w:p>
+            <w:pPr>
+              <w:spacing w:before="40" w:after="40" w:line="264" w:lineRule="auto"/>
+              <w:ind w:firstLine="0"/>
+              <w:jc w:val="left"/>
+            </w:pPr>
+            <w:r>
+              <w:rPr>
+                <w:sz w:val="24"/>
+              </w:rPr>
+              <w:t>Восстановление</w:t>
+            </w:r>
+          </w:p>
+        </w:tc>
+        <w:tc>
+          <w:tcPr>
+            <w:tcW w:w="3231" w:type="dxa"/>
+            <w:tcBorders>
+              <w:top w:val="single" w:sz="4" w:space="0" w:color="D9D9D9"/>
+              <w:left w:val="single" w:sz="4" w:space="0" w:color="D9D9D9"/>
+              <w:bottom w:val="single" w:sz="4" w:space="0" w:color="D9D9D9"/>
+              <w:right w:val="single" w:sz="4" w:space="0" w:color="D9D9D9"/>
+            </w:tcBorders>
+            <w:tcMar>
+              <w:top w:w="70" w:type="dxa"/>
+              <w:left w:w="90" w:type="dxa"/>
+              <w:bottom w:w="70" w:type="dxa"/>
+              <w:right w:w="90" w:type="dxa"/>
+            </w:tcMar>
+            <w:vAlign w:val="center"/>
+          </w:tcPr>
+          <w:p>
+            <w:pPr>
+              <w:spacing w:before="40" w:after="40" w:line="264" w:lineRule="auto"/>
+              <w:ind w:firstLine="0"/>
+              <w:jc w:val="left"/>
+            </w:pPr>
+            <w:r>
+              <w:rPr>
+                <w:sz w:val="24"/>
+              </w:rPr>
+              <w:t>Возврат остановленного контейнера</w:t>
+            </w:r>
+          </w:p>
+        </w:tc>
+        <w:tc>
+          <w:tcPr>
+            <w:tcW w:w="3798" w:type="dxa"/>
+            <w:tcBorders>
+              <w:top w:val="single" w:sz="4" w:space="0" w:color="D9D9D9"/>
+              <w:left w:val="single" w:sz="4" w:space="0" w:color="D9D9D9"/>
+              <w:bottom w:val="single" w:sz="4" w:space="0" w:color="D9D9D9"/>
+              <w:right w:val="single" w:sz="4" w:space="0" w:color="D9D9D9"/>
+            </w:tcBorders>
+            <w:tcMar>
+              <w:top w:w="70" w:type="dxa"/>
+              <w:left w:w="90" w:type="dxa"/>
+              <w:bottom w:w="70" w:type="dxa"/>
+              <w:right w:w="90" w:type="dxa"/>
+            </w:tcMar>
+            <w:vAlign w:val="center"/>
+          </w:tcPr>
+          <w:p>
+            <w:pPr>
+              <w:spacing w:before="40" w:after="40" w:line="264" w:lineRule="auto"/>
+              <w:ind w:firstLine="0"/>
+              <w:jc w:val="left"/>
+            </w:pPr>
+            <w:r>
+              <w:rPr>
+                <w:sz w:val="24"/>
+              </w:rPr>
+              <w:t>demo.ps1 выполняет start в finally</w:t>
+            </w:r>
+          </w:p>
+        </w:tc>
+      </w:tr>
+    </w:tbl>
+    <w:p/>
+    <w:p>
+      <w:pPr>
+        <w:pStyle w:val="aff9"/>
+      </w:pPr>
+      <w:r>
+        <w:lastRenderedPageBreak/>
+        <w:t xml:space="preserve">Восемь ответов содержат один и тот же заказ 101 стоимостью 63 200, но два различных instance. Это </w:t>
+      </w:r>
+      <w:r>
+        <w:t>подтверждает общность хранилища и обработку запросов разными репликами. После остановки 3f80ebbacf7d ответы продолжают содержать заказ и instance оставшегося процесса 79099fe78870. В протоколе нет перехода к прямому порту приложения: адрес проверки остаётс</w:t>
+      </w:r>
+      <w:r>
+        <w:t>я Traefik.</w:t>
+      </w:r>
+    </w:p>
+    <w:p>
+      <w:pPr>
+        <w:pStyle w:val="aff9"/>
+      </w:pPr>
+      <w:r>
+        <w:t>Созданная доставка содержит товар и адрес заказа, полученные по RestClient. Совместное подтверждение внешнего POST, содержимого ответа и наличия двух приложений показывает требуемую цепочку клиент → Delivery → Order. Проверка сохранена в run.log</w:t>
+      </w:r>
+      <w:r>
+        <w:t xml:space="preserve"> вместе с запуском и состоянием контейнеров; повторение выполняется тем же demo.ps1.</w:t>
+      </w:r>
+    </w:p>
+    <w:p>
+      <w:pPr>
         <w:pStyle w:val="21"/>
+      </w:pPr>
+      <w:bookmarkStart w:id="18" w:name="_Toc242052052"/>
+      <w:r>
+        <w:t>3.3 Скриншоты выполнения</w:t>
+      </w:r>
+      <w:bookmarkEnd w:id="18"/>
+    </w:p>
+    <w:p>
+      <w:pPr>
+        <w:pStyle w:val="aff9"/>
+      </w:pPr>
+      <w:r>
+        <w:t xml:space="preserve">Рисунки показывают окно просмотра фактических сохранённых протоколов выполненного приложения. Полные журналы и оригинальные изображения находятся </w:t>
+      </w:r>
+      <w:r>
+        <w:t>в проекте.</w:t>
+      </w:r>
+    </w:p>
+    <w:p>
+      <w:pPr>
+        <w:pStyle w:val="aff9"/>
+        <w:keepNext/>
         <w:pageBreakBefore/>
       </w:pPr>
-      <w:bookmarkStart w:id="4" w:name="_Toc242034026"/>
       <w:r>
         <w:lastRenderedPageBreak/>
-        <w:t>2.1 Результаты выполнения</w:t>
-      </w:r>
-      <w:bookmarkEnd w:id="4"/>
+        <w:t>Состояние Compose показывает Traefik, PostgreSQL, два Order и Delivery. Проверки готовности завершены успешно.</w:t>
+      </w:r>
     </w:p>
     <w:p>
       <w:pPr>
@@ -1509,7 +6840,7 @@
           <w:noProof/>
         </w:rPr>
         <w:drawing>
-          <wp:inline distT="0" distB="0" distL="0" distR="0" wp14:anchorId="69F806B5" wp14:editId="6B262BA3">
+          <wp:inline distT="0" distB="0" distL="0" distR="0">
             <wp:extent cx="5940000" cy="3940529"/>
             <wp:effectExtent l="0" t="0" r="0" b="0"/>
             <wp:docPr id="3" name="Picture 3"/>
@@ -1524,7 +6855,7 @@
                     <pic:cNvPicPr/>
                   </pic:nvPicPr>
                   <pic:blipFill>
-                    <a:blip r:embed="rId9"/>
+                    <a:blip r:embed="rId12"/>
                     <a:stretch>
                       <a:fillRect/>
                     </a:stretch>
@@ -1556,14 +6887,15 @@
     <w:p>
       <w:pPr>
         <w:pStyle w:val="aff9"/>
-      </w:pPr>
-      <w:r>
-        <w:t>Фрагмент протокола подтверждает описанный сценарий. Полный исходный вывод сохранён рядом с кодом.</w:t>
-      </w:r>
-    </w:p>
-    <w:p>
-      <w:r>
-        <w:br w:type="page"/>
+        <w:keepNext/>
+        <w:pageBreakBefore/>
+      </w:pPr>
+      <w:r>
+        <w:lastRenderedPageBreak/>
+        <w:t>Запросы идут через Traefik и возвращают разные instance. Ниже показана доставка, созданная п</w:t>
+      </w:r>
+      <w:r>
+        <w:t>осле получения заказа через RestClient.</w:t>
       </w:r>
     </w:p>
     <w:p>
@@ -1577,9 +6909,8 @@
         <w:rPr>
           <w:noProof/>
         </w:rPr>
-        <w:lastRenderedPageBreak/>
         <w:drawing>
-          <wp:inline distT="0" distB="0" distL="0" distR="0" wp14:anchorId="3264FCE8" wp14:editId="67473150">
+          <wp:inline distT="0" distB="0" distL="0" distR="0">
             <wp:extent cx="5940000" cy="3940529"/>
             <wp:effectExtent l="0" t="0" r="0" b="0"/>
             <wp:docPr id="4" name="Picture 4"/>
@@ -1594,7 +6925,7 @@
                     <pic:cNvPicPr/>
                   </pic:nvPicPr>
                   <pic:blipFill>
-                    <a:blip r:embed="rId10"/>
+                    <a:blip r:embed="rId13"/>
                     <a:stretch>
                       <a:fillRect/>
                     </a:stretch>
@@ -1626,17 +6957,12 @@
     <w:p>
       <w:pPr>
         <w:pStyle w:val="aff9"/>
-      </w:pPr>
-      <w:r>
-        <w:t>Фрагмен</w:t>
-      </w:r>
-      <w:r>
-        <w:t>т протокола подтверждает описанный сценарий. Полный исходный вывод сохранён рядом с кодом.</w:t>
-      </w:r>
-    </w:p>
-    <w:p>
-      <w:r>
-        <w:br w:type="page"/>
+        <w:keepNext/>
+        <w:pageBreakBefore/>
+      </w:pPr>
+      <w:r>
+        <w:lastRenderedPageBreak/>
+        <w:t>После остановки одной реплики три запроса продолжили получать заказ от оставшегося instance. Скрипт затем восстановил остановленный экземпляр.</w:t>
       </w:r>
     </w:p>
     <w:p>
@@ -1650,9 +6976,8 @@
         <w:rPr>
           <w:noProof/>
         </w:rPr>
-        <w:lastRenderedPageBreak/>
         <w:drawing>
-          <wp:inline distT="0" distB="0" distL="0" distR="0" wp14:anchorId="313BAC85" wp14:editId="595637B7">
+          <wp:inline distT="0" distB="0" distL="0" distR="0">
             <wp:extent cx="5940000" cy="3940529"/>
             <wp:effectExtent l="0" t="0" r="0" b="0"/>
             <wp:docPr id="5" name="Picture 5"/>
@@ -1667,7 +6992,7 @@
                     <pic:cNvPicPr/>
                   </pic:nvPicPr>
                   <pic:blipFill>
-                    <a:blip r:embed="rId11"/>
+                    <a:blip r:embed="rId14"/>
                     <a:stretch>
                       <a:fillRect/>
                     </a:stretch>
@@ -1693,40 +7018,64 @@
         <w:pStyle w:val="affc"/>
       </w:pPr>
       <w:r>
-        <w:t>Рисунок 3 — Доступ при остановке одного экземпляра</w:t>
+        <w:t xml:space="preserve">Рисунок 3 — Доступ при </w:t>
+      </w:r>
+      <w:r>
+        <w:t>остановке одного экземпляра</w:t>
       </w:r>
     </w:p>
     <w:p>
       <w:pPr>
-        <w:pStyle w:val="aff9"/>
-      </w:pPr>
-      <w:r>
-        <w:t>Фрагмент протокола подтверждает описанный сценарий. Полный исходный вывод сохранён рядом с кодом.</w:t>
-      </w:r>
+        <w:pStyle w:val="21"/>
+      </w:pPr>
+      <w:bookmarkStart w:id="19" w:name="_Toc242052053"/>
+      <w:r>
+        <w:t>3.4 Ограничения реализации</w:t>
+      </w:r>
+      <w:bookmarkEnd w:id="19"/>
     </w:p>
     <w:p>
       <w:pPr>
-        <w:pStyle w:val="1"/>
-      </w:pPr>
-      <w:bookmarkStart w:id="5" w:name="_Toc242034027"/>
-      <w:r>
-        <w:lastRenderedPageBreak/>
-        <w:t>3 Прохождени</w:t>
-      </w:r>
-      <w:r>
-        <w:t>е BootcampLabs</w:t>
-      </w:r>
-      <w:bookmarkEnd w:id="5"/>
+        <w:pStyle w:val="aff9"/>
+      </w:pPr>
+      <w:r>
+        <w:t>Система проверена локально. У Traefik и PostgreSQL нет резервных экземпляров; автоматическое развёртывание в облаке и авторизация не реализованы. Масштабируется Order Service, а файловая H2 Delivery Se</w:t>
+      </w:r>
+      <w:r>
+        <w:t>rvice рассчитана на один экземпляр.</w:t>
+      </w:r>
     </w:p>
     <w:p>
       <w:pPr>
+        <w:pStyle w:val="1"/>
+      </w:pPr>
+      <w:bookmarkStart w:id="20" w:name="_Toc242052054"/>
+      <w:r>
+        <w:lastRenderedPageBreak/>
+        <w:t>4 Связь с личным BootcampLabs</w:t>
+      </w:r>
+      <w:bookmarkEnd w:id="20"/>
+    </w:p>
+    <w:p>
+      <w:pPr>
         <w:pStyle w:val="aff9"/>
       </w:pPr>
       <w:r>
-        <w:t>Связь с курсом: BaaS для АС сервиса доставки. Общий прогресс личного курса составляет 100 процентов; соответствующие модули отмечены как завершённые. На страницах могут оставаться необязательные задания, которые не требуются для достигнутого</w:t>
-      </w:r>
-      <w:r>
-        <w:t xml:space="preserve"> уровня.</w:t>
+        <w:t>Связь с курсом: BaaS для АС сервиса доставки. В проекте используются аналогичные сущности и сценарии, без переноса чужого backend или базы данных. Для №2–4 это поставщики, товар, стоимость и</w:t>
+      </w:r>
+      <w:r>
+        <w:t xml:space="preserve"> представление заказа; для №5–8 — заказ, доставка, участники и изменение состояния.</w:t>
+      </w:r>
+    </w:p>
+    <w:p>
+      <w:pPr>
+        <w:pStyle w:val="aff9"/>
+      </w:pPr>
+      <w:r>
+        <w:t>Снимки получены из личного курса Кашпирева Михаила Дмитриевича. Общий прогресс курса составляет 100 процентов. Завершение модуля определяется отметкой курса и выполнением о</w:t>
+      </w:r>
+      <w:r>
+        <w:t>бязательных заданий целевого уровня; отдельные необязательные задания могут оставаться незапущенными.</w:t>
       </w:r>
     </w:p>
     <w:p>
@@ -1741,7 +7090,7 @@
           <w:noProof/>
         </w:rPr>
         <w:drawing>
-          <wp:inline distT="0" distB="0" distL="0" distR="0" wp14:anchorId="5BA459AB" wp14:editId="4B10EE6E">
+          <wp:inline distT="0" distB="0" distL="0" distR="0">
             <wp:extent cx="5940000" cy="3015375"/>
             <wp:effectExtent l="0" t="0" r="0" b="0"/>
             <wp:docPr id="6" name="Picture 6"/>
@@ -1756,7 +7105,7 @@
                     <pic:cNvPicPr/>
                   </pic:nvPicPr>
                   <pic:blipFill>
-                    <a:blip r:embed="rId12"/>
+                    <a:blip r:embed="rId15"/>
                     <a:stretch>
                       <a:fillRect/>
                     </a:stretch>
@@ -1790,19 +7139,22 @@
         <w:pStyle w:val="1"/>
         <w:jc w:val="center"/>
       </w:pPr>
-      <w:bookmarkStart w:id="6" w:name="_Toc242034028"/>
+      <w:bookmarkStart w:id="21" w:name="_Toc242052055"/>
       <w:r>
         <w:lastRenderedPageBreak/>
         <w:t>ЗАКЛЮЧЕНИЕ</w:t>
       </w:r>
-      <w:bookmarkEnd w:id="6"/>
+      <w:bookmarkEnd w:id="21"/>
     </w:p>
     <w:p>
       <w:pPr>
         <w:pStyle w:val="aff9"/>
       </w:pPr>
       <w:r>
-        <w:t>Маршрутизация и балансировка Traefik подтверждены реальными ответами разных экземпляров. Остановка одной реплики не прервала доступ к заказам через единую точку входа.</w:t>
+        <w:t>Маршрутизация и балансировка Traefik подтверждены реальными ответами разных экземпляров. Остановка одной репл</w:t>
+      </w:r>
+      <w:r>
+        <w:t>ики не прервала доступ к заказам через единую точку входа.</w:t>
       </w:r>
     </w:p>
     <w:p>
@@ -1810,14 +7162,114 @@
         <w:pStyle w:val="aff9"/>
       </w:pPr>
       <w:r>
-        <w:t xml:space="preserve">Материалы проекта </w:t>
-      </w:r>
-      <w:r>
-        <w:t>находятся в каталоге practice-05-compose. Исходники размещены в src или в каталогах отдельных сервисов; инструкции — в README.md. Отчёт относится к приложенному архиву практики 5.</w:t>
+        <w:t>Сопоставление с таблицей требований показывает, где реализованы обязательные функции и какими результатами они подтверждены. В отчёт включены выбранная модель данных, ключевые листинги, порядок зап</w:t>
+      </w:r>
+      <w:r>
+        <w:t>уска и разбор проверок. Приложенные журналы позволяют проверить числовые значения и последовательность операций независимо от кратких подписей рисунков.</w:t>
+      </w:r>
+    </w:p>
+    <w:p>
+      <w:pPr>
+        <w:pStyle w:val="aff9"/>
+      </w:pPr>
+      <w:r>
+        <w:t>Система проверена локально. У Traefik и PostgreSQL нет резервных экземпляров; автоматическое развёртыва</w:t>
+      </w:r>
+      <w:r>
+        <w:t>ние в облаке и авторизация не реализованы. Масштабируется Order Service, а файловая H2 Delivery Service рассчитана на один экземпляр.</w:t>
+      </w:r>
+    </w:p>
+    <w:p>
+      <w:pPr>
+        <w:pStyle w:val="aff9"/>
+      </w:pPr>
+      <w:r>
+        <w:t xml:space="preserve">Исходный код и материалы практики находятся в собственном публичном репозитории, папка </w:t>
+      </w:r>
+      <w:r>
+        <w:t>practice-05-compose. DOCX приложен и в общей папке отчётов, и в архиве соответствующей работы.</w:t>
+      </w:r>
+    </w:p>
+    <w:p>
+      <w:pPr>
+        <w:pStyle w:val="aff9"/>
+        <w:ind w:firstLine="0"/>
+      </w:pPr>
+      <w:hyperlink r:id="rId16">
+        <w:r>
+          <w:t>https://github.com/MikhailBOBR/PiRKSP_2_Kashpirev</w:t>
+        </w:r>
+      </w:hyperlink>
+    </w:p>
+    <w:p>
+      <w:pPr>
+        <w:pStyle w:val="1"/>
+        <w:jc w:val="center"/>
+      </w:pPr>
+      <w:bookmarkStart w:id="22" w:name="_Toc242052056"/>
+      <w:r>
+        <w:lastRenderedPageBreak/>
+        <w:t>ИСТОЧНИКИ И МАТЕРИАЛЫ</w:t>
+      </w:r>
+      <w:bookmarkEnd w:id="22"/>
+    </w:p>
+    <w:p>
+      <w:pPr>
+        <w:pStyle w:val="aff9"/>
+      </w:pPr>
+      <w:r>
+        <w:t>1. Условия практичес</w:t>
+      </w:r>
+      <w:r>
+        <w:t>ких работ №2–8 — приложенный файл Задания.txt.</w:t>
+      </w:r>
+    </w:p>
+    <w:p>
+      <w:pPr>
+        <w:pStyle w:val="aff9"/>
+        <w:ind w:firstLine="0"/>
+      </w:pPr>
+      <w:hyperlink r:id="rId17">
+        <w:r>
+          <w:t>2. Собственный проект и фактические журналы</w:t>
+        </w:r>
+      </w:hyperlink>
+    </w:p>
+    <w:p>
+      <w:pPr>
+        <w:pStyle w:val="aff9"/>
+        <w:ind w:firstLine="0"/>
+      </w:pPr>
+      <w:hyperlink r:id="rId18">
+        <w:r>
+          <w:t>3. Traefik Docker provider</w:t>
+        </w:r>
+      </w:hyperlink>
+    </w:p>
+    <w:p>
+      <w:pPr>
+        <w:pStyle w:val="aff9"/>
+        <w:ind w:firstLine="0"/>
+      </w:pPr>
+      <w:hyperlink r:id="rId19">
+        <w:r>
+          <w:t>4. Docker Compose service definitions</w:t>
+        </w:r>
+      </w:hyperlink>
+    </w:p>
+    <w:p>
+      <w:pPr>
+        <w:pStyle w:val="aff9"/>
+      </w:pPr>
+      <w:r>
+        <w:t>Версии библиотек для повторной сборки заданы в pom.xml. Указанные справочны</w:t>
+      </w:r>
+      <w:r>
+        <w:t>е материалы поясняют API; фактические результаты работы подтверждаются журналами и рисунками собственного проекта.</w:t>
       </w:r>
     </w:p>
     <w:sectPr>
-      <w:footerReference w:type="default" r:id="rId13"/>
+      <w:footerReference w:type="default" r:id="rId20"/>
       <w:pgSz w:w="11906" w:h="16838"/>
       <w:pgMar w:top="1134" w:right="850" w:bottom="1134" w:left="1701" w:header="720" w:footer="720" w:gutter="0"/>
       <w:cols w:space="720"/>
